--- a/docs/legal/NexaTute_Website_Legal_Pages_Draft.docx
+++ b/docs/legal/NexaTute_Website_Legal_Pages_Draft.docx
@@ -416,6 +416,44 @@
           <w:rFonts w:ascii="Aptos" w:cs="Aptos" w:eastAsia="Aptos" w:hAnsi="Aptos"/>
         </w:rPr>
         <w:t xml:space="preserve">Cover Note: NexaTute Website Legal Pages</w:t>
+      </w:r>
+    </w:p>
+    <w:p>
+      <w:pPr>
+        <w:pBdr>
+          <w:left w:val="single" w:color="17365D" w:sz="24" w:space="8"/>
+        </w:pBdr>
+        <w:shd w:fill="EEF2F8" w:color="auto" w:val="clear"/>
+        <w:spacing w:after="160" w:before="120" w:line="276"/>
+        <w:ind w:left="200" w:right="120"/>
+      </w:pPr>
+      <w:r>
+        <w:rPr>
+          <w:rFonts w:ascii="Aptos" w:cs="Aptos" w:eastAsia="Aptos" w:hAnsi="Aptos"/>
+          <w:b/>
+          <w:bCs/>
+        </w:rPr>
+        <w:t xml:space="preserve">Owner decision, 30 October 2026:</w:t>
+      </w:r>
+      <w:r>
+        <w:rPr>
+          <w:rFonts w:ascii="Aptos" w:cs="Aptos" w:eastAsia="Aptos" w:hAnsi="Aptos"/>
+        </w:rPr>
+        <w:t xml:space="preserve"> the company will NOT hold customers' money as a stored balance or wallet. Use </w:t>
+      </w:r>
+      <w:r>
+        <w:rPr>
+          <w:rFonts w:ascii="Aptos" w:cs="Aptos" w:eastAsia="Aptos" w:hAnsi="Aptos"/>
+          <w:b/>
+          <w:bCs/>
+        </w:rPr>
+        <w:t xml:space="preserve">Option B</w:t>
+      </w:r>
+      <w:r>
+        <w:rPr>
+          <w:rFonts w:ascii="Aptos" w:cs="Aptos" w:eastAsia="Aptos" w:hAnsi="Aptos"/>
+        </w:rPr>
+        <w:t xml:space="preserve"> (pay per order / per plan, no stored balance) wherever two options are given; Option A is kept only for the lawyer's reference. Customer disputes: AI support first, then email to a person who decides — aligned between NexaTute and Remon Motion Studio.</w:t>
       </w:r>
     </w:p>
     <w:p>

--- a/docs/legal/NexaTute_Website_Legal_Pages_Draft.docx
+++ b/docs/legal/NexaTute_Website_Legal_Pages_Draft.docx
@@ -393,7 +393,7 @@
           <w:sz w:val="16"/>
           <w:szCs w:val="16"/>
         </w:rPr>
-        <w:t xml:space="preserve">These drafts were prepared by an AI assistant and are not legal advice. Items marked [lawyer to confirm] or [to insert] must be checked or completed before publishing. Where two options are given (for example the wallet clause), the lawyer chooses one.</w:t>
+        <w:t xml:space="preserve">These drafts were prepared by an AI assistant and are not legal advice. Items marked [lawyer to confirm] or [to insert] must be checked or completed before publishing. Revision 2 (30 October 2026) follows the owner's decisions: no stored balance or wallet, under-18 rules, AI-then-person disputes, and contact emails set from the admin panel.</w:t>
       </w:r>
     </w:p>
     <w:p>
@@ -433,27 +433,13 @@
           <w:b/>
           <w:bCs/>
         </w:rPr>
-        <w:t xml:space="preserve">Owner decision, 30 October 2026:</w:t>
-      </w:r>
-      <w:r>
-        <w:rPr>
-          <w:rFonts w:ascii="Aptos" w:cs="Aptos" w:eastAsia="Aptos" w:hAnsi="Aptos"/>
-        </w:rPr>
-        <w:t xml:space="preserve"> the company will NOT hold customers' money as a stored balance or wallet. Use </w:t>
-      </w:r>
-      <w:r>
-        <w:rPr>
-          <w:rFonts w:ascii="Aptos" w:cs="Aptos" w:eastAsia="Aptos" w:hAnsi="Aptos"/>
-          <w:b/>
-          <w:bCs/>
-        </w:rPr>
-        <w:t xml:space="preserve">Option B</w:t>
-      </w:r>
-      <w:r>
-        <w:rPr>
-          <w:rFonts w:ascii="Aptos" w:cs="Aptos" w:eastAsia="Aptos" w:hAnsi="Aptos"/>
-        </w:rPr>
-        <w:t xml:space="preserve"> (pay per order / per plan, no stored balance) wherever two options are given; Option A is kept only for the lawyer's reference. Customer disputes: AI support first, then email to a person who decides — aligned between NexaTute and Remon Motion Studio.</w:t>
+        <w:t xml:space="preserve">Revision 2, 30 October 2026:</w:t>
+      </w:r>
+      <w:r>
+        <w:rPr>
+          <w:rFonts w:ascii="Aptos" w:cs="Aptos" w:eastAsia="Aptos" w:hAnsi="Aptos"/>
+        </w:rPr>
+        <w:t xml:space="preserve"> updated to the owner's newest decisions. There is one payment rule only: no stored balance or wallet anywhere; plans, passes, add-ons and named extra-minutes plans are paid when bought, and every refund goes back to the original payment method. All contact emails in these pages are set from the admin panel: each type of request has its own address, shown on the Contact page, and the pages name it as "[set in admin: … email]".</w:t>
       </w:r>
     </w:p>
     <w:p>
@@ -477,7 +463,7 @@
         <w:rPr>
           <w:rFonts w:ascii="Aptos" w:cs="Aptos" w:eastAsia="Aptos" w:hAnsi="Aptos"/>
         </w:rPr>
-        <w:t xml:space="preserve"> Draft 1, prepared by Claude (an AI assistant) on 30 October 2026 for RemonLogic Private Limited. These are drafts for review by a Bangladeshi lawyer, and later by an international law firm for the EU, UK and US sections. They are not legal advice and are not yet published.</w:t>
+        <w:t xml:space="preserve"> Draft 1, revision 2, prepared by Claude (an AI assistant) on 30 October 2026 for RemonLogic Private Limited. These are drafts for review by a Bangladeshi lawyer, and later by an international law firm for the EU, UK and US sections. They are not legal advice and are not yet published.</w:t>
       </w:r>
     </w:p>
     <w:p>
@@ -534,7 +520,210 @@
         <w:rPr>
           <w:rFonts w:ascii="Aptos" w:cs="Aptos" w:eastAsia="Aptos" w:hAnsi="Aptos"/>
         </w:rPr>
-        <w:t xml:space="preserve">The drafts follow the product decisions recorded in the Master Blueprint (sections 3, 11, 19 and 36) and the owner's decision log up to 30 October 2026, and the legal research note of 30 October 2026. Where the research could not confirm a legal point, the draft says "[lawyer to confirm]".</w:t>
+        <w:t xml:space="preserve">The drafts follow the product decisions recorded in the Master Blueprint (sections 3, 11, 19 and 36) and the owner's decision log up to 30 October 2026, the legal research note of 30 October 2026 and the third independent review of 30 October 2026 (its legal fixes were approved by the owner). Where the research could not confirm a legal point, the draft says "[lawyer to confirm]".</w:t>
+      </w:r>
+    </w:p>
+    <w:p>
+      <w:pPr>
+        <w:pStyle w:val="Heading2"/>
+      </w:pPr>
+      <w:r>
+        <w:rPr>
+          <w:rFonts w:ascii="Aptos" w:cs="Aptos" w:eastAsia="Aptos" w:hAnsi="Aptos"/>
+        </w:rPr>
+        <w:t xml:space="preserve">What changed in revision 2</w:t>
+      </w:r>
+    </w:p>
+    <w:p>
+      <w:pPr>
+        <w:pStyle w:val="ListParagraph"/>
+        <w:numPr>
+          <w:ilvl w:val="0"/>
+          <w:numId w:val="2"/>
+        </w:numPr>
+        <w:spacing w:after="60" w:before="0"/>
+      </w:pPr>
+      <w:r>
+        <w:rPr>
+          <w:rFonts w:ascii="Aptos" w:cs="Aptos" w:eastAsia="Aptos" w:hAnsi="Aptos"/>
+        </w:rPr>
+        <w:t xml:space="preserve">Wallet removed: Terms 1.7 is now one clause, "Payment for learning time (no stored balance)", numbered 1.7.1 to 1.7.6; Refund 4.1.1, 4.2, 4.3 and 4.4.1 and Deletion 8.1.2 no longer mention a wallet.</w:t>
+      </w:r>
+    </w:p>
+    <w:p>
+      <w:pPr>
+        <w:pStyle w:val="ListParagraph"/>
+        <w:numPr>
+          <w:ilvl w:val="0"/>
+          <w:numId w:val="2"/>
+        </w:numPr>
+        <w:spacing w:after="60" w:before="0"/>
+      </w:pPr>
+      <w:r>
+        <w:rPr>
+          <w:rFonts w:ascii="Aptos" w:cs="Aptos" w:eastAsia="Aptos" w:hAnsi="Aptos"/>
+        </w:rPr>
+        <w:t xml:space="preserve">No stored value: extra minutes are named plans counted in minutes; Shikkha Salami becomes a gift voucher for a named plan, not transferable or cashable, and off until the lawyer confirms (Terms 1.7.6; Refund 4.2).</w:t>
+      </w:r>
+    </w:p>
+    <w:p>
+      <w:pPr>
+        <w:pStyle w:val="ListParagraph"/>
+        <w:numPr>
+          <w:ilvl w:val="0"/>
+          <w:numId w:val="2"/>
+        </w:numPr>
+        <w:spacing w:after="60" w:before="0"/>
+      </w:pPr>
+      <w:r>
+        <w:rPr>
+          <w:rFonts w:ascii="Aptos" w:cs="Aptos" w:eastAsia="Aptos" w:hAnsi="Aptos"/>
+        </w:rPr>
+        <w:t xml:space="preserve">Minutes, not money: outage minutes, wrong-answer minutes and the learning guarantee are added back to the course (Refund 4.4.1, 4.6.6).</w:t>
+      </w:r>
+    </w:p>
+    <w:p>
+      <w:pPr>
+        <w:pStyle w:val="ListParagraph"/>
+        <w:numPr>
+          <w:ilvl w:val="0"/>
+          <w:numId w:val="2"/>
+        </w:numPr>
+        <w:spacing w:after="60" w:before="0"/>
+      </w:pPr>
+      <w:r>
+        <w:rPr>
+          <w:rFonts w:ascii="Aptos" w:cs="Aptos" w:eastAsia="Aptos" w:hAnsi="Aptos"/>
+        </w:rPr>
+        <w:t xml:space="preserve">Disputes and cancellations: AI support first, then the Disputes email, and a person decides; same wording as Motion Studio (Terms 1.19.1; Refund 4.8.1).</w:t>
+      </w:r>
+    </w:p>
+    <w:p>
+      <w:pPr>
+        <w:pStyle w:val="ListParagraph"/>
+        <w:numPr>
+          <w:ilvl w:val="0"/>
+          <w:numId w:val="2"/>
+        </w:numPr>
+        <w:spacing w:after="60" w:before="0"/>
+      </w:pPr>
+      <w:r>
+        <w:rPr>
+          <w:rFonts w:ascii="Aptos" w:cs="Aptos" w:eastAsia="Aptos" w:hAnsi="Aptos"/>
+        </w:rPr>
+        <w:t xml:space="preserve">Changes to Terms and Privacy: 30 days' notice and active re-acceptance; continued use is never consent; safety rules are never loosened without notice (Terms 1.20; Privacy 2.13).</w:t>
+      </w:r>
+    </w:p>
+    <w:p>
+      <w:pPr>
+        <w:pStyle w:val="ListParagraph"/>
+        <w:numPr>
+          <w:ilvl w:val="0"/>
+          <w:numId w:val="2"/>
+        </w:numPr>
+        <w:spacing w:after="60" w:before="0"/>
+      </w:pPr>
+      <w:r>
+        <w:rPr>
+          <w:rFonts w:ascii="Aptos" w:cs="Aptos" w:eastAsia="Aptos" w:hAnsi="Aptos"/>
+        </w:rPr>
+        <w:t xml:space="preserve">Auto-renewal never pre-selected, with reminders before each renewal (Terms 1.6.5); international card sales limited where tax registration is missing (Terms 1.6.3).</w:t>
+      </w:r>
+    </w:p>
+    <w:p>
+      <w:pPr>
+        <w:pStyle w:val="ListParagraph"/>
+        <w:numPr>
+          <w:ilvl w:val="0"/>
+          <w:numId w:val="2"/>
+        </w:numPr>
+        <w:spacing w:after="60" w:before="0"/>
+      </w:pPr>
+      <w:r>
+        <w:rPr>
+          <w:rFonts w:ascii="Aptos" w:cs="Aptos" w:eastAsia="Aptos" w:hAnsi="Aptos"/>
+        </w:rPr>
+        <w:t xml:space="preserve">EU/UK 14-day withdrawal right added (Refund 4.7.6).</w:t>
+      </w:r>
+    </w:p>
+    <w:p>
+      <w:pPr>
+        <w:pStyle w:val="ListParagraph"/>
+        <w:numPr>
+          <w:ilvl w:val="0"/>
+          <w:numId w:val="2"/>
+        </w:numPr>
+        <w:spacing w:after="60" w:before="0"/>
+      </w:pPr>
+      <w:r>
+        <w:rPr>
+          <w:rFonts w:ascii="Aptos" w:cs="Aptos" w:eastAsia="Aptos" w:hAnsi="Aptos"/>
+        </w:rPr>
+        <w:t xml:space="preserve">Marketplace: one marketplace for three products, no cloned voices or twins, under-18s see only NexaTute learning items with guardian approval (Terms 1.5.10, 1.4.3; Privacy 2.4.2; Children 3.4.1; Refund 4.2).</w:t>
+      </w:r>
+    </w:p>
+    <w:p>
+      <w:pPr>
+        <w:pStyle w:val="ListParagraph"/>
+        <w:numPr>
+          <w:ilvl w:val="0"/>
+          <w:numId w:val="2"/>
+        </w:numPr>
+        <w:spacing w:after="60" w:before="0"/>
+      </w:pPr>
+      <w:r>
+        <w:rPr>
+          <w:rFonts w:ascii="Aptos" w:cs="Aptos" w:eastAsia="Aptos" w:hAnsi="Aptos"/>
+        </w:rPr>
+        <w:t xml:space="preserve">Under-18s: interest suggestions, cross-product offers and discounts only for users 18 and over (Privacy 2.4.2).</w:t>
+      </w:r>
+    </w:p>
+    <w:p>
+      <w:pPr>
+        <w:pStyle w:val="ListParagraph"/>
+        <w:numPr>
+          <w:ilvl w:val="0"/>
+          <w:numId w:val="2"/>
+        </w:numPr>
+        <w:spacing w:after="60" w:before="0"/>
+      </w:pPr>
+      <w:r>
+        <w:rPr>
+          <w:rFonts w:ascii="Aptos" w:cs="Aptos" w:eastAsia="Aptos" w:hAnsi="Aptos"/>
+        </w:rPr>
+        <w:t xml:space="preserve">Legal and police requests: AI opinion, a person decides (Privacy 2.5.6); brand-impersonation warning (Terms 1.3.6); entity clause updated (Terms 1.1.5).</w:t>
+      </w:r>
+    </w:p>
+    <w:p>
+      <w:pPr>
+        <w:pStyle w:val="ListParagraph"/>
+        <w:numPr>
+          <w:ilvl w:val="0"/>
+          <w:numId w:val="2"/>
+        </w:numPr>
+        <w:spacing w:after="60" w:before="0"/>
+      </w:pPr>
+      <w:r>
+        <w:rPr>
+          <w:rFonts w:ascii="Aptos" w:cs="Aptos" w:eastAsia="Aptos" w:hAnsi="Aptos"/>
+        </w:rPr>
+        <w:t xml:space="preserve">Contacts: every email (support, disputes, refunds, copyright, privacy, child safety, security, legal requests) is an admin-set placeholder; security@nexatute.com and dpo@nexatute.com are no longer written in the pages.</w:t>
+      </w:r>
+    </w:p>
+    <w:p>
+      <w:pPr>
+        <w:pStyle w:val="ListParagraph"/>
+        <w:numPr>
+          <w:ilvl w:val="0"/>
+          <w:numId w:val="2"/>
+        </w:numPr>
+        <w:spacing w:after="60" w:before="0"/>
+      </w:pPr>
+      <w:r>
+        <w:rPr>
+          <w:rFonts w:ascii="Aptos" w:cs="Aptos" w:eastAsia="Aptos" w:hAnsi="Aptos"/>
+        </w:rPr>
+        <w:t xml:space="preserve">Retention: support tickets 2 years; child-safety and serious safety cases 3 years (Privacy 2.7; Deletion 8.6).</w:t>
       </w:r>
     </w:p>
     <w:p>
@@ -562,10 +751,10 @@
         <w:tblLayout w:type="fixed"/>
       </w:tblPr>
       <w:tblGrid>
-        <w:gridCol w:w="838"/>
-        <w:gridCol w:w="3901"/>
-        <w:gridCol w:w="2822"/>
-        <w:gridCol w:w="1745"/>
+        <w:gridCol w:w="852"/>
+        <w:gridCol w:w="3811"/>
+        <w:gridCol w:w="2869"/>
+        <w:gridCol w:w="1774"/>
       </w:tblGrid>
       <w:tr>
         <w:trPr>
@@ -574,7 +763,7 @@
         </w:trPr>
         <w:tc>
           <w:tcPr>
-            <w:tcW w:type="dxa" w:w="838"/>
+            <w:tcW w:type="dxa" w:w="852"/>
             <w:tcBorders>
               <w:top w:val="single" w:color="C9D3E3" w:sz="4"/>
               <w:left w:val="single" w:color="C9D3E3" w:sz="4"/>
@@ -609,7 +798,7 @@
         </w:tc>
         <w:tc>
           <w:tcPr>
-            <w:tcW w:type="dxa" w:w="3901"/>
+            <w:tcW w:type="dxa" w:w="3811"/>
             <w:tcBorders>
               <w:top w:val="single" w:color="C9D3E3" w:sz="4"/>
               <w:left w:val="single" w:color="C9D3E3" w:sz="4"/>
@@ -644,7 +833,7 @@
         </w:tc>
         <w:tc>
           <w:tcPr>
-            <w:tcW w:type="dxa" w:w="2822"/>
+            <w:tcW w:type="dxa" w:w="2869"/>
             <w:tcBorders>
               <w:top w:val="single" w:color="C9D3E3" w:sz="4"/>
               <w:left w:val="single" w:color="C9D3E3" w:sz="4"/>
@@ -679,7 +868,7 @@
         </w:tc>
         <w:tc>
           <w:tcPr>
-            <w:tcW w:type="dxa" w:w="1745"/>
+            <w:tcW w:type="dxa" w:w="1774"/>
             <w:tcBorders>
               <w:top w:val="single" w:color="C9D3E3" w:sz="4"/>
               <w:left w:val="single" w:color="C9D3E3" w:sz="4"/>
@@ -719,7 +908,7 @@
         </w:trPr>
         <w:tc>
           <w:tcPr>
-            <w:tcW w:type="dxa" w:w="838"/>
+            <w:tcW w:type="dxa" w:w="852"/>
             <w:tcBorders>
               <w:top w:val="single" w:color="C9D3E3" w:sz="4"/>
               <w:left w:val="single" w:color="C9D3E3" w:sz="4"/>
@@ -753,41 +942,41 @@
         </w:tc>
         <w:tc>
           <w:tcPr>
-            <w:tcW w:type="dxa" w:w="3901"/>
-            <w:tcBorders>
-              <w:top w:val="single" w:color="C9D3E3" w:sz="4"/>
-              <w:left w:val="single" w:color="C9D3E3" w:sz="4"/>
-              <w:bottom w:val="single" w:color="C9D3E3" w:sz="4"/>
-              <w:right w:val="single" w:color="C9D3E3" w:sz="4"/>
-            </w:tcBorders>
-            <w:tcMar>
-              <w:top w:type="dxa" w:w="50"/>
-              <w:left w:type="dxa" w:w="90"/>
-              <w:bottom w:type="dxa" w:w="50"/>
-              <w:right w:type="dxa" w:w="90"/>
-            </w:tcMar>
-            <w:vAlign w:val="center"/>
-          </w:tcPr>
-          <w:p>
-            <w:pPr>
-              <w:spacing w:after="0" w:before="0" w:line="252"/>
-            </w:pPr>
-            <w:r>
-              <w:rPr>
-                <w:rFonts w:ascii="Aptos" w:cs="Aptos" w:eastAsia="Aptos" w:hAnsi="Aptos"/>
-                <w:b w:val="false"/>
-                <w:bCs w:val="false"/>
-                <w:color w:val="111111"/>
-                <w:sz w:val="17"/>
-                <w:szCs w:val="17"/>
-              </w:rPr>
-              <w:t xml:space="preserve">Terms of Use (with the wallet/plan payment clause in two options)</w:t>
-            </w:r>
-          </w:p>
-        </w:tc>
-        <w:tc>
-          <w:tcPr>
-            <w:tcW w:type="dxa" w:w="2822"/>
+            <w:tcW w:type="dxa" w:w="3811"/>
+            <w:tcBorders>
+              <w:top w:val="single" w:color="C9D3E3" w:sz="4"/>
+              <w:left w:val="single" w:color="C9D3E3" w:sz="4"/>
+              <w:bottom w:val="single" w:color="C9D3E3" w:sz="4"/>
+              <w:right w:val="single" w:color="C9D3E3" w:sz="4"/>
+            </w:tcBorders>
+            <w:tcMar>
+              <w:top w:type="dxa" w:w="50"/>
+              <w:left w:type="dxa" w:w="90"/>
+              <w:bottom w:type="dxa" w:w="50"/>
+              <w:right w:type="dxa" w:w="90"/>
+            </w:tcMar>
+            <w:vAlign w:val="center"/>
+          </w:tcPr>
+          <w:p>
+            <w:pPr>
+              <w:spacing w:after="0" w:before="0" w:line="252"/>
+            </w:pPr>
+            <w:r>
+              <w:rPr>
+                <w:rFonts w:ascii="Aptos" w:cs="Aptos" w:eastAsia="Aptos" w:hAnsi="Aptos"/>
+                <w:b w:val="false"/>
+                <w:bCs w:val="false"/>
+                <w:color w:val="111111"/>
+                <w:sz w:val="17"/>
+                <w:szCs w:val="17"/>
+              </w:rPr>
+              <w:t xml:space="preserve">Terms of Use (payment per plan, no stored balance)</w:t>
+            </w:r>
+          </w:p>
+        </w:tc>
+        <w:tc>
+          <w:tcPr>
+            <w:tcW w:type="dxa" w:w="2869"/>
             <w:tcBorders>
               <w:top w:val="single" w:color="C9D3E3" w:sz="4"/>
               <w:left w:val="single" w:color="C9D3E3" w:sz="4"/>
@@ -821,7 +1010,7 @@
         </w:tc>
         <w:tc>
           <w:tcPr>
-            <w:tcW w:type="dxa" w:w="1745"/>
+            <w:tcW w:type="dxa" w:w="1774"/>
             <w:tcBorders>
               <w:top w:val="single" w:color="C9D3E3" w:sz="4"/>
               <w:left w:val="single" w:color="C9D3E3" w:sz="4"/>
@@ -860,7 +1049,7 @@
         </w:trPr>
         <w:tc>
           <w:tcPr>
-            <w:tcW w:type="dxa" w:w="838"/>
+            <w:tcW w:type="dxa" w:w="852"/>
             <w:tcBorders>
               <w:top w:val="single" w:color="C9D3E3" w:sz="4"/>
               <w:left w:val="single" w:color="C9D3E3" w:sz="4"/>
@@ -895,7 +1084,7 @@
         </w:tc>
         <w:tc>
           <w:tcPr>
-            <w:tcW w:type="dxa" w:w="3901"/>
+            <w:tcW w:type="dxa" w:w="3811"/>
             <w:tcBorders>
               <w:top w:val="single" w:color="C9D3E3" w:sz="4"/>
               <w:left w:val="single" w:color="C9D3E3" w:sz="4"/>
@@ -930,7 +1119,7 @@
         </w:tc>
         <w:tc>
           <w:tcPr>
-            <w:tcW w:type="dxa" w:w="2822"/>
+            <w:tcW w:type="dxa" w:w="2869"/>
             <w:tcBorders>
               <w:top w:val="single" w:color="C9D3E3" w:sz="4"/>
               <w:left w:val="single" w:color="C9D3E3" w:sz="4"/>
@@ -965,7 +1154,7 @@
         </w:tc>
         <w:tc>
           <w:tcPr>
-            <w:tcW w:type="dxa" w:w="1745"/>
+            <w:tcW w:type="dxa" w:w="1774"/>
             <w:tcBorders>
               <w:top w:val="single" w:color="C9D3E3" w:sz="4"/>
               <w:left w:val="single" w:color="C9D3E3" w:sz="4"/>
@@ -1005,7 +1194,7 @@
         </w:trPr>
         <w:tc>
           <w:tcPr>
-            <w:tcW w:type="dxa" w:w="838"/>
+            <w:tcW w:type="dxa" w:w="852"/>
             <w:tcBorders>
               <w:top w:val="single" w:color="C9D3E3" w:sz="4"/>
               <w:left w:val="single" w:color="C9D3E3" w:sz="4"/>
@@ -1039,7 +1228,7 @@
         </w:tc>
         <w:tc>
           <w:tcPr>
-            <w:tcW w:type="dxa" w:w="3901"/>
+            <w:tcW w:type="dxa" w:w="3811"/>
             <w:tcBorders>
               <w:top w:val="single" w:color="C9D3E3" w:sz="4"/>
               <w:left w:val="single" w:color="C9D3E3" w:sz="4"/>
@@ -1073,7 +1262,7 @@
         </w:tc>
         <w:tc>
           <w:tcPr>
-            <w:tcW w:type="dxa" w:w="2822"/>
+            <w:tcW w:type="dxa" w:w="2869"/>
             <w:tcBorders>
               <w:top w:val="single" w:color="C9D3E3" w:sz="4"/>
               <w:left w:val="single" w:color="C9D3E3" w:sz="4"/>
@@ -1107,7 +1296,7 @@
         </w:tc>
         <w:tc>
           <w:tcPr>
-            <w:tcW w:type="dxa" w:w="1745"/>
+            <w:tcW w:type="dxa" w:w="1774"/>
             <w:tcBorders>
               <w:top w:val="single" w:color="C9D3E3" w:sz="4"/>
               <w:left w:val="single" w:color="C9D3E3" w:sz="4"/>
@@ -1146,7 +1335,7 @@
         </w:trPr>
         <w:tc>
           <w:tcPr>
-            <w:tcW w:type="dxa" w:w="838"/>
+            <w:tcW w:type="dxa" w:w="852"/>
             <w:tcBorders>
               <w:top w:val="single" w:color="C9D3E3" w:sz="4"/>
               <w:left w:val="single" w:color="C9D3E3" w:sz="4"/>
@@ -1181,7 +1370,7 @@
         </w:tc>
         <w:tc>
           <w:tcPr>
-            <w:tcW w:type="dxa" w:w="3901"/>
+            <w:tcW w:type="dxa" w:w="3811"/>
             <w:tcBorders>
               <w:top w:val="single" w:color="C9D3E3" w:sz="4"/>
               <w:left w:val="single" w:color="C9D3E3" w:sz="4"/>
@@ -1216,7 +1405,7 @@
         </w:tc>
         <w:tc>
           <w:tcPr>
-            <w:tcW w:type="dxa" w:w="2822"/>
+            <w:tcW w:type="dxa" w:w="2869"/>
             <w:tcBorders>
               <w:top w:val="single" w:color="C9D3E3" w:sz="4"/>
               <w:left w:val="single" w:color="C9D3E3" w:sz="4"/>
@@ -1251,7 +1440,7 @@
         </w:tc>
         <w:tc>
           <w:tcPr>
-            <w:tcW w:type="dxa" w:w="1745"/>
+            <w:tcW w:type="dxa" w:w="1774"/>
             <w:tcBorders>
               <w:top w:val="single" w:color="C9D3E3" w:sz="4"/>
               <w:left w:val="single" w:color="C9D3E3" w:sz="4"/>
@@ -1291,7 +1480,7 @@
         </w:trPr>
         <w:tc>
           <w:tcPr>
-            <w:tcW w:type="dxa" w:w="838"/>
+            <w:tcW w:type="dxa" w:w="852"/>
             <w:tcBorders>
               <w:top w:val="single" w:color="C9D3E3" w:sz="4"/>
               <w:left w:val="single" w:color="C9D3E3" w:sz="4"/>
@@ -1325,7 +1514,7 @@
         </w:tc>
         <w:tc>
           <w:tcPr>
-            <w:tcW w:type="dxa" w:w="3901"/>
+            <w:tcW w:type="dxa" w:w="3811"/>
             <w:tcBorders>
               <w:top w:val="single" w:color="C9D3E3" w:sz="4"/>
               <w:left w:val="single" w:color="C9D3E3" w:sz="4"/>
@@ -1359,7 +1548,7 @@
         </w:tc>
         <w:tc>
           <w:tcPr>
-            <w:tcW w:type="dxa" w:w="2822"/>
+            <w:tcW w:type="dxa" w:w="2869"/>
             <w:tcBorders>
               <w:top w:val="single" w:color="C9D3E3" w:sz="4"/>
               <w:left w:val="single" w:color="C9D3E3" w:sz="4"/>
@@ -1393,7 +1582,7 @@
         </w:tc>
         <w:tc>
           <w:tcPr>
-            <w:tcW w:type="dxa" w:w="1745"/>
+            <w:tcW w:type="dxa" w:w="1774"/>
             <w:tcBorders>
               <w:top w:val="single" w:color="C9D3E3" w:sz="4"/>
               <w:left w:val="single" w:color="C9D3E3" w:sz="4"/>
@@ -1432,7 +1621,7 @@
         </w:trPr>
         <w:tc>
           <w:tcPr>
-            <w:tcW w:type="dxa" w:w="838"/>
+            <w:tcW w:type="dxa" w:w="852"/>
             <w:tcBorders>
               <w:top w:val="single" w:color="C9D3E3" w:sz="4"/>
               <w:left w:val="single" w:color="C9D3E3" w:sz="4"/>
@@ -1467,7 +1656,7 @@
         </w:tc>
         <w:tc>
           <w:tcPr>
-            <w:tcW w:type="dxa" w:w="3901"/>
+            <w:tcW w:type="dxa" w:w="3811"/>
             <w:tcBorders>
               <w:top w:val="single" w:color="C9D3E3" w:sz="4"/>
               <w:left w:val="single" w:color="C9D3E3" w:sz="4"/>
@@ -1502,7 +1691,7 @@
         </w:tc>
         <w:tc>
           <w:tcPr>
-            <w:tcW w:type="dxa" w:w="2822"/>
+            <w:tcW w:type="dxa" w:w="2869"/>
             <w:tcBorders>
               <w:top w:val="single" w:color="C9D3E3" w:sz="4"/>
               <w:left w:val="single" w:color="C9D3E3" w:sz="4"/>
@@ -1537,7 +1726,7 @@
         </w:tc>
         <w:tc>
           <w:tcPr>
-            <w:tcW w:type="dxa" w:w="1745"/>
+            <w:tcW w:type="dxa" w:w="1774"/>
             <w:tcBorders>
               <w:top w:val="single" w:color="C9D3E3" w:sz="4"/>
               <w:left w:val="single" w:color="C9D3E3" w:sz="4"/>
@@ -1577,7 +1766,7 @@
         </w:trPr>
         <w:tc>
           <w:tcPr>
-            <w:tcW w:type="dxa" w:w="838"/>
+            <w:tcW w:type="dxa" w:w="852"/>
             <w:tcBorders>
               <w:top w:val="single" w:color="C9D3E3" w:sz="4"/>
               <w:left w:val="single" w:color="C9D3E3" w:sz="4"/>
@@ -1611,7 +1800,7 @@
         </w:tc>
         <w:tc>
           <w:tcPr>
-            <w:tcW w:type="dxa" w:w="3901"/>
+            <w:tcW w:type="dxa" w:w="3811"/>
             <w:tcBorders>
               <w:top w:val="single" w:color="C9D3E3" w:sz="4"/>
               <w:left w:val="single" w:color="C9D3E3" w:sz="4"/>
@@ -1645,7 +1834,7 @@
         </w:tc>
         <w:tc>
           <w:tcPr>
-            <w:tcW w:type="dxa" w:w="2822"/>
+            <w:tcW w:type="dxa" w:w="2869"/>
             <w:tcBorders>
               <w:top w:val="single" w:color="C9D3E3" w:sz="4"/>
               <w:left w:val="single" w:color="C9D3E3" w:sz="4"/>
@@ -1679,7 +1868,7 @@
         </w:tc>
         <w:tc>
           <w:tcPr>
-            <w:tcW w:type="dxa" w:w="1745"/>
+            <w:tcW w:type="dxa" w:w="1774"/>
             <w:tcBorders>
               <w:top w:val="single" w:color="C9D3E3" w:sz="4"/>
               <w:left w:val="single" w:color="C9D3E3" w:sz="4"/>
@@ -1718,7 +1907,7 @@
         </w:trPr>
         <w:tc>
           <w:tcPr>
-            <w:tcW w:type="dxa" w:w="838"/>
+            <w:tcW w:type="dxa" w:w="852"/>
             <w:tcBorders>
               <w:top w:val="single" w:color="C9D3E3" w:sz="4"/>
               <w:left w:val="single" w:color="C9D3E3" w:sz="4"/>
@@ -1753,7 +1942,7 @@
         </w:tc>
         <w:tc>
           <w:tcPr>
-            <w:tcW w:type="dxa" w:w="3901"/>
+            <w:tcW w:type="dxa" w:w="3811"/>
             <w:tcBorders>
               <w:top w:val="single" w:color="C9D3E3" w:sz="4"/>
               <w:left w:val="single" w:color="C9D3E3" w:sz="4"/>
@@ -1788,7 +1977,7 @@
         </w:tc>
         <w:tc>
           <w:tcPr>
-            <w:tcW w:type="dxa" w:w="2822"/>
+            <w:tcW w:type="dxa" w:w="2869"/>
             <w:tcBorders>
               <w:top w:val="single" w:color="C9D3E3" w:sz="4"/>
               <w:left w:val="single" w:color="C9D3E3" w:sz="4"/>
@@ -1823,7 +2012,7 @@
         </w:tc>
         <w:tc>
           <w:tcPr>
-            <w:tcW w:type="dxa" w:w="1745"/>
+            <w:tcW w:type="dxa" w:w="1774"/>
             <w:tcBorders>
               <w:top w:val="single" w:color="C9D3E3" w:sz="4"/>
               <w:left w:val="single" w:color="C9D3E3" w:sz="4"/>
@@ -1983,6 +2172,30 @@
     </w:p>
     <w:p>
       <w:pPr>
+        <w:pStyle w:val="ListParagraph"/>
+        <w:numPr>
+          <w:ilvl w:val="0"/>
+          <w:numId w:val="2"/>
+        </w:numPr>
+        <w:spacing w:after="60" w:before="0"/>
+      </w:pPr>
+      <w:r>
+        <w:rPr>
+          <w:rFonts w:ascii="Aptos" w:cs="Aptos" w:eastAsia="Aptos" w:hAnsi="Aptos"/>
+          <w:b/>
+          <w:bCs/>
+        </w:rPr>
+        <w:t xml:space="preserve">[set in admin: …]</w:t>
+      </w:r>
+      <w:r>
+        <w:rPr>
+          <w:rFonts w:ascii="Aptos" w:cs="Aptos" w:eastAsia="Aptos" w:hAnsi="Aptos"/>
+        </w:rPr>
+        <w:t xml:space="preserve"> — a value, such as a contact email, filled from the admin panel.</w:t>
+      </w:r>
+    </w:p>
+    <w:p>
+      <w:pPr>
         <w:pStyle w:val="Heading2"/>
       </w:pPr>
       <w:r>
@@ -2021,7 +2234,7 @@
         <w:rPr>
           <w:rFonts w:ascii="Aptos" w:cs="Aptos" w:eastAsia="Aptos" w:hAnsi="Aptos"/>
         </w:rPr>
-        <w:t xml:space="preserve">Support email and phone (to be decided Saturday 31 October 2026); Data Protection Officer name and email; grievance or compliance officer (DCOG).</w:t>
+        <w:t xml:space="preserve">Support phone (shown only while staffed) and the Data Protection Officer's name. All contact emails are set from the admin panel, one per purpose (Support, Billing &amp; refunds, Disputes, Copyright &amp; takedown, Privacy &amp; data requests, Child-safety reports, Legal &amp; law-enforcement requests, Security reports), so none is written into the pages.</w:t>
       </w:r>
     </w:p>
     <w:p>
@@ -2053,7 +2266,7 @@
         <w:rPr>
           <w:rFonts w:ascii="Aptos" w:cs="Aptos" w:eastAsia="Aptos" w:hAnsi="Aptos"/>
         </w:rPr>
-        <w:t xml:space="preserve">Whether the USA LLC ("RemonLogic LLC", Delaware) will be formed and will sell through Paddle, or whether RemonLogic Private Limited sells through Paddle directly.</w:t>
+        <w:t xml:space="preserve">Decided 30 October 2026: a USA company will be formed through doola.com, but only after the lawyer's foreign-exchange opinion and any approval; until then RemonLogic Private Limited contracts with every user and applies to Paddle itself (Terms 1.1.5).</w:t>
       </w:r>
     </w:p>
     <w:p>
@@ -2117,7 +2330,7 @@
         <w:rPr>
           <w:rFonts w:ascii="Aptos" w:cs="Aptos" w:eastAsia="Aptos" w:hAnsi="Aptos"/>
         </w:rPr>
-        <w:t xml:space="preserve">Final Free Beta dates. The blueprint (11.11 and 3.33) says 20 November–9 December 2026; an earlier note says 12–31 December 2026; the owner also approved a 2-week closed pilot first and said dates may move.</w:t>
+        <w:t xml:space="preserve">Final Free Beta dates (Terms 1.15.1 now says "[dates to insert]"). The blueprint (11.11 and 3.33) says 20 November–9 December 2026; an earlier note says 12–31 December 2026; the owner also approved a 2-week closed pilot first and said dates may move.</w:t>
       </w:r>
     </w:p>
     <w:p>
@@ -2178,13 +2391,13 @@
           <w:b/>
           <w:bCs/>
         </w:rPr>
-        <w:t xml:space="preserve">Prepaid wallet.</w:t>
-      </w:r>
-      <w:r>
-        <w:rPr>
-          <w:rFonts w:ascii="Aptos" w:cs="Aptos" w:eastAsia="Aptos" w:hAnsi="Aptos"/>
-        </w:rPr>
-        <w:t xml:space="preserve"> The Bangladesh Bank "Guidelines for issuing Prepaid Instrument (PI) by non-payment system entities, 2024" appear to cover a closed wallet, vouchers and gift cards usable only for the issuer's own services. Approval needs 5 years of business and Tk 20 crore paid-up capital, which a new company cannot meet. Clause 1.7 of the Terms is therefore drafted in two versions: Option A (prepaid learning wallet) and Option B (plans and packs bought per period, no stored money balance). The lawyer chooses one. The same question applies to Shikkha Salami gift cards, wallet credits given for outages and the learning guarantee, referral and bonus minutes, and the Sponsor-a-Learner wallet.</w:t>
+        <w:t xml:space="preserve">No stored balance (decided 30 October 2026).</w:t>
+      </w:r>
+      <w:r>
+        <w:rPr>
+          <w:rFonts w:ascii="Aptos" w:cs="Aptos" w:eastAsia="Aptos" w:hAnsi="Aptos"/>
+        </w:rPr>
+        <w:t xml:space="preserve"> The Bangladesh Bank "Guidelines for issuing Prepaid Instrument (PI) by non-payment system entities, 2024" appear to cover a closed wallet, vouchers and gift cards usable only for the issuer's own services, with approval conditions a new company cannot meet. The owner therefore removed the wallet: Terms 1.7 sells only plans, passes and named extra-minutes plans, refunds go to the original payment method, and outage, guarantee, referral and reward minutes are added to the course, never as money. Please confirm that named extra-minutes plans and Shikkha Salami gift vouchers for a named plan (held off until you confirm) fall outside the Guidelines. Note: the earlier plan to sell Shikkha Salami through bKash agents and shops with a retailer commission needs your view before it is revived.</w:t>
       </w:r>
     </w:p>
     <w:p>
@@ -2394,13 +2607,13 @@
           <w:b/>
           <w:bCs/>
         </w:rPr>
-        <w:t xml:space="preserve">Wrong-answer credit rule.</w:t>
-      </w:r>
-      <w:r>
-        <w:rPr>
-          <w:rFonts w:ascii="Aptos" w:cs="Aptos" w:eastAsia="Aptos" w:hAnsi="Aptos"/>
-        </w:rPr>
-        <w:t xml:space="preserve"> Clause 1.9.4 of the Terms adds a proposed credit for 1:1 minutes lost to a confirmed wrong AI answer. This is a new business rule (default, editable) for the owner to approve.</w:t>
+        <w:t xml:space="preserve">Wrong-answer minutes rule.</w:t>
+      </w:r>
+      <w:r>
+        <w:rPr>
+          <w:rFonts w:ascii="Aptos" w:cs="Aptos" w:eastAsia="Aptos" w:hAnsi="Aptos"/>
+        </w:rPr>
+        <w:t xml:space="preserve"> Clause 1.9.4 of the Terms adds back 1:1 minutes lost to a confirmed wrong AI answer. This is a new business rule (default, editable) for the owner to approve.</w:t>
       </w:r>
     </w:p>
     <w:p>
@@ -2424,7 +2637,7 @@
         <w:rPr>
           <w:rFonts w:ascii="Aptos" w:cs="Aptos" w:eastAsia="Aptos" w:hAnsi="Aptos"/>
         </w:rPr>
-        <w:t xml:space="preserve"> 11.6 gives 100% of the unused portion within 30 days and nothing after 30 days. Check against the Consumers' Right Protection Act 2009 and the DCOG, and confirm the refund channel and processing time (the draft says 10 working days).</w:t>
+        <w:t xml:space="preserve"> 11.6 gives 100% of the unused portion within 30 days and nothing after 30 days. Check against the Consumers' Right Protection Act 2009 and the DCOG, and confirm the refund channel and processing time (the draft says 10 working days). Also confirm the EU/UK 14-day withdrawal wording and model form (Refund 4.7.6).</w:t>
       </w:r>
     </w:p>
     <w:p>
@@ -2597,6 +2810,102 @@
     </w:p>
     <w:p>
       <w:pPr>
+        <w:pStyle w:val="ListParagraph"/>
+        <w:numPr>
+          <w:ilvl w:val="0"/>
+          <w:numId w:val="4"/>
+        </w:numPr>
+        <w:spacing w:after="60" w:before="0"/>
+      </w:pPr>
+      <w:r>
+        <w:rPr>
+          <w:rFonts w:ascii="Aptos" w:cs="Aptos" w:eastAsia="Aptos" w:hAnsi="Aptos"/>
+          <w:b/>
+          <w:bCs/>
+        </w:rPr>
+        <w:t xml:space="preserve">Marketplace.</w:t>
+      </w:r>
+      <w:r>
+        <w:rPr>
+          <w:rFonts w:ascii="Aptos" w:cs="Aptos" w:eastAsia="Aptos" w:hAnsi="Aptos"/>
+        </w:rPr>
+        <w:t xml:space="preserve"> One RemonLogic marketplace for three products (Terms 1.5.10): confirm whether the company acts as operator or agent for other sellers, and the settlement route through licensed providers.</w:t>
+      </w:r>
+    </w:p>
+    <w:p>
+      <w:pPr>
+        <w:pStyle w:val="ListParagraph"/>
+        <w:numPr>
+          <w:ilvl w:val="0"/>
+          <w:numId w:val="4"/>
+        </w:numPr>
+        <w:spacing w:after="60" w:before="0"/>
+      </w:pPr>
+      <w:r>
+        <w:rPr>
+          <w:rFonts w:ascii="Aptos" w:cs="Aptos" w:eastAsia="Aptos" w:hAnsi="Aptos"/>
+          <w:b/>
+          <w:bCs/>
+        </w:rPr>
+        <w:t xml:space="preserve">Legal and police requests.</w:t>
+      </w:r>
+      <w:r>
+        <w:rPr>
+          <w:rFonts w:ascii="Aptos" w:cs="Aptos" w:eastAsia="Aptos" w:hAnsi="Aptos"/>
+        </w:rPr>
+        <w:t xml:space="preserve"> An AI checks each request and gives an opinion; a named person decides (Privacy 2.5.6). Confirm the wording.</w:t>
+      </w:r>
+    </w:p>
+    <w:p>
+      <w:pPr>
+        <w:pStyle w:val="ListParagraph"/>
+        <w:numPr>
+          <w:ilvl w:val="0"/>
+          <w:numId w:val="4"/>
+        </w:numPr>
+        <w:spacing w:after="60" w:before="0"/>
+      </w:pPr>
+      <w:r>
+        <w:rPr>
+          <w:rFonts w:ascii="Aptos" w:cs="Aptos" w:eastAsia="Aptos" w:hAnsi="Aptos"/>
+          <w:b/>
+          <w:bCs/>
+        </w:rPr>
+        <w:t xml:space="preserve">Retention.</w:t>
+      </w:r>
+      <w:r>
+        <w:rPr>
+          <w:rFonts w:ascii="Aptos" w:cs="Aptos" w:eastAsia="Aptos" w:hAnsi="Aptos"/>
+        </w:rPr>
+        <w:t xml:space="preserve"> Child-safety and serious safety cases are now kept 3 years after closing (6 months for other cases) and support tickets 2 years (Privacy 2.7, Deletion 8.6). Confirm.</w:t>
+      </w:r>
+    </w:p>
+    <w:p>
+      <w:pPr>
+        <w:pStyle w:val="ListParagraph"/>
+        <w:numPr>
+          <w:ilvl w:val="0"/>
+          <w:numId w:val="4"/>
+        </w:numPr>
+        <w:spacing w:after="60" w:before="0"/>
+      </w:pPr>
+      <w:r>
+        <w:rPr>
+          <w:rFonts w:ascii="Aptos" w:cs="Aptos" w:eastAsia="Aptos" w:hAnsi="Aptos"/>
+          <w:b/>
+          <w:bCs/>
+        </w:rPr>
+        <w:t xml:space="preserve">Discount caps.</w:t>
+      </w:r>
+      <w:r>
+        <w:rPr>
+          <w:rFonts w:ascii="Aptos" w:cs="Aptos" w:eastAsia="Aptos" w:hAnsi="Aptos"/>
+        </w:rPr>
+        <w:t xml:space="preserve"> Motion Studio caps total discounts at 45% of per-minute rates and 30% of package fees. Owner to confirm whether the same caps apply to NexaTute, where the institution discount is 40% (Terms 1.6.9 unchanged).</w:t>
+      </w:r>
+    </w:p>
+    <w:p>
+      <w:pPr>
         <w:pStyle w:val="Heading2"/>
       </w:pPr>
       <w:r>
@@ -2701,7 +3010,7 @@
           <w:sz w:val="19"/>
           <w:szCs w:val="19"/>
         </w:rPr>
-        <w:t xml:space="preserve">8</w:t>
+        <w:t xml:space="preserve">9</w:t>
       </w:r>
     </w:p>
     <w:p>
@@ -2739,7 +3048,7 @@
           <w:sz w:val="17"/>
           <w:szCs w:val="17"/>
         </w:rPr>
-        <w:t xml:space="preserve">8</w:t>
+        <w:t xml:space="preserve">9</w:t>
       </w:r>
     </w:p>
     <w:p>
@@ -2777,7 +3086,7 @@
           <w:sz w:val="17"/>
           <w:szCs w:val="17"/>
         </w:rPr>
-        <w:t xml:space="preserve">8</w:t>
+        <w:t xml:space="preserve">9</w:t>
       </w:r>
     </w:p>
     <w:p>
@@ -2815,7 +3124,7 @@
           <w:sz w:val="17"/>
           <w:szCs w:val="17"/>
         </w:rPr>
-        <w:t xml:space="preserve">9</w:t>
+        <w:t xml:space="preserve">10</w:t>
       </w:r>
     </w:p>
     <w:p>
@@ -2853,7 +3162,7 @@
           <w:sz w:val="17"/>
           <w:szCs w:val="17"/>
         </w:rPr>
-        <w:t xml:space="preserve">9</w:t>
+        <w:t xml:space="preserve">10</w:t>
       </w:r>
     </w:p>
     <w:p>
@@ -2891,7 +3200,7 @@
           <w:sz w:val="17"/>
           <w:szCs w:val="17"/>
         </w:rPr>
-        <w:t xml:space="preserve">10</w:t>
+        <w:t xml:space="preserve">11</w:t>
       </w:r>
     </w:p>
     <w:p>
@@ -2929,7 +3238,7 @@
           <w:sz w:val="17"/>
           <w:szCs w:val="17"/>
         </w:rPr>
-        <w:t xml:space="preserve">11</w:t>
+        <w:t xml:space="preserve">12</w:t>
       </w:r>
     </w:p>
     <w:p>
@@ -2949,7 +3258,7 @@
           <w:sz w:val="17"/>
           <w:szCs w:val="17"/>
         </w:rPr>
-        <w:t xml:space="preserve">1.7 Payment for learning time — two versions for the lawyer</w:t>
+        <w:t xml:space="preserve">1.7 Payment for learning time (no stored balance)</w:t>
       </w:r>
       <w:r>
         <w:rPr>
@@ -2967,7 +3276,7 @@
           <w:sz w:val="17"/>
           <w:szCs w:val="17"/>
         </w:rPr>
-        <w:t xml:space="preserve">12</w:t>
+        <w:t xml:space="preserve">13</w:t>
       </w:r>
     </w:p>
     <w:p>
@@ -3005,7 +3314,7 @@
           <w:sz w:val="17"/>
           <w:szCs w:val="17"/>
         </w:rPr>
-        <w:t xml:space="preserve">13</w:t>
+        <w:t xml:space="preserve">14</w:t>
       </w:r>
     </w:p>
     <w:p>
@@ -3043,7 +3352,7 @@
           <w:sz w:val="17"/>
           <w:szCs w:val="17"/>
         </w:rPr>
-        <w:t xml:space="preserve">13</w:t>
+        <w:t xml:space="preserve">14</w:t>
       </w:r>
     </w:p>
     <w:p>
@@ -3081,7 +3390,7 @@
           <w:sz w:val="17"/>
           <w:szCs w:val="17"/>
         </w:rPr>
-        <w:t xml:space="preserve">14</w:t>
+        <w:t xml:space="preserve">15</w:t>
       </w:r>
     </w:p>
     <w:p>
@@ -3119,7 +3428,7 @@
           <w:sz w:val="17"/>
           <w:szCs w:val="17"/>
         </w:rPr>
-        <w:t xml:space="preserve">14</w:t>
+        <w:t xml:space="preserve">15</w:t>
       </w:r>
     </w:p>
     <w:p>
@@ -3157,7 +3466,7 @@
           <w:sz w:val="17"/>
           <w:szCs w:val="17"/>
         </w:rPr>
-        <w:t xml:space="preserve">14</w:t>
+        <w:t xml:space="preserve">15</w:t>
       </w:r>
     </w:p>
     <w:p>
@@ -3195,7 +3504,7 @@
           <w:sz w:val="17"/>
           <w:szCs w:val="17"/>
         </w:rPr>
-        <w:t xml:space="preserve">15</w:t>
+        <w:t xml:space="preserve">16</w:t>
       </w:r>
     </w:p>
     <w:p>
@@ -3233,7 +3542,7 @@
           <w:sz w:val="17"/>
           <w:szCs w:val="17"/>
         </w:rPr>
-        <w:t xml:space="preserve">15</w:t>
+        <w:t xml:space="preserve">16</w:t>
       </w:r>
     </w:p>
     <w:p>
@@ -3271,7 +3580,7 @@
           <w:sz w:val="17"/>
           <w:szCs w:val="17"/>
         </w:rPr>
-        <w:t xml:space="preserve">16</w:t>
+        <w:t xml:space="preserve">17</w:t>
       </w:r>
     </w:p>
     <w:p>
@@ -3309,7 +3618,7 @@
           <w:sz w:val="17"/>
           <w:szCs w:val="17"/>
         </w:rPr>
-        <w:t xml:space="preserve">16</w:t>
+        <w:t xml:space="preserve">17</w:t>
       </w:r>
     </w:p>
     <w:p>
@@ -3347,7 +3656,7 @@
           <w:sz w:val="17"/>
           <w:szCs w:val="17"/>
         </w:rPr>
-        <w:t xml:space="preserve">17</w:t>
+        <w:t xml:space="preserve">18</w:t>
       </w:r>
     </w:p>
     <w:p>
@@ -3385,7 +3694,7 @@
           <w:sz w:val="17"/>
           <w:szCs w:val="17"/>
         </w:rPr>
-        <w:t xml:space="preserve">17</w:t>
+        <w:t xml:space="preserve">18</w:t>
       </w:r>
     </w:p>
     <w:p>
@@ -3423,7 +3732,7 @@
           <w:sz w:val="17"/>
           <w:szCs w:val="17"/>
         </w:rPr>
-        <w:t xml:space="preserve">17</w:t>
+        <w:t xml:space="preserve">18</w:t>
       </w:r>
     </w:p>
     <w:p>
@@ -3461,7 +3770,7 @@
           <w:sz w:val="17"/>
           <w:szCs w:val="17"/>
         </w:rPr>
-        <w:t xml:space="preserve">18</w:t>
+        <w:t xml:space="preserve">19</w:t>
       </w:r>
     </w:p>
     <w:p>
@@ -3499,7 +3808,7 @@
           <w:sz w:val="17"/>
           <w:szCs w:val="17"/>
         </w:rPr>
-        <w:t xml:space="preserve">18</w:t>
+        <w:t xml:space="preserve">19</w:t>
       </w:r>
     </w:p>
     <w:p>
@@ -3537,7 +3846,7 @@
           <w:sz w:val="19"/>
           <w:szCs w:val="19"/>
         </w:rPr>
-        <w:t xml:space="preserve">19</w:t>
+        <w:t xml:space="preserve">20</w:t>
       </w:r>
     </w:p>
     <w:p>
@@ -3575,7 +3884,7 @@
           <w:sz w:val="17"/>
           <w:szCs w:val="17"/>
         </w:rPr>
-        <w:t xml:space="preserve">19</w:t>
+        <w:t xml:space="preserve">20</w:t>
       </w:r>
     </w:p>
     <w:p>
@@ -3613,7 +3922,7 @@
           <w:sz w:val="17"/>
           <w:szCs w:val="17"/>
         </w:rPr>
-        <w:t xml:space="preserve">19</w:t>
+        <w:t xml:space="preserve">20</w:t>
       </w:r>
     </w:p>
     <w:p>
@@ -3651,7 +3960,7 @@
           <w:sz w:val="17"/>
           <w:szCs w:val="17"/>
         </w:rPr>
-        <w:t xml:space="preserve">21</w:t>
+        <w:t xml:space="preserve">22</w:t>
       </w:r>
     </w:p>
     <w:p>
@@ -3689,7 +3998,7 @@
           <w:sz w:val="17"/>
           <w:szCs w:val="17"/>
         </w:rPr>
-        <w:t xml:space="preserve">21</w:t>
+        <w:t xml:space="preserve">22</w:t>
       </w:r>
     </w:p>
     <w:p>
@@ -3727,7 +4036,7 @@
           <w:sz w:val="17"/>
           <w:szCs w:val="17"/>
         </w:rPr>
-        <w:t xml:space="preserve">22</w:t>
+        <w:t xml:space="preserve">23</w:t>
       </w:r>
     </w:p>
     <w:p>
@@ -3765,7 +4074,7 @@
           <w:sz w:val="17"/>
           <w:szCs w:val="17"/>
         </w:rPr>
-        <w:t xml:space="preserve">23</w:t>
+        <w:t xml:space="preserve">24</w:t>
       </w:r>
     </w:p>
     <w:p>
@@ -3803,7 +4112,7 @@
           <w:sz w:val="17"/>
           <w:szCs w:val="17"/>
         </w:rPr>
-        <w:t xml:space="preserve">23</w:t>
+        <w:t xml:space="preserve">24</w:t>
       </w:r>
     </w:p>
     <w:p>
@@ -3841,7 +4150,7 @@
           <w:sz w:val="17"/>
           <w:szCs w:val="17"/>
         </w:rPr>
-        <w:t xml:space="preserve">24</w:t>
+        <w:t xml:space="preserve">25</w:t>
       </w:r>
     </w:p>
     <w:p>
@@ -3879,7 +4188,7 @@
           <w:sz w:val="17"/>
           <w:szCs w:val="17"/>
         </w:rPr>
-        <w:t xml:space="preserve">24</w:t>
+        <w:t xml:space="preserve">25</w:t>
       </w:r>
     </w:p>
     <w:p>
@@ -3917,7 +4226,7 @@
           <w:sz w:val="17"/>
           <w:szCs w:val="17"/>
         </w:rPr>
-        <w:t xml:space="preserve">24</w:t>
+        <w:t xml:space="preserve">26</w:t>
       </w:r>
     </w:p>
     <w:p>
@@ -3955,7 +4264,7 @@
           <w:sz w:val="17"/>
           <w:szCs w:val="17"/>
         </w:rPr>
-        <w:t xml:space="preserve">25</w:t>
+        <w:t xml:space="preserve">26</w:t>
       </w:r>
     </w:p>
     <w:p>
@@ -3993,7 +4302,7 @@
           <w:sz w:val="17"/>
           <w:szCs w:val="17"/>
         </w:rPr>
-        <w:t xml:space="preserve">25</w:t>
+        <w:t xml:space="preserve">27</w:t>
       </w:r>
     </w:p>
     <w:p>
@@ -4031,7 +4340,7 @@
           <w:sz w:val="17"/>
           <w:szCs w:val="17"/>
         </w:rPr>
-        <w:t xml:space="preserve">25</w:t>
+        <w:t xml:space="preserve">27</w:t>
       </w:r>
     </w:p>
     <w:p>
@@ -4069,7 +4378,7 @@
           <w:sz w:val="17"/>
           <w:szCs w:val="17"/>
         </w:rPr>
-        <w:t xml:space="preserve">25</w:t>
+        <w:t xml:space="preserve">27</w:t>
       </w:r>
     </w:p>
     <w:p>
@@ -4107,7 +4416,7 @@
           <w:sz w:val="19"/>
           <w:szCs w:val="19"/>
         </w:rPr>
-        <w:t xml:space="preserve">27</w:t>
+        <w:t xml:space="preserve">28</w:t>
       </w:r>
     </w:p>
     <w:p>
@@ -4145,7 +4454,7 @@
           <w:sz w:val="17"/>
           <w:szCs w:val="17"/>
         </w:rPr>
-        <w:t xml:space="preserve">27</w:t>
+        <w:t xml:space="preserve">28</w:t>
       </w:r>
     </w:p>
     <w:p>
@@ -4183,7 +4492,7 @@
           <w:sz w:val="17"/>
           <w:szCs w:val="17"/>
         </w:rPr>
-        <w:t xml:space="preserve">27</w:t>
+        <w:t xml:space="preserve">28</w:t>
       </w:r>
     </w:p>
     <w:p>
@@ -4221,7 +4530,7 @@
           <w:sz w:val="17"/>
           <w:szCs w:val="17"/>
         </w:rPr>
-        <w:t xml:space="preserve">28</w:t>
+        <w:t xml:space="preserve">29</w:t>
       </w:r>
     </w:p>
     <w:p>
@@ -4259,7 +4568,7 @@
           <w:sz w:val="17"/>
           <w:szCs w:val="17"/>
         </w:rPr>
-        <w:t xml:space="preserve">28</w:t>
+        <w:t xml:space="preserve">29</w:t>
       </w:r>
     </w:p>
     <w:p>
@@ -4297,7 +4606,7 @@
           <w:sz w:val="17"/>
           <w:szCs w:val="17"/>
         </w:rPr>
-        <w:t xml:space="preserve">29</w:t>
+        <w:t xml:space="preserve">30</w:t>
       </w:r>
     </w:p>
     <w:p>
@@ -4335,7 +4644,7 @@
           <w:sz w:val="17"/>
           <w:szCs w:val="17"/>
         </w:rPr>
-        <w:t xml:space="preserve">29</w:t>
+        <w:t xml:space="preserve">30</w:t>
       </w:r>
     </w:p>
     <w:p>
@@ -4373,7 +4682,7 @@
           <w:sz w:val="17"/>
           <w:szCs w:val="17"/>
         </w:rPr>
-        <w:t xml:space="preserve">29</w:t>
+        <w:t xml:space="preserve">30</w:t>
       </w:r>
     </w:p>
     <w:p>
@@ -4411,7 +4720,7 @@
           <w:sz w:val="17"/>
           <w:szCs w:val="17"/>
         </w:rPr>
-        <w:t xml:space="preserve">30</w:t>
+        <w:t xml:space="preserve">31</w:t>
       </w:r>
     </w:p>
     <w:p>
@@ -4449,7 +4758,7 @@
           <w:sz w:val="17"/>
           <w:szCs w:val="17"/>
         </w:rPr>
-        <w:t xml:space="preserve">30</w:t>
+        <w:t xml:space="preserve">31</w:t>
       </w:r>
     </w:p>
     <w:p>
@@ -4487,7 +4796,7 @@
           <w:sz w:val="17"/>
           <w:szCs w:val="17"/>
         </w:rPr>
-        <w:t xml:space="preserve">30</w:t>
+        <w:t xml:space="preserve">31</w:t>
       </w:r>
     </w:p>
     <w:p>
@@ -4525,7 +4834,7 @@
           <w:sz w:val="17"/>
           <w:szCs w:val="17"/>
         </w:rPr>
-        <w:t xml:space="preserve">30</w:t>
+        <w:t xml:space="preserve">31</w:t>
       </w:r>
     </w:p>
     <w:p>
@@ -4563,7 +4872,7 @@
           <w:sz w:val="19"/>
           <w:szCs w:val="19"/>
         </w:rPr>
-        <w:t xml:space="preserve">31</w:t>
+        <w:t xml:space="preserve">32</w:t>
       </w:r>
     </w:p>
     <w:p>
@@ -4601,7 +4910,7 @@
           <w:sz w:val="17"/>
           <w:szCs w:val="17"/>
         </w:rPr>
-        <w:t xml:space="preserve">31</w:t>
+        <w:t xml:space="preserve">32</w:t>
       </w:r>
     </w:p>
     <w:p>
@@ -4639,7 +4948,7 @@
           <w:sz w:val="17"/>
           <w:szCs w:val="17"/>
         </w:rPr>
-        <w:t xml:space="preserve">31</w:t>
+        <w:t xml:space="preserve">32</w:t>
       </w:r>
     </w:p>
     <w:p>
@@ -4677,7 +4986,7 @@
           <w:sz w:val="17"/>
           <w:szCs w:val="17"/>
         </w:rPr>
-        <w:t xml:space="preserve">32</w:t>
+        <w:t xml:space="preserve">33</w:t>
       </w:r>
     </w:p>
     <w:p>
@@ -4697,7 +5006,7 @@
           <w:sz w:val="17"/>
           <w:szCs w:val="17"/>
         </w:rPr>
-        <w:t xml:space="preserve">4.4 Automatic credits for problems on our side</w:t>
+        <w:t xml:space="preserve">4.4 Minutes added back for problems on our side</w:t>
       </w:r>
       <w:r>
         <w:rPr>
@@ -4715,7 +5024,7 @@
           <w:sz w:val="17"/>
           <w:szCs w:val="17"/>
         </w:rPr>
-        <w:t xml:space="preserve">32</w:t>
+        <w:t xml:space="preserve">33</w:t>
       </w:r>
     </w:p>
     <w:p>
@@ -4753,7 +5062,7 @@
           <w:sz w:val="17"/>
           <w:szCs w:val="17"/>
         </w:rPr>
-        <w:t xml:space="preserve">32</w:t>
+        <w:t xml:space="preserve">33</w:t>
       </w:r>
     </w:p>
     <w:p>
@@ -4791,7 +5100,7 @@
           <w:sz w:val="17"/>
           <w:szCs w:val="17"/>
         </w:rPr>
-        <w:t xml:space="preserve">32</w:t>
+        <w:t xml:space="preserve">33</w:t>
       </w:r>
     </w:p>
     <w:p>
@@ -4829,7 +5138,7 @@
           <w:sz w:val="17"/>
           <w:szCs w:val="17"/>
         </w:rPr>
-        <w:t xml:space="preserve">33</w:t>
+        <w:t xml:space="preserve">34</w:t>
       </w:r>
     </w:p>
     <w:p>
@@ -4867,7 +5176,7 @@
           <w:sz w:val="17"/>
           <w:szCs w:val="17"/>
         </w:rPr>
-        <w:t xml:space="preserve">33</w:t>
+        <w:t xml:space="preserve">35</w:t>
       </w:r>
     </w:p>
     <w:p>
@@ -4905,7 +5214,7 @@
           <w:sz w:val="17"/>
           <w:szCs w:val="17"/>
         </w:rPr>
-        <w:t xml:space="preserve">34</w:t>
+        <w:t xml:space="preserve">35</w:t>
       </w:r>
     </w:p>
     <w:p>
@@ -4943,7 +5252,7 @@
           <w:sz w:val="17"/>
           <w:szCs w:val="17"/>
         </w:rPr>
-        <w:t xml:space="preserve">34</w:t>
+        <w:t xml:space="preserve">35</w:t>
       </w:r>
     </w:p>
     <w:p>
@@ -4981,7 +5290,7 @@
           <w:sz w:val="17"/>
           <w:szCs w:val="17"/>
         </w:rPr>
-        <w:t xml:space="preserve">34</w:t>
+        <w:t xml:space="preserve">35</w:t>
       </w:r>
     </w:p>
     <w:p>
@@ -5019,7 +5328,7 @@
           <w:sz w:val="19"/>
           <w:szCs w:val="19"/>
         </w:rPr>
-        <w:t xml:space="preserve">35</w:t>
+        <w:t xml:space="preserve">36</w:t>
       </w:r>
     </w:p>
     <w:p>
@@ -5057,7 +5366,7 @@
           <w:sz w:val="17"/>
           <w:szCs w:val="17"/>
         </w:rPr>
-        <w:t xml:space="preserve">35</w:t>
+        <w:t xml:space="preserve">36</w:t>
       </w:r>
     </w:p>
     <w:p>
@@ -5095,7 +5404,7 @@
           <w:sz w:val="17"/>
           <w:szCs w:val="17"/>
         </w:rPr>
-        <w:t xml:space="preserve">35</w:t>
+        <w:t xml:space="preserve">36</w:t>
       </w:r>
     </w:p>
     <w:p>
@@ -5133,7 +5442,7 @@
           <w:sz w:val="17"/>
           <w:szCs w:val="17"/>
         </w:rPr>
-        <w:t xml:space="preserve">36</w:t>
+        <w:t xml:space="preserve">37</w:t>
       </w:r>
     </w:p>
     <w:p>
@@ -5171,7 +5480,7 @@
           <w:sz w:val="17"/>
           <w:szCs w:val="17"/>
         </w:rPr>
-        <w:t xml:space="preserve">36</w:t>
+        <w:t xml:space="preserve">37</w:t>
       </w:r>
     </w:p>
     <w:p>
@@ -5209,7 +5518,7 @@
           <w:sz w:val="17"/>
           <w:szCs w:val="17"/>
         </w:rPr>
-        <w:t xml:space="preserve">36</w:t>
+        <w:t xml:space="preserve">37</w:t>
       </w:r>
     </w:p>
     <w:p>
@@ -5247,7 +5556,7 @@
           <w:sz w:val="17"/>
           <w:szCs w:val="17"/>
         </w:rPr>
-        <w:t xml:space="preserve">36</w:t>
+        <w:t xml:space="preserve">37</w:t>
       </w:r>
     </w:p>
     <w:p>
@@ -5285,7 +5594,7 @@
           <w:sz w:val="17"/>
           <w:szCs w:val="17"/>
         </w:rPr>
-        <w:t xml:space="preserve">37</w:t>
+        <w:t xml:space="preserve">38</w:t>
       </w:r>
     </w:p>
     <w:p>
@@ -5323,7 +5632,7 @@
           <w:sz w:val="17"/>
           <w:szCs w:val="17"/>
         </w:rPr>
-        <w:t xml:space="preserve">37</w:t>
+        <w:t xml:space="preserve">38</w:t>
       </w:r>
     </w:p>
     <w:p>
@@ -5361,7 +5670,7 @@
           <w:sz w:val="17"/>
           <w:szCs w:val="17"/>
         </w:rPr>
-        <w:t xml:space="preserve">37</w:t>
+        <w:t xml:space="preserve">38</w:t>
       </w:r>
     </w:p>
     <w:p>
@@ -5399,7 +5708,7 @@
           <w:sz w:val="19"/>
           <w:szCs w:val="19"/>
         </w:rPr>
-        <w:t xml:space="preserve">38</w:t>
+        <w:t xml:space="preserve">39</w:t>
       </w:r>
     </w:p>
     <w:p>
@@ -5437,7 +5746,7 @@
           <w:sz w:val="17"/>
           <w:szCs w:val="17"/>
         </w:rPr>
-        <w:t xml:space="preserve">38</w:t>
+        <w:t xml:space="preserve">39</w:t>
       </w:r>
     </w:p>
     <w:p>
@@ -5475,7 +5784,7 @@
           <w:sz w:val="17"/>
           <w:szCs w:val="17"/>
         </w:rPr>
-        <w:t xml:space="preserve">38</w:t>
+        <w:t xml:space="preserve">39</w:t>
       </w:r>
     </w:p>
     <w:p>
@@ -5513,7 +5822,7 @@
           <w:sz w:val="17"/>
           <w:szCs w:val="17"/>
         </w:rPr>
-        <w:t xml:space="preserve">39</w:t>
+        <w:t xml:space="preserve">40</w:t>
       </w:r>
     </w:p>
     <w:p>
@@ -5551,7 +5860,7 @@
           <w:sz w:val="17"/>
           <w:szCs w:val="17"/>
         </w:rPr>
-        <w:t xml:space="preserve">39</w:t>
+        <w:t xml:space="preserve">40</w:t>
       </w:r>
     </w:p>
     <w:p>
@@ -5589,7 +5898,7 @@
           <w:sz w:val="17"/>
           <w:szCs w:val="17"/>
         </w:rPr>
-        <w:t xml:space="preserve">40</w:t>
+        <w:t xml:space="preserve">41</w:t>
       </w:r>
     </w:p>
     <w:p>
@@ -5627,7 +5936,7 @@
           <w:sz w:val="17"/>
           <w:szCs w:val="17"/>
         </w:rPr>
-        <w:t xml:space="preserve">40</w:t>
+        <w:t xml:space="preserve">41</w:t>
       </w:r>
     </w:p>
     <w:p>
@@ -5665,7 +5974,7 @@
           <w:sz w:val="17"/>
           <w:szCs w:val="17"/>
         </w:rPr>
-        <w:t xml:space="preserve">40</w:t>
+        <w:t xml:space="preserve">41</w:t>
       </w:r>
     </w:p>
     <w:p>
@@ -5703,7 +6012,7 @@
           <w:sz w:val="17"/>
           <w:szCs w:val="17"/>
         </w:rPr>
-        <w:t xml:space="preserve">40</w:t>
+        <w:t xml:space="preserve">41</w:t>
       </w:r>
     </w:p>
     <w:p>
@@ -5741,7 +6050,7 @@
           <w:sz w:val="19"/>
           <w:szCs w:val="19"/>
         </w:rPr>
-        <w:t xml:space="preserve">41</w:t>
+        <w:t xml:space="preserve">42</w:t>
       </w:r>
     </w:p>
     <w:p>
@@ -5779,7 +6088,7 @@
           <w:sz w:val="17"/>
           <w:szCs w:val="17"/>
         </w:rPr>
-        <w:t xml:space="preserve">41</w:t>
+        <w:t xml:space="preserve">42</w:t>
       </w:r>
     </w:p>
     <w:p>
@@ -5817,7 +6126,7 @@
           <w:sz w:val="17"/>
           <w:szCs w:val="17"/>
         </w:rPr>
-        <w:t xml:space="preserve">41</w:t>
+        <w:t xml:space="preserve">42</w:t>
       </w:r>
     </w:p>
     <w:p>
@@ -5855,7 +6164,7 @@
           <w:sz w:val="17"/>
           <w:szCs w:val="17"/>
         </w:rPr>
-        <w:t xml:space="preserve">41</w:t>
+        <w:t xml:space="preserve">42</w:t>
       </w:r>
     </w:p>
     <w:p>
@@ -5893,7 +6202,7 @@
           <w:sz w:val="17"/>
           <w:szCs w:val="17"/>
         </w:rPr>
-        <w:t xml:space="preserve">41</w:t>
+        <w:t xml:space="preserve">42</w:t>
       </w:r>
     </w:p>
     <w:p>
@@ -5931,7 +6240,7 @@
           <w:sz w:val="17"/>
           <w:szCs w:val="17"/>
         </w:rPr>
-        <w:t xml:space="preserve">42</w:t>
+        <w:t xml:space="preserve">43</w:t>
       </w:r>
     </w:p>
     <w:p>
@@ -5969,7 +6278,7 @@
           <w:sz w:val="17"/>
           <w:szCs w:val="17"/>
         </w:rPr>
-        <w:t xml:space="preserve">42</w:t>
+        <w:t xml:space="preserve">43</w:t>
       </w:r>
     </w:p>
     <w:p>
@@ -6007,7 +6316,7 @@
           <w:sz w:val="17"/>
           <w:szCs w:val="17"/>
         </w:rPr>
-        <w:t xml:space="preserve">42</w:t>
+        <w:t xml:space="preserve">43</w:t>
       </w:r>
     </w:p>
     <w:p>
@@ -6045,7 +6354,7 @@
           <w:sz w:val="19"/>
           <w:szCs w:val="19"/>
         </w:rPr>
-        <w:t xml:space="preserve">43</w:t>
+        <w:t xml:space="preserve">44</w:t>
       </w:r>
     </w:p>
     <w:p>
@@ -6083,7 +6392,7 @@
           <w:sz w:val="17"/>
           <w:szCs w:val="17"/>
         </w:rPr>
-        <w:t xml:space="preserve">43</w:t>
+        <w:t xml:space="preserve">44</w:t>
       </w:r>
     </w:p>
     <w:p>
@@ -6121,7 +6430,7 @@
           <w:sz w:val="17"/>
           <w:szCs w:val="17"/>
         </w:rPr>
-        <w:t xml:space="preserve">43</w:t>
+        <w:t xml:space="preserve">44</w:t>
       </w:r>
     </w:p>
     <w:p>
@@ -6159,7 +6468,7 @@
           <w:sz w:val="17"/>
           <w:szCs w:val="17"/>
         </w:rPr>
-        <w:t xml:space="preserve">43</w:t>
+        <w:t xml:space="preserve">44</w:t>
       </w:r>
     </w:p>
     <w:p>
@@ -6197,7 +6506,7 @@
           <w:sz w:val="17"/>
           <w:szCs w:val="17"/>
         </w:rPr>
-        <w:t xml:space="preserve">44</w:t>
+        <w:t xml:space="preserve">45</w:t>
       </w:r>
     </w:p>
     <w:p>
@@ -6235,7 +6544,7 @@
           <w:sz w:val="17"/>
           <w:szCs w:val="17"/>
         </w:rPr>
-        <w:t xml:space="preserve">44</w:t>
+        <w:t xml:space="preserve">45</w:t>
       </w:r>
     </w:p>
     <w:p>
@@ -6273,7 +6582,7 @@
           <w:sz w:val="17"/>
           <w:szCs w:val="17"/>
         </w:rPr>
-        <w:t xml:space="preserve">44</w:t>
+        <w:t xml:space="preserve">45</w:t>
       </w:r>
     </w:p>
     <w:p>
@@ -6311,7 +6620,7 @@
           <w:sz w:val="17"/>
           <w:szCs w:val="17"/>
         </w:rPr>
-        <w:t xml:space="preserve">44</w:t>
+        <w:t xml:space="preserve">45</w:t>
       </w:r>
     </w:p>
     <w:p>
@@ -6349,7 +6658,7 @@
           <w:sz w:val="17"/>
           <w:szCs w:val="17"/>
         </w:rPr>
-        <w:t xml:space="preserve">44</w:t>
+        <w:t xml:space="preserve">45</w:t>
       </w:r>
     </w:p>
     <w:p>
@@ -6387,7 +6696,7 @@
           <w:sz w:val="17"/>
           <w:szCs w:val="17"/>
         </w:rPr>
-        <w:t xml:space="preserve">45</w:t>
+        <w:t xml:space="preserve">46</w:t>
       </w:r>
     </w:p>
     <w:p>
@@ -6563,7 +6872,7 @@
         <w:rPr>
           <w:rFonts w:ascii="Aptos" w:cs="Aptos" w:eastAsia="Aptos" w:hAnsi="Aptos"/>
         </w:rPr>
-        <w:t xml:space="preserve">1.1.5 International sales may be made through Paddle as merchant of record, billed by [to insert: RemonLogic LLC (USA) or RemonLogic Private Limited]. In that case Paddle is the seller of record for the payment, and these Terms govern your use of the Service.</w:t>
+        <w:t xml:space="preserve">1.1.5 International sales may be made through Paddle as merchant of record. RemonLogic Private Limited is the contracting party for all users. A USA company is planned (to be formed through doola.com only after a legal opinion on foreign-exchange rules and any approval needed); if it later bills international customers, we will tell you under 1.20 [lawyer to confirm]. When Paddle is used, Paddle is the seller of record for the payment, and these Terms govern your use of the Service.</w:t>
       </w:r>
     </w:p>
     <w:p>
@@ -7331,24 +7640,13 @@
     </w:p>
     <w:p>
       <w:pPr>
-        <w:pStyle w:val="Heading2"/>
-      </w:pPr>
-      <w:r>
-        <w:rPr>
-          <w:rFonts w:ascii="Aptos" w:cs="Aptos" w:eastAsia="Aptos" w:hAnsi="Aptos"/>
-        </w:rPr>
-        <w:t xml:space="preserve">1.4 Learners under 18 and the guardian's responsibility</w:t>
-      </w:r>
-    </w:p>
-    <w:p>
-      <w:pPr>
         <w:spacing w:after="140" w:before="0" w:line="288"/>
       </w:pPr>
       <w:r>
         <w:rPr>
           <w:rFonts w:ascii="Aptos" w:cs="Aptos" w:eastAsia="Aptos" w:hAnsi="Aptos"/>
         </w:rPr>
-        <w:t xml:space="preserve">1.4.1 </w:t>
+        <w:t xml:space="preserve">1.3.6 </w:t>
       </w:r>
       <w:r>
         <w:rPr>
@@ -7356,13 +7654,24 @@
           <w:b/>
           <w:bCs/>
         </w:rPr>
-        <w:t xml:space="preserve">Guardian consent is required.</w:t>
-      </w:r>
-      <w:r>
-        <w:rPr>
-          <w:rFonts w:ascii="Aptos" w:cs="Aptos" w:eastAsia="Aptos" w:hAnsi="Aptos"/>
-        </w:rPr>
-        <w:t xml:space="preserve"> A learner under 18 may use NexaTute only after a guardian has verified their phone number by OTP and given consent. The guardian chooses each consent switch, such as recordings, face verification and data sharing with an institution. The learner cannot change these choices.</w:t>
+        <w:t xml:space="preserve">Protect yourself from impostors.</w:t>
+      </w:r>
+      <w:r>
+        <w:rPr>
+          <w:rFonts w:ascii="Aptos" w:cs="Aptos" w:eastAsia="Aptos" w:hAnsi="Aptos"/>
+        </w:rPr>
+        <w:t xml:space="preserve"> We never ask for your bKash, Nagad or card PIN or OTP. We take payment only on pages at nexatute.com, remonlogicstudio.com or our payment provider's own pages. Our official phone numbers and WhatsApp accounts are listed on our Contact page; report look-alikes to the Support email on our Contact page [set in admin: Support email].</w:t>
+      </w:r>
+    </w:p>
+    <w:p>
+      <w:pPr>
+        <w:pStyle w:val="Heading2"/>
+      </w:pPr>
+      <w:r>
+        <w:rPr>
+          <w:rFonts w:ascii="Aptos" w:cs="Aptos" w:eastAsia="Aptos" w:hAnsi="Aptos"/>
+        </w:rPr>
+        <w:t xml:space="preserve">1.4 Learners under 18 and the guardian's responsibility</w:t>
       </w:r>
     </w:p>
     <w:p>
@@ -7373,7 +7682,7 @@
         <w:rPr>
           <w:rFonts w:ascii="Aptos" w:cs="Aptos" w:eastAsia="Aptos" w:hAnsi="Aptos"/>
         </w:rPr>
-        <w:t xml:space="preserve">1.4.2 </w:t>
+        <w:t xml:space="preserve">1.4.1 </w:t>
       </w:r>
       <w:r>
         <w:rPr>
@@ -7381,13 +7690,13 @@
           <w:b/>
           <w:bCs/>
         </w:rPr>
-        <w:t xml:space="preserve">The guardian is the contracting party.</w:t>
-      </w:r>
-      <w:r>
-        <w:rPr>
-          <w:rFonts w:ascii="Aptos" w:cs="Aptos" w:eastAsia="Aptos" w:hAnsi="Aptos"/>
-        </w:rPr>
-        <w:t xml:space="preserve"> In Bangladesh a minor cannot make a binding contract [lawyer to confirm: Contract Act 1872, s.11]. For every learner under 18, the guardian accepts these Terms, makes or approves every payment and is responsible for the account. The guardian confirms that they are the learner's parent or legal guardian.</w:t>
+        <w:t xml:space="preserve">Guardian consent is required.</w:t>
+      </w:r>
+      <w:r>
+        <w:rPr>
+          <w:rFonts w:ascii="Aptos" w:cs="Aptos" w:eastAsia="Aptos" w:hAnsi="Aptos"/>
+        </w:rPr>
+        <w:t xml:space="preserve"> A learner under 18 may use NexaTute only after a guardian has verified their phone number by OTP and given consent. The guardian chooses each consent switch, such as recordings, face verification and data sharing with an institution. The learner cannot change these choices.</w:t>
       </w:r>
     </w:p>
     <w:p>
@@ -7398,7 +7707,7 @@
         <w:rPr>
           <w:rFonts w:ascii="Aptos" w:cs="Aptos" w:eastAsia="Aptos" w:hAnsi="Aptos"/>
         </w:rPr>
-        <w:t xml:space="preserve">1.4.3 </w:t>
+        <w:t xml:space="preserve">1.4.2 </w:t>
       </w:r>
       <w:r>
         <w:rPr>
@@ -7406,13 +7715,38 @@
           <w:b/>
           <w:bCs/>
         </w:rPr>
+        <w:t xml:space="preserve">The guardian is the contracting party.</w:t>
+      </w:r>
+      <w:r>
+        <w:rPr>
+          <w:rFonts w:ascii="Aptos" w:cs="Aptos" w:eastAsia="Aptos" w:hAnsi="Aptos"/>
+        </w:rPr>
+        <w:t xml:space="preserve"> In Bangladesh a minor cannot make a binding contract [lawyer to confirm: Contract Act 1872, s.11]. For every learner under 18, the guardian accepts these Terms, makes or approves every payment and is responsible for the account. The guardian confirms that they are the learner's parent or legal guardian.</w:t>
+      </w:r>
+    </w:p>
+    <w:p>
+      <w:pPr>
+        <w:spacing w:after="140" w:before="0" w:line="288"/>
+      </w:pPr>
+      <w:r>
+        <w:rPr>
+          <w:rFonts w:ascii="Aptos" w:cs="Aptos" w:eastAsia="Aptos" w:hAnsi="Aptos"/>
+        </w:rPr>
+        <w:t xml:space="preserve">1.4.3 </w:t>
+      </w:r>
+      <w:r>
+        <w:rPr>
+          <w:rFonts w:ascii="Aptos" w:cs="Aptos" w:eastAsia="Aptos" w:hAnsi="Aptos"/>
+          <w:b/>
+          <w:bCs/>
+        </w:rPr>
         <w:t xml:space="preserve">Purchase approval.</w:t>
       </w:r>
       <w:r>
         <w:rPr>
           <w:rFonts w:ascii="Aptos" w:cs="Aptos" w:eastAsia="Aptos" w:hAnsi="Aptos"/>
         </w:rPr>
-        <w:t xml:space="preserve"> Any purchase by a learner under 18 (plan, Daily Pass, Nexa Co-Teacher Pass, Doubt Pass, Crash Pack, storage, marketplace item or other add-on) is sent to the guardian's phone. Payment happens only after the guardian approves. The guardian can set a monthly spending limit. A purchase above the limit cannot be approved until the guardian raises the limit; there is no one-time override. In an app-store app, a learner under 18 buys only through the store's billing with the guardian's approval.</w:t>
+        <w:t xml:space="preserve"> Any purchase by a learner under 18 (plan, Daily Pass, Nexa Co-Teacher Pass, Doubt Pass, Crash Pack, storage, NexaTute learning item in the marketplace or other add-on) is sent to the guardian's phone. Payment happens only after the guardian approves. The guardian can set a monthly spending limit. A purchase above the limit cannot be approved until the guardian raises the limit; there is no one-time override. In an app-store app, a learner under 18 buys only through the store's billing with the guardian's approval.</w:t>
       </w:r>
     </w:p>
     <w:p>
@@ -7946,6 +8280,31 @@
     </w:p>
     <w:p>
       <w:pPr>
+        <w:spacing w:after="140" w:before="0" w:line="288"/>
+      </w:pPr>
+      <w:r>
+        <w:rPr>
+          <w:rFonts w:ascii="Aptos" w:cs="Aptos" w:eastAsia="Aptos" w:hAnsi="Aptos"/>
+        </w:rPr>
+        <w:t xml:space="preserve">1.5.10 </w:t>
+      </w:r>
+      <w:r>
+        <w:rPr>
+          <w:rFonts w:ascii="Aptos" w:cs="Aptos" w:eastAsia="Aptos" w:hAnsi="Aptos"/>
+          <w:b/>
+          <w:bCs/>
+        </w:rPr>
+        <w:t xml:space="preserve">Marketplace.</w:t>
+      </w:r>
+      <w:r>
+        <w:rPr>
+          <w:rFonts w:ascii="Aptos" w:cs="Aptos" w:eastAsia="Aptos" w:hAnsi="Aptos"/>
+        </w:rPr>
+        <w:t xml:space="preserve"> RemonLogic runs one marketplace for NexaTute, Remon Motion Studio and NexaLogicDev, where we and other sellers (for example teachers) offer digital goods such as lessons, notes, templates and stock media. Items from other sellers are sold under the licence shown with each item; we act as [marketplace operator or agent, lawyer to confirm], take payment through licensed payment providers and pay sellers through licensed providers. Personal voice clones and digital twins are never listed. A digital item is refunded within 7 days if it has not been downloaded or opened, and at any time if it does not work as described. Learners under 18 see only NexaTute learning items, and every purchase needs the guardian's approval.</w:t>
+      </w:r>
+    </w:p>
+    <w:p>
+      <w:pPr>
         <w:pStyle w:val="Heading2"/>
       </w:pPr>
       <w:r>
@@ -8053,7 +8412,7 @@
         <w:rPr>
           <w:rFonts w:ascii="Aptos" w:cs="Aptos" w:eastAsia="Aptos" w:hAnsi="Aptos"/>
         </w:rPr>
-        <w:t xml:space="preserve">Abroad: Paddle (cards, PayPal and local methods Paddle supports), once available. Until then, aamarPay for international cards.</w:t>
+        <w:t xml:space="preserve">Abroad: Paddle (cards, PayPal and local methods Paddle supports), once available. Until then, aamarPay for international cards, except that checkout may show "available soon" for billing countries where a direct sale would require a VAT or tax registration (for example the EU and the UK) [lawyer to confirm the country list].</w:t>
       </w:r>
     </w:p>
     <w:p>
@@ -8119,7 +8478,7 @@
         <w:rPr>
           <w:rFonts w:ascii="Aptos" w:cs="Aptos" w:eastAsia="Aptos" w:hAnsi="Aptos"/>
         </w:rPr>
-        <w:t xml:space="preserve"> When you buy a plan, you choose auto-renew or manual renewal, and that choice stands until you change it. Auto-renew works only where your payment method supports it; otherwise we send a renewal reminder with a payment link. You can turn off auto-renew at any time in Settings, and the plan then ends at the end of the paid period.</w:t>
+        <w:t xml:space="preserve"> When you buy a plan, you choose auto-renew or manual renewal, and that choice stands until you change it. Automatic renewal is never pre-selected and needs your separate consent. With automatic renewal we remind you [3] days before each monthly renewal and [30] days before an annual renewal (default, editable), with the date and amount, and you can turn it off in one click. Auto-renew works only where your payment method supports it; otherwise we send a renewal reminder with a payment link. You can turn off auto-renew at any time in Settings, and the plan then ends at the end of the paid period.</w:t>
       </w:r>
     </w:p>
     <w:p>
@@ -8255,7 +8614,2017 @@
         <w:rPr>
           <w:rFonts w:ascii="Aptos" w:cs="Aptos" w:eastAsia="Aptos" w:hAnsi="Aptos"/>
         </w:rPr>
-        <w:t xml:space="preserve">1.7 Payment for learning time — two versions for the lawyer</w:t>
+        <w:t xml:space="preserve">1.7 Payment for learning time (no stored balance)</w:t>
+      </w:r>
+    </w:p>
+    <w:p>
+      <w:pPr>
+        <w:spacing w:after="140" w:before="0" w:line="288"/>
+      </w:pPr>
+      <w:r>
+        <w:rPr>
+          <w:rFonts w:ascii="Aptos" w:cs="Aptos" w:eastAsia="Aptos" w:hAnsi="Aptos"/>
+        </w:rPr>
+        <w:t xml:space="preserve">1.7.1 </w:t>
+      </w:r>
+      <w:r>
+        <w:rPr>
+          <w:rFonts w:ascii="Aptos" w:cs="Aptos" w:eastAsia="Aptos" w:hAnsi="Aptos"/>
+          <w:b/>
+          <w:bCs/>
+        </w:rPr>
+        <w:t xml:space="preserve">No money balance.</w:t>
+      </w:r>
+      <w:r>
+        <w:rPr>
+          <w:rFonts w:ascii="Aptos" w:cs="Aptos" w:eastAsia="Aptos" w:hAnsi="Aptos"/>
+        </w:rPr>
+        <w:t xml:space="preserve"> NexaTute does not hold a money balance for you. Everything you buy is a defined service for a defined period, paid at the time you buy it: a plan, a pass, an add-on, or a named extra-minutes plan for one course. Refunds go back to the payment method you used and are never kept as a balance.</w:t>
+      </w:r>
+    </w:p>
+    <w:p>
+      <w:pPr>
+        <w:spacing w:after="140" w:before="0" w:line="288"/>
+      </w:pPr>
+      <w:r>
+        <w:rPr>
+          <w:rFonts w:ascii="Aptos" w:cs="Aptos" w:eastAsia="Aptos" w:hAnsi="Aptos"/>
+        </w:rPr>
+        <w:t xml:space="preserve">1.7.2 </w:t>
+      </w:r>
+      <w:r>
+        <w:rPr>
+          <w:rFonts w:ascii="Aptos" w:cs="Aptos" w:eastAsia="Aptos" w:hAnsi="Aptos"/>
+          <w:b/>
+          <w:bCs/>
+        </w:rPr>
+        <w:t xml:space="preserve">Extra 1:1 minutes.</w:t>
+      </w:r>
+      <w:r>
+        <w:rPr>
+          <w:rFonts w:ascii="Aptos" w:cs="Aptos" w:eastAsia="Aptos" w:hAnsi="Aptos"/>
+        </w:rPr>
+        <w:t xml:space="preserve"> When your plan's daily minutes are used up, you can buy a named extra-minutes plan for your course (for example "Extra 30", "Extra 60" or "Extra 120" minutes, default, editable), at the price shown before you pay. It is valid for the period shown at purchase, for example 30 days (default, editable). It is counted in minutes, not money.</w:t>
+      </w:r>
+    </w:p>
+    <w:p>
+      <w:pPr>
+        <w:spacing w:after="140" w:before="0" w:line="288"/>
+      </w:pPr>
+      <w:r>
+        <w:rPr>
+          <w:rFonts w:ascii="Aptos" w:cs="Aptos" w:eastAsia="Aptos" w:hAnsi="Aptos"/>
+        </w:rPr>
+        <w:t xml:space="preserve">1.7.3 </w:t>
+      </w:r>
+      <w:r>
+        <w:rPr>
+          <w:rFonts w:ascii="Aptos" w:cs="Aptos" w:eastAsia="Aptos" w:hAnsi="Aptos"/>
+          <w:b/>
+          <w:bCs/>
+        </w:rPr>
+        <w:t xml:space="preserve">Other per-use services.</w:t>
+      </w:r>
+      <w:r>
+        <w:rPr>
+          <w:rFonts w:ascii="Aptos" w:cs="Aptos" w:eastAsia="Aptos" w:hAnsi="Aptos"/>
+        </w:rPr>
+        <w:t xml:space="preserve"> Group Study, the phone tutor, extra images and similar services are bought as named plans, or paid for each time at checkout.</w:t>
+      </w:r>
+    </w:p>
+    <w:p>
+      <w:pPr>
+        <w:spacing w:after="140" w:before="0" w:line="288"/>
+      </w:pPr>
+      <w:r>
+        <w:rPr>
+          <w:rFonts w:ascii="Aptos" w:cs="Aptos" w:eastAsia="Aptos" w:hAnsi="Aptos"/>
+        </w:rPr>
+        <w:t xml:space="preserve">1.7.4 </w:t>
+      </w:r>
+      <w:r>
+        <w:rPr>
+          <w:rFonts w:ascii="Aptos" w:cs="Aptos" w:eastAsia="Aptos" w:hAnsi="Aptos"/>
+          <w:b/>
+          <w:bCs/>
+        </w:rPr>
+        <w:t xml:space="preserve">No cash-out, no transfer.</w:t>
+      </w:r>
+      <w:r>
+        <w:rPr>
+          <w:rFonts w:ascii="Aptos" w:cs="Aptos" w:eastAsia="Aptos" w:hAnsi="Aptos"/>
+        </w:rPr>
+        <w:t xml:space="preserve"> Plans, passes and minutes cannot be exchanged for cash, transferred to another person or account, or used for another course, except as the Refund and Cancellation Policy allows.</w:t>
+      </w:r>
+    </w:p>
+    <w:p>
+      <w:pPr>
+        <w:spacing w:after="140" w:before="0" w:line="288"/>
+      </w:pPr>
+      <w:r>
+        <w:rPr>
+          <w:rFonts w:ascii="Aptos" w:cs="Aptos" w:eastAsia="Aptos" w:hAnsi="Aptos"/>
+        </w:rPr>
+        <w:t xml:space="preserve">1.7.5 </w:t>
+      </w:r>
+      <w:r>
+        <w:rPr>
+          <w:rFonts w:ascii="Aptos" w:cs="Aptos" w:eastAsia="Aptos" w:hAnsi="Aptos"/>
+          <w:b/>
+          <w:bCs/>
+        </w:rPr>
+        <w:t xml:space="preserve">Credits we give.</w:t>
+      </w:r>
+      <w:r>
+        <w:rPr>
+          <w:rFonts w:ascii="Aptos" w:cs="Aptos" w:eastAsia="Aptos" w:hAnsi="Aptos"/>
+        </w:rPr>
+        <w:t xml:space="preserve"> Where these Terms or the Refund Policy give you something back for free (for example for an outage, a confirmed wrong answer, the learning guarantee, a referral or a reward), we add learning minutes or plan days to your course. We never add a money balance.</w:t>
+      </w:r>
+    </w:p>
+    <w:p>
+      <w:pPr>
+        <w:spacing w:after="140" w:before="0" w:line="288"/>
+      </w:pPr>
+      <w:r>
+        <w:rPr>
+          <w:rFonts w:ascii="Aptos" w:cs="Aptos" w:eastAsia="Aptos" w:hAnsi="Aptos"/>
+        </w:rPr>
+        <w:t xml:space="preserve">1.7.6 </w:t>
+      </w:r>
+      <w:r>
+        <w:rPr>
+          <w:rFonts w:ascii="Aptos" w:cs="Aptos" w:eastAsia="Aptos" w:hAnsi="Aptos"/>
+          <w:b/>
+          <w:bCs/>
+        </w:rPr>
+        <w:t xml:space="preserve">Gift vouchers and sponsorships.</w:t>
+      </w:r>
+      <w:r>
+        <w:rPr>
+          <w:rFonts w:ascii="Aptos" w:cs="Aptos" w:eastAsia="Aptos" w:hAnsi="Aptos"/>
+        </w:rPr>
+        <w:t xml:space="preserve"> A Shikkha Salami gift voucher or a sponsorship is for a named plan or pass chosen at purchase (for example a Daily Pass or a 1- or 3-month plan), never a money value. It cannot be exchanged for cash or resold. Gift vouchers are not available until our lawyer confirms the rules [lawyer to confirm whether plan vouchers are themselves prepaid instruments].</w:t>
+      </w:r>
+    </w:p>
+    <w:p>
+      <w:pPr>
+        <w:pStyle w:val="Heading2"/>
+      </w:pPr>
+      <w:r>
+        <w:rPr>
+          <w:rFonts w:ascii="Aptos" w:cs="Aptos" w:eastAsia="Aptos" w:hAnsi="Aptos"/>
+        </w:rPr>
+        <w:t xml:space="preserve">1.8 Refunds and cancellation</w:t>
+      </w:r>
+    </w:p>
+    <w:p>
+      <w:pPr>
+        <w:spacing w:after="140" w:before="0" w:line="288"/>
+      </w:pPr>
+      <w:r>
+        <w:rPr>
+          <w:rFonts w:ascii="Aptos" w:cs="Aptos" w:eastAsia="Aptos" w:hAnsi="Aptos"/>
+        </w:rPr>
+        <w:t xml:space="preserve">1.8.1 Refunds follow the Refund and Cancellation Policy. In short:</w:t>
+      </w:r>
+    </w:p>
+    <w:p>
+      <w:pPr>
+        <w:pStyle w:val="ListParagraph"/>
+        <w:numPr>
+          <w:ilvl w:val="0"/>
+          <w:numId w:val="2"/>
+        </w:numPr>
+        <w:spacing w:after="60" w:before="0"/>
+      </w:pPr>
+      <w:r>
+        <w:rPr>
+          <w:rFonts w:ascii="Aptos" w:cs="Aptos" w:eastAsia="Aptos" w:hAnsi="Aptos"/>
+        </w:rPr>
+        <w:t xml:space="preserve">Within 30 days of a fresh purchase: 100% of the unused part.</w:t>
+      </w:r>
+    </w:p>
+    <w:p>
+      <w:pPr>
+        <w:pStyle w:val="ListParagraph"/>
+        <w:numPr>
+          <w:ilvl w:val="0"/>
+          <w:numId w:val="2"/>
+        </w:numPr>
+        <w:spacing w:after="60" w:before="0"/>
+      </w:pPr>
+      <w:r>
+        <w:rPr>
+          <w:rFonts w:ascii="Aptos" w:cs="Aptos" w:eastAsia="Aptos" w:hAnsi="Aptos"/>
+        </w:rPr>
+        <w:t xml:space="preserve">After 30 days: no refund, except for technical problems on our side, wrong charges and duplicate charges, which are corrected at any time.</w:t>
+      </w:r>
+    </w:p>
+    <w:p>
+      <w:pPr>
+        <w:spacing w:after="140" w:before="0" w:line="288"/>
+      </w:pPr>
+      <w:r>
+        <w:rPr>
+          <w:rFonts w:ascii="Aptos" w:cs="Aptos" w:eastAsia="Aptos" w:hAnsi="Aptos"/>
+        </w:rPr>
+        <w:t xml:space="preserve">1.8.2 You can cancel a plan at any time in Settings. Cancelling stops the next renewal. The refund rules decide whether any money comes back for the current period.</w:t>
+      </w:r>
+    </w:p>
+    <w:p>
+      <w:pPr>
+        <w:pStyle w:val="Heading2"/>
+      </w:pPr>
+      <w:r>
+        <w:rPr>
+          <w:rFonts w:ascii="Aptos" w:cs="Aptos" w:eastAsia="Aptos" w:hAnsi="Aptos"/>
+        </w:rPr>
+        <w:t xml:space="preserve">1.9 The AI tutor: what it can and cannot do</w:t>
+      </w:r>
+    </w:p>
+    <w:p>
+      <w:pPr>
+        <w:spacing w:after="140" w:before="0" w:line="288"/>
+      </w:pPr>
+      <w:r>
+        <w:rPr>
+          <w:rFonts w:ascii="Aptos" w:cs="Aptos" w:eastAsia="Aptos" w:hAnsi="Aptos"/>
+        </w:rPr>
+        <w:t xml:space="preserve">1.9.1 </w:t>
+      </w:r>
+      <w:r>
+        <w:rPr>
+          <w:rFonts w:ascii="Aptos" w:cs="Aptos" w:eastAsia="Aptos" w:hAnsi="Aptos"/>
+          <w:b/>
+          <w:bCs/>
+        </w:rPr>
+        <w:t xml:space="preserve">You are learning with AI.</w:t>
+      </w:r>
+      <w:r>
+        <w:rPr>
+          <w:rFonts w:ascii="Aptos" w:cs="Aptos" w:eastAsia="Aptos" w:hAnsi="Aptos"/>
+        </w:rPr>
+        <w:t xml:space="preserve"> The Nexa Teacher, Nexa Co-Teacher, the Study Hall Moderator and the PlayBoom Play Buddy are AI systems, not people. They are labelled as AI on every screen. The AI Transparency Notice explains how they work.</w:t>
+      </w:r>
+    </w:p>
+    <w:p>
+      <w:pPr>
+        <w:spacing w:after="140" w:before="0" w:line="288"/>
+      </w:pPr>
+      <w:r>
+        <w:rPr>
+          <w:rFonts w:ascii="Aptos" w:cs="Aptos" w:eastAsia="Aptos" w:hAnsi="Aptos"/>
+        </w:rPr>
+        <w:t xml:space="preserve">1.9.2 </w:t>
+      </w:r>
+      <w:r>
+        <w:rPr>
+          <w:rFonts w:ascii="Aptos" w:cs="Aptos" w:eastAsia="Aptos" w:hAnsi="Aptos"/>
+          <w:b/>
+          <w:bCs/>
+        </w:rPr>
+        <w:t xml:space="preserve">AI can make mistakes.</w:t>
+      </w:r>
+      <w:r>
+        <w:rPr>
+          <w:rFonts w:ascii="Aptos" w:cs="Aptos" w:eastAsia="Aptos" w:hAnsi="Aptos"/>
+        </w:rPr>
+        <w:t xml:space="preserve"> Every AI answer shows: "AI can make mistakes. If something looks wrong, check with your teacher or report it." We check answers in several ways, but we cannot promise that every answer, explanation, mark or suggestion is correct. Check important facts, especially before an exam, with your textbook, school teacher or the official source.</w:t>
+      </w:r>
+    </w:p>
+    <w:p>
+      <w:pPr>
+        <w:spacing w:after="140" w:before="0" w:line="288"/>
+      </w:pPr>
+      <w:r>
+        <w:rPr>
+          <w:rFonts w:ascii="Aptos" w:cs="Aptos" w:eastAsia="Aptos" w:hAnsi="Aptos"/>
+        </w:rPr>
+        <w:t xml:space="preserve">1.9.3 </w:t>
+      </w:r>
+      <w:r>
+        <w:rPr>
+          <w:rFonts w:ascii="Aptos" w:cs="Aptos" w:eastAsia="Aptos" w:hAnsi="Aptos"/>
+          <w:b/>
+          <w:bCs/>
+        </w:rPr>
+        <w:t xml:space="preserve">Report a wrong answer.</w:t>
+      </w:r>
+      <w:r>
+        <w:rPr>
+          <w:rFonts w:ascii="Aptos" w:cs="Aptos" w:eastAsia="Aptos" w:hAnsi="Aptos"/>
+        </w:rPr>
+        <w:t xml:space="preserve"> Every answer has a "Report wrong answer" button. A reviewer checks reports. A confirmed error is corrected in our verified answer store, and we tell you and, for a learner under 18, the guardian.</w:t>
+      </w:r>
+    </w:p>
+    <w:p>
+      <w:pPr>
+        <w:spacing w:after="140" w:before="0" w:line="288"/>
+      </w:pPr>
+      <w:r>
+        <w:rPr>
+          <w:rFonts w:ascii="Aptos" w:cs="Aptos" w:eastAsia="Aptos" w:hAnsi="Aptos"/>
+        </w:rPr>
+        <w:t xml:space="preserve">1.9.4 </w:t>
+      </w:r>
+      <w:r>
+        <w:rPr>
+          <w:rFonts w:ascii="Aptos" w:cs="Aptos" w:eastAsia="Aptos" w:hAnsi="Aptos"/>
+          <w:b/>
+          <w:bCs/>
+        </w:rPr>
+        <w:t xml:space="preserve">Credit for a confirmed wrong answer (owner to approve).</w:t>
+      </w:r>
+      <w:r>
+        <w:rPr>
+          <w:rFonts w:ascii="Aptos" w:cs="Aptos" w:eastAsia="Aptos" w:hAnsi="Aptos"/>
+        </w:rPr>
+        <w:t xml:space="preserve"> If a reviewer confirms that a Nexa Teacher answer in a paid 1:1 session was wrong, we credit back the 1:1 minutes spent on that wrong explanation, as shown in the session log, with a minimum of 5 minutes (default, editable). Repeated confirmed errors in a course that make the course unusable for you are treated as a technical problem under the Refund Policy.</w:t>
+      </w:r>
+    </w:p>
+    <w:p>
+      <w:pPr>
+        <w:spacing w:after="140" w:before="0" w:line="288"/>
+      </w:pPr>
+      <w:r>
+        <w:rPr>
+          <w:rFonts w:ascii="Aptos" w:cs="Aptos" w:eastAsia="Aptos" w:hAnsi="Aptos"/>
+        </w:rPr>
+        <w:t xml:space="preserve">1.9.5 </w:t>
+      </w:r>
+      <w:r>
+        <w:rPr>
+          <w:rFonts w:ascii="Aptos" w:cs="Aptos" w:eastAsia="Aptos" w:hAnsi="Aptos"/>
+          <w:b/>
+          <w:bCs/>
+        </w:rPr>
+        <w:t xml:space="preserve">Written-answer marking.</w:t>
+      </w:r>
+      <w:r>
+        <w:rPr>
+          <w:rFonts w:ascii="Aptos" w:cs="Aptos" w:eastAsia="Aptos" w:hAnsi="Aptos"/>
+        </w:rPr>
+        <w:t xml:space="preserve"> AI marks of written answers follow the board's marking scheme, but they are an estimate. You can ask for a human recheck: free once per test, then up to 2 more a day (default, editable). A reviewer answers within 24 hours.</w:t>
+      </w:r>
+    </w:p>
+    <w:p>
+      <w:pPr>
+        <w:spacing w:after="140" w:before="0" w:line="288"/>
+      </w:pPr>
+      <w:r>
+        <w:rPr>
+          <w:rFonts w:ascii="Aptos" w:cs="Aptos" w:eastAsia="Aptos" w:hAnsi="Aptos"/>
+        </w:rPr>
+        <w:t xml:space="preserve">1.9.6 </w:t>
+      </w:r>
+      <w:r>
+        <w:rPr>
+          <w:rFonts w:ascii="Aptos" w:cs="Aptos" w:eastAsia="Aptos" w:hAnsi="Aptos"/>
+          <w:b/>
+          <w:bCs/>
+        </w:rPr>
+        <w:t xml:space="preserve">No grade promise.</w:t>
+      </w:r>
+      <w:r>
+        <w:rPr>
+          <w:rFonts w:ascii="Aptos" w:cs="Aptos" w:eastAsia="Aptos" w:hAnsi="Aptos"/>
+        </w:rPr>
+        <w:t xml:space="preserve"> We do not promise any grade, result, admission, job or visa. The learning guarantee (see the Refund Policy) measures learning progress; it is not a result guarantee.</w:t>
+      </w:r>
+    </w:p>
+    <w:p>
+      <w:pPr>
+        <w:spacing w:after="140" w:before="0" w:line="288"/>
+      </w:pPr>
+      <w:r>
+        <w:rPr>
+          <w:rFonts w:ascii="Aptos" w:cs="Aptos" w:eastAsia="Aptos" w:hAnsi="Aptos"/>
+        </w:rPr>
+        <w:t xml:space="preserve">1.9.7 </w:t>
+      </w:r>
+      <w:r>
+        <w:rPr>
+          <w:rFonts w:ascii="Aptos" w:cs="Aptos" w:eastAsia="Aptos" w:hAnsi="Aptos"/>
+          <w:b/>
+          <w:bCs/>
+        </w:rPr>
+        <w:t xml:space="preserve">Practice exams are not official.</w:t>
+      </w:r>
+      <w:r>
+        <w:rPr>
+          <w:rFonts w:ascii="Aptos" w:cs="Aptos" w:eastAsia="Aptos" w:hAnsi="Aptos"/>
+        </w:rPr>
+        <w:t xml:space="preserve"> "Practice exam by NexaTute — not recognised by any education board or exam authority. Real exams and their recognition belong to the concerned authority." NexaTute certificates are not accreditation. Smart Suggestion practice sets are "for practice, not a guarantee of what will come".</w:t>
+      </w:r>
+    </w:p>
+    <w:p>
+      <w:pPr>
+        <w:spacing w:after="140" w:before="0" w:line="288"/>
+      </w:pPr>
+      <w:r>
+        <w:rPr>
+          <w:rFonts w:ascii="Aptos" w:cs="Aptos" w:eastAsia="Aptos" w:hAnsi="Aptos"/>
+        </w:rPr>
+        <w:t xml:space="preserve">1.9.8 </w:t>
+      </w:r>
+      <w:r>
+        <w:rPr>
+          <w:rFonts w:ascii="Aptos" w:cs="Aptos" w:eastAsia="Aptos" w:hAnsi="Aptos"/>
+          <w:b/>
+          <w:bCs/>
+        </w:rPr>
+        <w:t xml:space="preserve">Exam and Admission Hub.</w:t>
+      </w:r>
+      <w:r>
+        <w:rPr>
+          <w:rFonts w:ascii="Aptos" w:cs="Aptos" w:eastAsia="Aptos" w:hAnsi="Aptos"/>
+        </w:rPr>
+        <w:t xml:space="preserve"> Dates, notices and results in the Exam and Admission Hub are collected from public sources and marked with their status and source. They are not an official board, university, Cambridge, Pearson or IB service. Always check the official notice.</w:t>
+      </w:r>
+    </w:p>
+    <w:p>
+      <w:pPr>
+        <w:spacing w:after="140" w:before="0" w:line="288"/>
+      </w:pPr>
+      <w:r>
+        <w:rPr>
+          <w:rFonts w:ascii="Aptos" w:cs="Aptos" w:eastAsia="Aptos" w:hAnsi="Aptos"/>
+        </w:rPr>
+        <w:t xml:space="preserve">1.9.9 </w:t>
+      </w:r>
+      <w:r>
+        <w:rPr>
+          <w:rFonts w:ascii="Aptos" w:cs="Aptos" w:eastAsia="Aptos" w:hAnsi="Aptos"/>
+          <w:b/>
+          <w:bCs/>
+        </w:rPr>
+        <w:t xml:space="preserve">Not professional advice.</w:t>
+      </w:r>
+      <w:r>
+        <w:rPr>
+          <w:rFonts w:ascii="Aptos" w:cs="Aptos" w:eastAsia="Aptos" w:hAnsi="Aptos"/>
+        </w:rPr>
+        <w:t xml:space="preserve"> NexaTute is for education. It does not give medical, legal, financial or mental-health advice. If a learner seems to be in distress, the app shows helpline numbers for their country and alerts a human controller and, for a learner under 18, the guardian.</w:t>
+      </w:r>
+    </w:p>
+    <w:p>
+      <w:pPr>
+        <w:pStyle w:val="Heading2"/>
+      </w:pPr>
+      <w:r>
+        <w:rPr>
+          <w:rFonts w:ascii="Aptos" w:cs="Aptos" w:eastAsia="Aptos" w:hAnsi="Aptos"/>
+        </w:rPr>
+        <w:t xml:space="preserve">1.10 Recordings</w:t>
+      </w:r>
+    </w:p>
+    <w:p>
+      <w:pPr>
+        <w:spacing w:after="140" w:before="0" w:line="288"/>
+      </w:pPr>
+      <w:r>
+        <w:rPr>
+          <w:rFonts w:ascii="Aptos" w:cs="Aptos" w:eastAsia="Aptos" w:hAnsi="Aptos"/>
+        </w:rPr>
+        <w:t xml:space="preserve">1.10.1 Recording is free and happens only by choice. In a 1:1 class you choose "Record this class" or "Don't record". In a batch class one shared recording is made only if at least one learner asks for it, and it keeps only consenting learners' audio. Learners under 18 need guardian consent. The Recording Policy has the details.</w:t>
+      </w:r>
+    </w:p>
+    <w:p>
+      <w:pPr>
+        <w:spacing w:after="140" w:before="0" w:line="288"/>
+      </w:pPr>
+      <w:r>
+        <w:rPr>
+          <w:rFonts w:ascii="Aptos" w:cs="Aptos" w:eastAsia="Aptos" w:hAnsi="Aptos"/>
+        </w:rPr>
+        <w:t xml:space="preserve">1.10.2 You must not record, screenshot, copy or share other learners' voices, names, images or answers outside NexaTute.</w:t>
+      </w:r>
+    </w:p>
+    <w:p>
+      <w:pPr>
+        <w:pStyle w:val="Heading2"/>
+      </w:pPr>
+      <w:r>
+        <w:rPr>
+          <w:rFonts w:ascii="Aptos" w:cs="Aptos" w:eastAsia="Aptos" w:hAnsi="Aptos"/>
+        </w:rPr>
+        <w:t xml:space="preserve">1.11 Your content and our content</w:t>
+      </w:r>
+    </w:p>
+    <w:p>
+      <w:pPr>
+        <w:spacing w:after="140" w:before="0" w:line="288"/>
+      </w:pPr>
+      <w:r>
+        <w:rPr>
+          <w:rFonts w:ascii="Aptos" w:cs="Aptos" w:eastAsia="Aptos" w:hAnsi="Aptos"/>
+        </w:rPr>
+        <w:t xml:space="preserve">1.11.1 </w:t>
+      </w:r>
+      <w:r>
+        <w:rPr>
+          <w:rFonts w:ascii="Aptos" w:cs="Aptos" w:eastAsia="Aptos" w:hAnsi="Aptos"/>
+          <w:b/>
+          <w:bCs/>
+        </w:rPr>
+        <w:t xml:space="preserve">Your content.</w:t>
+      </w:r>
+      <w:r>
+        <w:rPr>
+          <w:rFonts w:ascii="Aptos" w:cs="Aptos" w:eastAsia="Aptos" w:hAnsi="Aptos"/>
+        </w:rPr>
+        <w:t xml:space="preserve"> "Your content" means what you upload or write: questions, answers, homework photos, notes, written-answer scripts, Study Hall posts and recordings of your own voice. You keep your rights in it. You give us a non-exclusive licence to store, process and display it only to provide and improve the Service for you, as described in the Privacy Policy.</w:t>
+      </w:r>
+    </w:p>
+    <w:p>
+      <w:pPr>
+        <w:spacing w:after="140" w:before="0" w:line="288"/>
+      </w:pPr>
+      <w:r>
+        <w:rPr>
+          <w:rFonts w:ascii="Aptos" w:cs="Aptos" w:eastAsia="Aptos" w:hAnsi="Aptos"/>
+        </w:rPr>
+        <w:t xml:space="preserve">1.11.2 </w:t>
+      </w:r>
+      <w:r>
+        <w:rPr>
+          <w:rFonts w:ascii="Aptos" w:cs="Aptos" w:eastAsia="Aptos" w:hAnsi="Aptos"/>
+          <w:b/>
+          <w:bCs/>
+        </w:rPr>
+        <w:t xml:space="preserve">Study Hall posts.</w:t>
+      </w:r>
+      <w:r>
+        <w:rPr>
+          <w:rFonts w:ascii="Aptos" w:cs="Aptos" w:eastAsia="Aptos" w:hAnsi="Aptos"/>
+        </w:rPr>
+        <w:t xml:space="preserve"> If your question or answer in the Study Hall is verified, we may use it, without your name, in the NexaTute question bank after a content reviewer approves it.</w:t>
+      </w:r>
+    </w:p>
+    <w:p>
+      <w:pPr>
+        <w:spacing w:after="140" w:before="0" w:line="288"/>
+      </w:pPr>
+      <w:r>
+        <w:rPr>
+          <w:rFonts w:ascii="Aptos" w:cs="Aptos" w:eastAsia="Aptos" w:hAnsi="Aptos"/>
+        </w:rPr>
+        <w:t xml:space="preserve">1.11.3 </w:t>
+      </w:r>
+      <w:r>
+        <w:rPr>
+          <w:rFonts w:ascii="Aptos" w:cs="Aptos" w:eastAsia="Aptos" w:hAnsi="Aptos"/>
+          <w:b/>
+          <w:bCs/>
+        </w:rPr>
+        <w:t xml:space="preserve">Rights in uploads.</w:t>
+      </w:r>
+      <w:r>
+        <w:rPr>
+          <w:rFonts w:ascii="Aptos" w:cs="Aptos" w:eastAsia="Aptos" w:hAnsi="Aptos"/>
+        </w:rPr>
+        <w:t xml:space="preserve"> Upload only material you have the right to use. Do not upload pirated books, leaked exam questions, or other people's personal data. Teachers who publish content confirm that they hold the rights to it.</w:t>
+      </w:r>
+    </w:p>
+    <w:p>
+      <w:pPr>
+        <w:spacing w:after="140" w:before="0" w:line="288"/>
+      </w:pPr>
+      <w:r>
+        <w:rPr>
+          <w:rFonts w:ascii="Aptos" w:cs="Aptos" w:eastAsia="Aptos" w:hAnsi="Aptos"/>
+        </w:rPr>
+        <w:t xml:space="preserve">1.11.4 </w:t>
+      </w:r>
+      <w:r>
+        <w:rPr>
+          <w:rFonts w:ascii="Aptos" w:cs="Aptos" w:eastAsia="Aptos" w:hAnsi="Aptos"/>
+          <w:b/>
+          <w:bCs/>
+        </w:rPr>
+        <w:t xml:space="preserve">Our content.</w:t>
+      </w:r>
+      <w:r>
+        <w:rPr>
+          <w:rFonts w:ascii="Aptos" w:cs="Aptos" w:eastAsia="Aptos" w:hAnsi="Aptos"/>
+        </w:rPr>
+        <w:t xml:space="preserve"> Lessons, questions, videos, avatars, voices, software and the NexaTute name and logo belong to RemonLogic or its licensors. You may use them for your own study. You must not copy, sell, publish or use them to train another AI system.</w:t>
+      </w:r>
+    </w:p>
+    <w:p>
+      <w:pPr>
+        <w:spacing w:after="140" w:before="0" w:line="288"/>
+      </w:pPr>
+      <w:r>
+        <w:rPr>
+          <w:rFonts w:ascii="Aptos" w:cs="Aptos" w:eastAsia="Aptos" w:hAnsi="Aptos"/>
+        </w:rPr>
+        <w:t xml:space="preserve">1.11.5 </w:t>
+      </w:r>
+      <w:r>
+        <w:rPr>
+          <w:rFonts w:ascii="Aptos" w:cs="Aptos" w:eastAsia="Aptos" w:hAnsi="Aptos"/>
+          <w:b/>
+          <w:bCs/>
+        </w:rPr>
+        <w:t xml:space="preserve">Content approved by others.</w:t>
+      </w:r>
+      <w:r>
+        <w:rPr>
+          <w:rFonts w:ascii="Aptos" w:cs="Aptos" w:eastAsia="Aptos" w:hAnsi="Aptos"/>
+        </w:rPr>
+        <w:t xml:space="preserve"> Content uploaded or approved by an institution, teacher or guardian (for example past papers that a school uploads for its own learners) is the responsibility of whoever uploaded or approved it. We check it for harmful content, but we do not check its copyright or accuracy and are not responsible for it [lawyer to confirm].</w:t>
+      </w:r>
+    </w:p>
+    <w:p>
+      <w:pPr>
+        <w:spacing w:after="140" w:before="0" w:line="288"/>
+      </w:pPr>
+      <w:r>
+        <w:rPr>
+          <w:rFonts w:ascii="Aptos" w:cs="Aptos" w:eastAsia="Aptos" w:hAnsi="Aptos"/>
+        </w:rPr>
+        <w:t xml:space="preserve">1.11.6 </w:t>
+      </w:r>
+      <w:r>
+        <w:rPr>
+          <w:rFonts w:ascii="Aptos" w:cs="Aptos" w:eastAsia="Aptos" w:hAnsi="Aptos"/>
+          <w:b/>
+          <w:bCs/>
+        </w:rPr>
+        <w:t xml:space="preserve">Copyright complaints.</w:t>
+      </w:r>
+      <w:r>
+        <w:rPr>
+          <w:rFonts w:ascii="Aptos" w:cs="Aptos" w:eastAsia="Aptos" w:hAnsi="Aptos"/>
+        </w:rPr>
+        <w:t xml:space="preserve"> If you believe content on NexaTute infringes your rights, write to the Copyright and takedown email on our Contact page [set in admin: Copyright &amp; takedown email]. We review verified complaints and remove infringing content within 24 hours (default, editable). Repeat infringers lose access. [To insert: the copyright and takedown policy, including any DMCA designated agent.]</w:t>
+      </w:r>
+    </w:p>
+    <w:p>
+      <w:pPr>
+        <w:pStyle w:val="Heading2"/>
+      </w:pPr>
+      <w:r>
+        <w:rPr>
+          <w:rFonts w:ascii="Aptos" w:cs="Aptos" w:eastAsia="Aptos" w:hAnsi="Aptos"/>
+        </w:rPr>
+        <w:t xml:space="preserve">1.12 Acceptable use and exam integrity</w:t>
+      </w:r>
+    </w:p>
+    <w:p>
+      <w:pPr>
+        <w:spacing w:after="140" w:before="0" w:line="288"/>
+      </w:pPr>
+      <w:r>
+        <w:rPr>
+          <w:rFonts w:ascii="Aptos" w:cs="Aptos" w:eastAsia="Aptos" w:hAnsi="Aptos"/>
+        </w:rPr>
+        <w:t xml:space="preserve">1.12.1 </w:t>
+      </w:r>
+      <w:r>
+        <w:rPr>
+          <w:rFonts w:ascii="Aptos" w:cs="Aptos" w:eastAsia="Aptos" w:hAnsi="Aptos"/>
+          <w:b/>
+          <w:bCs/>
+        </w:rPr>
+        <w:t xml:space="preserve">Exam integrity.</w:t>
+      </w:r>
+      <w:r>
+        <w:rPr>
+          <w:rFonts w:ascii="Aptos" w:cs="Aptos" w:eastAsia="Aptos" w:hAnsi="Aptos"/>
+        </w:rPr>
+        <w:t xml:space="preserve"> You must not:</w:t>
+      </w:r>
+    </w:p>
+    <w:p>
+      <w:pPr>
+        <w:pStyle w:val="ListParagraph"/>
+        <w:numPr>
+          <w:ilvl w:val="0"/>
+          <w:numId w:val="2"/>
+        </w:numPr>
+        <w:spacing w:after="60" w:before="0"/>
+      </w:pPr>
+      <w:r>
+        <w:rPr>
+          <w:rFonts w:ascii="Aptos" w:cs="Aptos" w:eastAsia="Aptos" w:hAnsi="Aptos"/>
+        </w:rPr>
+        <w:t xml:space="preserve">use NexaTute, or ask anyone to use it, during a real exam, admission test or job test;</w:t>
+      </w:r>
+    </w:p>
+    <w:p>
+      <w:pPr>
+        <w:pStyle w:val="ListParagraph"/>
+        <w:numPr>
+          <w:ilvl w:val="0"/>
+          <w:numId w:val="2"/>
+        </w:numPr>
+        <w:spacing w:after="60" w:before="0"/>
+      </w:pPr>
+      <w:r>
+        <w:rPr>
+          <w:rFonts w:ascii="Aptos" w:cs="Aptos" w:eastAsia="Aptos" w:hAnsi="Aptos"/>
+        </w:rPr>
+        <w:t xml:space="preserve">ask the AI to write your graded school work, SOPs or essays and submit them as your own (the Study Abroad Coach gives feedback only; it never writes them);</w:t>
+      </w:r>
+    </w:p>
+    <w:p>
+      <w:pPr>
+        <w:pStyle w:val="ListParagraph"/>
+        <w:numPr>
+          <w:ilvl w:val="0"/>
+          <w:numId w:val="2"/>
+        </w:numPr>
+        <w:spacing w:after="60" w:before="0"/>
+      </w:pPr>
+      <w:r>
+        <w:rPr>
+          <w:rFonts w:ascii="Aptos" w:cs="Aptos" w:eastAsia="Aptos" w:hAnsi="Aptos"/>
+        </w:rPr>
+        <w:t xml:space="preserve">share, ask for or upload leaked exam questions;</w:t>
+      </w:r>
+    </w:p>
+    <w:p>
+      <w:pPr>
+        <w:pStyle w:val="ListParagraph"/>
+        <w:numPr>
+          <w:ilvl w:val="0"/>
+          <w:numId w:val="2"/>
+        </w:numPr>
+        <w:spacing w:after="60" w:before="0"/>
+      </w:pPr>
+      <w:r>
+        <w:rPr>
+          <w:rFonts w:ascii="Aptos" w:cs="Aptos" w:eastAsia="Aptos" w:hAnsi="Aptos"/>
+        </w:rPr>
+        <w:t xml:space="preserve">let another person sit a NexaTute test, certificate exam or proctored exam for you;</w:t>
+      </w:r>
+    </w:p>
+    <w:p>
+      <w:pPr>
+        <w:pStyle w:val="ListParagraph"/>
+        <w:numPr>
+          <w:ilvl w:val="0"/>
+          <w:numId w:val="2"/>
+        </w:numPr>
+        <w:spacing w:after="60" w:before="0"/>
+      </w:pPr>
+      <w:r>
+        <w:rPr>
+          <w:rFonts w:ascii="Aptos" w:cs="Aptos" w:eastAsia="Aptos" w:hAnsi="Aptos"/>
+        </w:rPr>
+        <w:t xml:space="preserve">get around proctoring checks, the face check, the timer or question shuffling;</w:t>
+      </w:r>
+    </w:p>
+    <w:p>
+      <w:pPr>
+        <w:pStyle w:val="ListParagraph"/>
+        <w:numPr>
+          <w:ilvl w:val="0"/>
+          <w:numId w:val="2"/>
+        </w:numPr>
+        <w:spacing w:after="60" w:before="0"/>
+      </w:pPr>
+      <w:r>
+        <w:rPr>
+          <w:rFonts w:ascii="Aptos" w:cs="Aptos" w:eastAsia="Aptos" w:hAnsi="Aptos"/>
+        </w:rPr>
+        <w:t xml:space="preserve">copy answers from other learners in ranked, batch, live, certificate or institution tests.</w:t>
+      </w:r>
+    </w:p>
+    <w:p>
+      <w:pPr>
+        <w:spacing w:after="140" w:before="0" w:line="288"/>
+      </w:pPr>
+      <w:r>
+        <w:rPr>
+          <w:rFonts w:ascii="Aptos" w:cs="Aptos" w:eastAsia="Aptos" w:hAnsi="Aptos"/>
+        </w:rPr>
+        <w:t xml:space="preserve">1.12.2 </w:t>
+      </w:r>
+      <w:r>
+        <w:rPr>
+          <w:rFonts w:ascii="Aptos" w:cs="Aptos" w:eastAsia="Aptos" w:hAnsi="Aptos"/>
+          <w:b/>
+          <w:bCs/>
+        </w:rPr>
+        <w:t xml:space="preserve">How we handle suspected cheating.</w:t>
+      </w:r>
+      <w:r>
+        <w:rPr>
+          <w:rFonts w:ascii="Aptos" w:cs="Aptos" w:eastAsia="Aptos" w:hAnsi="Aptos"/>
+        </w:rPr>
+        <w:t xml:space="preserve"> An answer-pattern or code-similarity check may flag a test for review. A flag is never an automatic penalty. A person reviews it with the evidence, tells you the decision and the reason, and you can appeal. In proctored exams, AI flags alone never prove cheating.</w:t>
+      </w:r>
+    </w:p>
+    <w:p>
+      <w:pPr>
+        <w:spacing w:after="140" w:before="0" w:line="288"/>
+      </w:pPr>
+      <w:r>
+        <w:rPr>
+          <w:rFonts w:ascii="Aptos" w:cs="Aptos" w:eastAsia="Aptos" w:hAnsi="Aptos"/>
+        </w:rPr>
+        <w:t xml:space="preserve">1.12.3 </w:t>
+      </w:r>
+      <w:r>
+        <w:rPr>
+          <w:rFonts w:ascii="Aptos" w:cs="Aptos" w:eastAsia="Aptos" w:hAnsi="Aptos"/>
+          <w:b/>
+          <w:bCs/>
+        </w:rPr>
+        <w:t xml:space="preserve">Behaviour.</w:t>
+      </w:r>
+      <w:r>
+        <w:rPr>
+          <w:rFonts w:ascii="Aptos" w:cs="Aptos" w:eastAsia="Aptos" w:hAnsi="Aptos"/>
+        </w:rPr>
+        <w:t xml:space="preserve"> You must not:</w:t>
+      </w:r>
+    </w:p>
+    <w:p>
+      <w:pPr>
+        <w:pStyle w:val="ListParagraph"/>
+        <w:numPr>
+          <w:ilvl w:val="0"/>
+          <w:numId w:val="2"/>
+        </w:numPr>
+        <w:spacing w:after="60" w:before="0"/>
+      </w:pPr>
+      <w:r>
+        <w:rPr>
+          <w:rFonts w:ascii="Aptos" w:cs="Aptos" w:eastAsia="Aptos" w:hAnsi="Aptos"/>
+        </w:rPr>
+        <w:t xml:space="preserve">bully, threaten or harass anyone, use hate speech or bad language;</w:t>
+      </w:r>
+    </w:p>
+    <w:p>
+      <w:pPr>
+        <w:pStyle w:val="ListParagraph"/>
+        <w:numPr>
+          <w:ilvl w:val="0"/>
+          <w:numId w:val="2"/>
+        </w:numPr>
+        <w:spacing w:after="60" w:before="0"/>
+      </w:pPr>
+      <w:r>
+        <w:rPr>
+          <w:rFonts w:ascii="Aptos" w:cs="Aptos" w:eastAsia="Aptos" w:hAnsi="Aptos"/>
+        </w:rPr>
+        <w:t xml:space="preserve">post sexual, violent or other harmful content;</w:t>
+      </w:r>
+    </w:p>
+    <w:p>
+      <w:pPr>
+        <w:pStyle w:val="ListParagraph"/>
+        <w:numPr>
+          <w:ilvl w:val="0"/>
+          <w:numId w:val="2"/>
+        </w:numPr>
+        <w:spacing w:after="60" w:before="0"/>
+      </w:pPr>
+      <w:r>
+        <w:rPr>
+          <w:rFonts w:ascii="Aptos" w:cs="Aptos" w:eastAsia="Aptos" w:hAnsi="Aptos"/>
+        </w:rPr>
+        <w:t xml:space="preserve">share phone numbers, social media IDs or links to move other learners off NexaTute;</w:t>
+      </w:r>
+    </w:p>
+    <w:p>
+      <w:pPr>
+        <w:pStyle w:val="ListParagraph"/>
+        <w:numPr>
+          <w:ilvl w:val="0"/>
+          <w:numId w:val="2"/>
+        </w:numPr>
+        <w:spacing w:after="60" w:before="0"/>
+      </w:pPr>
+      <w:r>
+        <w:rPr>
+          <w:rFonts w:ascii="Aptos" w:cs="Aptos" w:eastAsia="Aptos" w:hAnsi="Aptos"/>
+        </w:rPr>
+        <w:t xml:space="preserve">contact a child to harm them or ask for personal information or images;</w:t>
+      </w:r>
+    </w:p>
+    <w:p>
+      <w:pPr>
+        <w:pStyle w:val="ListParagraph"/>
+        <w:numPr>
+          <w:ilvl w:val="0"/>
+          <w:numId w:val="2"/>
+        </w:numPr>
+        <w:spacing w:after="60" w:before="0"/>
+      </w:pPr>
+      <w:r>
+        <w:rPr>
+          <w:rFonts w:ascii="Aptos" w:cs="Aptos" w:eastAsia="Aptos" w:hAnsi="Aptos"/>
+        </w:rPr>
+        <w:t xml:space="preserve">pretend to be another person, a teacher or NexaTute staff;</w:t>
+      </w:r>
+    </w:p>
+    <w:p>
+      <w:pPr>
+        <w:pStyle w:val="ListParagraph"/>
+        <w:numPr>
+          <w:ilvl w:val="0"/>
+          <w:numId w:val="2"/>
+        </w:numPr>
+        <w:spacing w:after="60" w:before="0"/>
+      </w:pPr>
+      <w:r>
+        <w:rPr>
+          <w:rFonts w:ascii="Aptos" w:cs="Aptos" w:eastAsia="Aptos" w:hAnsi="Aptos"/>
+        </w:rPr>
+        <w:t xml:space="preserve">disturb a class repeatedly (in a class, the Nexa Teacher may pause the microphone for a short time).</w:t>
+      </w:r>
+    </w:p>
+    <w:p>
+      <w:pPr>
+        <w:spacing w:after="140" w:before="0" w:line="288"/>
+      </w:pPr>
+      <w:r>
+        <w:rPr>
+          <w:rFonts w:ascii="Aptos" w:cs="Aptos" w:eastAsia="Aptos" w:hAnsi="Aptos"/>
+        </w:rPr>
+        <w:t xml:space="preserve">1.12.4 </w:t>
+      </w:r>
+      <w:r>
+        <w:rPr>
+          <w:rFonts w:ascii="Aptos" w:cs="Aptos" w:eastAsia="Aptos" w:hAnsi="Aptos"/>
+          <w:b/>
+          <w:bCs/>
+        </w:rPr>
+        <w:t xml:space="preserve">Child safety.</w:t>
+      </w:r>
+      <w:r>
+        <w:rPr>
+          <w:rFonts w:ascii="Aptos" w:cs="Aptos" w:eastAsia="Aptos" w:hAnsi="Aptos"/>
+        </w:rPr>
+        <w:t xml:space="preserve"> We have zero tolerance for child sexual abuse material, grooming and any sexual content involving a minor. We remove it, close the account, keep the evidence and report it to the authorities as the law requires [lawyer to confirm the reporting route in Bangladesh and, for US users, to NCMEC].</w:t>
+      </w:r>
+    </w:p>
+    <w:p>
+      <w:pPr>
+        <w:spacing w:after="140" w:before="0" w:line="288"/>
+      </w:pPr>
+      <w:r>
+        <w:rPr>
+          <w:rFonts w:ascii="Aptos" w:cs="Aptos" w:eastAsia="Aptos" w:hAnsi="Aptos"/>
+        </w:rPr>
+        <w:t xml:space="preserve">1.12.5 </w:t>
+      </w:r>
+      <w:r>
+        <w:rPr>
+          <w:rFonts w:ascii="Aptos" w:cs="Aptos" w:eastAsia="Aptos" w:hAnsi="Aptos"/>
+          <w:b/>
+          <w:bCs/>
+        </w:rPr>
+        <w:t xml:space="preserve">The system.</w:t>
+      </w:r>
+      <w:r>
+        <w:rPr>
+          <w:rFonts w:ascii="Aptos" w:cs="Aptos" w:eastAsia="Aptos" w:hAnsi="Aptos"/>
+        </w:rPr>
+        <w:t xml:space="preserve"> You must not hack, overload, scrape or reverse-engineer the Service, test our security without following the responsible-disclosure rules (write to the Security reports email on our Contact page [set in admin: Security reports email]), create many accounts to get more free use, or misuse a referral or affiliate code.</w:t>
+      </w:r>
+    </w:p>
+    <w:p>
+      <w:pPr>
+        <w:pStyle w:val="Heading2"/>
+      </w:pPr>
+      <w:r>
+        <w:rPr>
+          <w:rFonts w:ascii="Aptos" w:cs="Aptos" w:eastAsia="Aptos" w:hAnsi="Aptos"/>
+        </w:rPr>
+        <w:t xml:space="preserve">1.13 Community spaces and safety filters</w:t>
+      </w:r>
+    </w:p>
+    <w:p>
+      <w:pPr>
+        <w:spacing w:after="140" w:before="0" w:line="288"/>
+      </w:pPr>
+      <w:r>
+        <w:rPr>
+          <w:rFonts w:ascii="Aptos" w:cs="Aptos" w:eastAsia="Aptos" w:hAnsi="Aptos"/>
+        </w:rPr>
+        <w:t xml:space="preserve">1.13.1 The Study Hall, batch chat and question wall use nicknames. Links do not open, phone numbers and social IDs are masked, and images are checked before posting. Under-18 learners chat by text only, cannot post face photos, and need guardian approval to join groups. There are no private messages between learners.</w:t>
+      </w:r>
+    </w:p>
+    <w:p>
+      <w:pPr>
+        <w:spacing w:after="140" w:before="0" w:line="288"/>
+      </w:pPr>
+      <w:r>
+        <w:rPr>
+          <w:rFonts w:ascii="Aptos" w:cs="Aptos" w:eastAsia="Aptos" w:hAnsi="Aptos"/>
+        </w:rPr>
+        <w:t xml:space="preserve">1.13.2 </w:t>
+      </w:r>
+      <w:r>
+        <w:rPr>
+          <w:rFonts w:ascii="Aptos" w:cs="Aptos" w:eastAsia="Aptos" w:hAnsi="Aptos"/>
+          <w:b/>
+          <w:bCs/>
+        </w:rPr>
+        <w:t xml:space="preserve">Our approach to privacy.</w:t>
+      </w:r>
+      <w:r>
+        <w:rPr>
+          <w:rFonts w:ascii="Aptos" w:cs="Aptos" w:eastAsia="Aptos" w:hAnsi="Aptos"/>
+        </w:rPr>
+        <w:t xml:space="preserve"> NexaTute does not read, share or interfere with the private lives of students, parents, teachers or schools. Our automatic safety system (Nexa Guard) filters bad language, pornography and similar harmful content, checks links, and alerts a human controller when a child may be at risk. Nothing else in your messages is used to judge or punish you [lawyer to confirm this wording against the monitoring actually done].</w:t>
+      </w:r>
+    </w:p>
+    <w:p>
+      <w:pPr>
+        <w:spacing w:after="140" w:before="0" w:line="288"/>
+      </w:pPr>
+      <w:r>
+        <w:rPr>
+          <w:rFonts w:ascii="Aptos" w:cs="Aptos" w:eastAsia="Aptos" w:hAnsi="Aptos"/>
+        </w:rPr>
+        <w:t xml:space="preserve">1.13.3 </w:t>
+      </w:r>
+      <w:r>
+        <w:rPr>
+          <w:rFonts w:ascii="Aptos" w:cs="Aptos" w:eastAsia="Aptos" w:hAnsi="Aptos"/>
+          <w:b/>
+          <w:bCs/>
+        </w:rPr>
+        <w:t xml:space="preserve">Behaviour ladder.</w:t>
+      </w:r>
+      <w:r>
+        <w:rPr>
+          <w:rFonts w:ascii="Aptos" w:cs="Aptos" w:eastAsia="Aptos" w:hAnsi="Aptos"/>
+        </w:rPr>
+        <w:t xml:space="preserve"> Breaking the rules leads to steps: a reminder, a warning, a pause on posting (for example 24 hours), and then a review of the account. A person, never the AI alone, makes any decision to suspend an account.</w:t>
+      </w:r>
+    </w:p>
+    <w:p>
+      <w:pPr>
+        <w:pStyle w:val="Heading2"/>
+      </w:pPr>
+      <w:r>
+        <w:rPr>
+          <w:rFonts w:ascii="Aptos" w:cs="Aptos" w:eastAsia="Aptos" w:hAnsi="Aptos"/>
+        </w:rPr>
+        <w:t xml:space="preserve">1.14 Institutions</w:t>
+      </w:r>
+    </w:p>
+    <w:p>
+      <w:pPr>
+        <w:spacing w:after="140" w:before="0" w:line="288"/>
+      </w:pPr>
+      <w:r>
+        <w:rPr>
+          <w:rFonts w:ascii="Aptos" w:cs="Aptos" w:eastAsia="Aptos" w:hAnsi="Aptos"/>
+        </w:rPr>
+        <w:t xml:space="preserve">1.14.1 Schools, colleges, coaching centres and other institutions use NexaTute under a separate institution agreement with a data processing agreement. If that agreement conflicts with these Terms, the institution agreement applies between us and the institution.</w:t>
+      </w:r>
+    </w:p>
+    <w:p>
+      <w:pPr>
+        <w:spacing w:after="140" w:before="0" w:line="288"/>
+      </w:pPr>
+      <w:r>
+        <w:rPr>
+          <w:rFonts w:ascii="Aptos" w:cs="Aptos" w:eastAsia="Aptos" w:hAnsi="Aptos"/>
+        </w:rPr>
+        <w:t xml:space="preserve">1.14.2 The institution must:</w:t>
+      </w:r>
+    </w:p>
+    <w:p>
+      <w:pPr>
+        <w:pStyle w:val="ListParagraph"/>
+        <w:numPr>
+          <w:ilvl w:val="0"/>
+          <w:numId w:val="2"/>
+        </w:numPr>
+        <w:spacing w:after="60" w:before="0"/>
+      </w:pPr>
+      <w:r>
+        <w:rPr>
+          <w:rFonts w:ascii="Aptos" w:cs="Aptos" w:eastAsia="Aptos" w:hAnsi="Aptos"/>
+        </w:rPr>
+        <w:t xml:space="preserve">have the right to enrol its learners;</w:t>
+      </w:r>
+    </w:p>
+    <w:p>
+      <w:pPr>
+        <w:pStyle w:val="ListParagraph"/>
+        <w:numPr>
+          <w:ilvl w:val="0"/>
+          <w:numId w:val="2"/>
+        </w:numPr>
+        <w:spacing w:after="60" w:before="0"/>
+      </w:pPr>
+      <w:r>
+        <w:rPr>
+          <w:rFonts w:ascii="Aptos" w:cs="Aptos" w:eastAsia="Aptos" w:hAnsi="Aptos"/>
+        </w:rPr>
+        <w:t xml:space="preserve">collect guardian consent for learners under 18 on our form, or let us collect it directly;</w:t>
+      </w:r>
+    </w:p>
+    <w:p>
+      <w:pPr>
+        <w:pStyle w:val="ListParagraph"/>
+        <w:numPr>
+          <w:ilvl w:val="0"/>
+          <w:numId w:val="2"/>
+        </w:numPr>
+        <w:spacing w:after="60" w:before="0"/>
+      </w:pPr>
+      <w:r>
+        <w:rPr>
+          <w:rFonts w:ascii="Aptos" w:cs="Aptos" w:eastAsia="Aptos" w:hAnsi="Aptos"/>
+        </w:rPr>
+        <w:t xml:space="preserve">keep its staff accounts secure;</w:t>
+      </w:r>
+    </w:p>
+    <w:p>
+      <w:pPr>
+        <w:pStyle w:val="ListParagraph"/>
+        <w:numPr>
+          <w:ilvl w:val="0"/>
+          <w:numId w:val="2"/>
+        </w:numPr>
+        <w:spacing w:after="60" w:before="0"/>
+      </w:pPr>
+      <w:r>
+        <w:rPr>
+          <w:rFonts w:ascii="Aptos" w:cs="Aptos" w:eastAsia="Aptos" w:hAnsi="Aptos"/>
+        </w:rPr>
+        <w:t xml:space="preserve">use learner data only for teaching those learners.</w:t>
+      </w:r>
+    </w:p>
+    <w:p>
+      <w:pPr>
+        <w:spacing w:after="140" w:before="0" w:line="288"/>
+      </w:pPr>
+      <w:r>
+        <w:rPr>
+          <w:rFonts w:ascii="Aptos" w:cs="Aptos" w:eastAsia="Aptos" w:hAnsi="Aptos"/>
+        </w:rPr>
+        <w:t xml:space="preserve">1.14.3 The institution sees only its own learners. It does not see details of a learner's mental-health notes or safety incidents; those go to the guardian and our human controller. The institution receives only a notice that an incident happened.</w:t>
+      </w:r>
+    </w:p>
+    <w:p>
+      <w:pPr>
+        <w:spacing w:after="140" w:before="0" w:line="288"/>
+      </w:pPr>
+      <w:r>
+        <w:rPr>
+          <w:rFonts w:ascii="Aptos" w:cs="Aptos" w:eastAsia="Aptos" w:hAnsi="Aptos"/>
+        </w:rPr>
+        <w:t xml:space="preserve">1.14.4 The institution is responsible for material it uploads, including Cambridge, Pearson or IB papers, and for the marks its teachers approve.</w:t>
+      </w:r>
+    </w:p>
+    <w:p>
+      <w:pPr>
+        <w:spacing w:after="140" w:before="0" w:line="288"/>
+      </w:pPr>
+      <w:r>
+        <w:rPr>
+          <w:rFonts w:ascii="Aptos" w:cs="Aptos" w:eastAsia="Aptos" w:hAnsi="Aptos"/>
+        </w:rPr>
+        <w:t xml:space="preserve">1.14.5 When a learner leaves an institution, the learner's account stays with the learner. The institution can view that learner's records for 90 more days; the family can download them at any time.</w:t>
+      </w:r>
+    </w:p>
+    <w:p>
+      <w:pPr>
+        <w:pStyle w:val="Heading2"/>
+      </w:pPr>
+      <w:r>
+        <w:rPr>
+          <w:rFonts w:ascii="Aptos" w:cs="Aptos" w:eastAsia="Aptos" w:hAnsi="Aptos"/>
+        </w:rPr>
+        <w:t xml:space="preserve">1.15 Free Beta, Free Trial and free tier</w:t>
+      </w:r>
+    </w:p>
+    <w:p>
+      <w:pPr>
+        <w:spacing w:after="140" w:before="0" w:line="288"/>
+      </w:pPr>
+      <w:r>
+        <w:rPr>
+          <w:rFonts w:ascii="Aptos" w:cs="Aptos" w:eastAsia="Aptos" w:hAnsi="Aptos"/>
+        </w:rPr>
+        <w:t xml:space="preserve">1.15.1 </w:t>
+      </w:r>
+      <w:r>
+        <w:rPr>
+          <w:rFonts w:ascii="Aptos" w:cs="Aptos" w:eastAsia="Aptos" w:hAnsi="Aptos"/>
+          <w:b/>
+          <w:bCs/>
+        </w:rPr>
+        <w:t xml:space="preserve">Free Beta.</w:t>
+      </w:r>
+      <w:r>
+        <w:rPr>
+          <w:rFonts w:ascii="Aptos" w:cs="Aptos" w:eastAsia="Aptos" w:hAnsi="Aptos"/>
+        </w:rPr>
+        <w:t xml:space="preserve"> The Free Beta is a free testing programme for a limited time [dates to insert]. No payment card is needed. It does not turn into a paid plan automatically.</w:t>
+      </w:r>
+    </w:p>
+    <w:p>
+      <w:pPr>
+        <w:spacing w:after="140" w:before="0" w:line="288"/>
+      </w:pPr>
+      <w:r>
+        <w:rPr>
+          <w:rFonts w:ascii="Aptos" w:cs="Aptos" w:eastAsia="Aptos" w:hAnsi="Aptos"/>
+        </w:rPr>
+        <w:t xml:space="preserve">1.15.2 </w:t>
+      </w:r>
+      <w:r>
+        <w:rPr>
+          <w:rFonts w:ascii="Aptos" w:cs="Aptos" w:eastAsia="Aptos" w:hAnsi="Aptos"/>
+          <w:b/>
+          <w:bCs/>
+        </w:rPr>
+        <w:t xml:space="preserve">Free Beta limits.</w:t>
+      </w:r>
+      <w:r>
+        <w:rPr>
+          <w:rFonts w:ascii="Aptos" w:cs="Aptos" w:eastAsia="Aptos" w:hAnsi="Aptos"/>
+        </w:rPr>
+        <w:t xml:space="preserve"> During the Free Beta:</w:t>
+      </w:r>
+    </w:p>
+    <w:p>
+      <w:pPr>
+        <w:pStyle w:val="ListParagraph"/>
+        <w:numPr>
+          <w:ilvl w:val="0"/>
+          <w:numId w:val="2"/>
+        </w:numPr>
+        <w:spacing w:after="60" w:before="0"/>
+      </w:pPr>
+      <w:r>
+        <w:rPr>
+          <w:rFonts w:ascii="Aptos" w:cs="Aptos" w:eastAsia="Aptos" w:hAnsi="Aptos"/>
+        </w:rPr>
+        <w:t xml:space="preserve">AI tutor time is limited (30 minutes a day, default, editable);</w:t>
+      </w:r>
+    </w:p>
+    <w:p>
+      <w:pPr>
+        <w:pStyle w:val="ListParagraph"/>
+        <w:numPr>
+          <w:ilvl w:val="0"/>
+          <w:numId w:val="2"/>
+        </w:numPr>
+        <w:spacing w:after="60" w:before="0"/>
+      </w:pPr>
+      <w:r>
+        <w:rPr>
+          <w:rFonts w:ascii="Aptos" w:cs="Aptos" w:eastAsia="Aptos" w:hAnsi="Aptos"/>
+        </w:rPr>
+        <w:t xml:space="preserve">classes are not recorded;</w:t>
+      </w:r>
+    </w:p>
+    <w:p>
+      <w:pPr>
+        <w:pStyle w:val="ListParagraph"/>
+        <w:numPr>
+          <w:ilvl w:val="0"/>
+          <w:numId w:val="2"/>
+        </w:numPr>
+        <w:spacing w:after="60" w:before="0"/>
+      </w:pPr>
+      <w:r>
+        <w:rPr>
+          <w:rFonts w:ascii="Aptos" w:cs="Aptos" w:eastAsia="Aptos" w:hAnsi="Aptos"/>
+        </w:rPr>
+        <w:t xml:space="preserve">new users may wait in a queue when many people are online;</w:t>
+      </w:r>
+    </w:p>
+    <w:p>
+      <w:pPr>
+        <w:pStyle w:val="ListParagraph"/>
+        <w:numPr>
+          <w:ilvl w:val="0"/>
+          <w:numId w:val="2"/>
+        </w:numPr>
+        <w:spacing w:after="60" w:before="0"/>
+      </w:pPr>
+      <w:r>
+        <w:rPr>
+          <w:rFonts w:ascii="Aptos" w:cs="Aptos" w:eastAsia="Aptos" w:hAnsi="Aptos"/>
+        </w:rPr>
+        <w:t xml:space="preserve">features may change, pause or have errors.</w:t>
+      </w:r>
+    </w:p>
+    <w:p>
+      <w:pPr>
+        <w:spacing w:after="140" w:before="0" w:line="288"/>
+      </w:pPr>
+      <w:r>
+        <w:rPr>
+          <w:rFonts w:ascii="Aptos" w:cs="Aptos" w:eastAsia="Aptos" w:hAnsi="Aptos"/>
+        </w:rPr>
+        <w:t xml:space="preserve">We may change the limits or end the Free Beta early, and we will tell you on the website and in the app.</w:t>
+      </w:r>
+    </w:p>
+    <w:p>
+      <w:pPr>
+        <w:spacing w:after="140" w:before="0" w:line="288"/>
+      </w:pPr>
+      <w:r>
+        <w:rPr>
+          <w:rFonts w:ascii="Aptos" w:cs="Aptos" w:eastAsia="Aptos" w:hAnsi="Aptos"/>
+        </w:rPr>
+        <w:t xml:space="preserve">1.15.3 </w:t>
+      </w:r>
+      <w:r>
+        <w:rPr>
+          <w:rFonts w:ascii="Aptos" w:cs="Aptos" w:eastAsia="Aptos" w:hAnsi="Aptos"/>
+          <w:b/>
+          <w:bCs/>
+        </w:rPr>
+        <w:t xml:space="preserve">Feedback.</w:t>
+      </w:r>
+      <w:r>
+        <w:rPr>
+          <w:rFonts w:ascii="Aptos" w:cs="Aptos" w:eastAsia="Aptos" w:hAnsi="Aptos"/>
+        </w:rPr>
+        <w:t xml:space="preserve"> Your feedback and the "Report a problem" tickets help us fix NexaTute. We may use feedback without paying you, but we do not publish your name or personal data with it.</w:t>
+      </w:r>
+    </w:p>
+    <w:p>
+      <w:pPr>
+        <w:spacing w:after="140" w:before="0" w:line="288"/>
+      </w:pPr>
+      <w:r>
+        <w:rPr>
+          <w:rFonts w:ascii="Aptos" w:cs="Aptos" w:eastAsia="Aptos" w:hAnsi="Aptos"/>
+        </w:rPr>
+        <w:t xml:space="preserve">1.15.4 </w:t>
+      </w:r>
+      <w:r>
+        <w:rPr>
+          <w:rFonts w:ascii="Aptos" w:cs="Aptos" w:eastAsia="Aptos" w:hAnsi="Aptos"/>
+          <w:b/>
+          <w:bCs/>
+        </w:rPr>
+        <w:t xml:space="preserve">Your data.</w:t>
+      </w:r>
+      <w:r>
+        <w:rPr>
+          <w:rFonts w:ascii="Aptos" w:cs="Aptos" w:eastAsia="Aptos" w:hAnsi="Aptos"/>
+        </w:rPr>
+        <w:t xml:space="preserve"> Your Free Beta progress stays in your learner record, so you can continue after the Free Beta. The Privacy Policy applies in full.</w:t>
+      </w:r>
+    </w:p>
+    <w:p>
+      <w:pPr>
+        <w:spacing w:after="140" w:before="0" w:line="288"/>
+      </w:pPr>
+      <w:r>
+        <w:rPr>
+          <w:rFonts w:ascii="Aptos" w:cs="Aptos" w:eastAsia="Aptos" w:hAnsi="Aptos"/>
+        </w:rPr>
+        <w:t xml:space="preserve">1.15.5 </w:t>
+      </w:r>
+      <w:r>
+        <w:rPr>
+          <w:rFonts w:ascii="Aptos" w:cs="Aptos" w:eastAsia="Aptos" w:hAnsi="Aptos"/>
+          <w:b/>
+          <w:bCs/>
+        </w:rPr>
+        <w:t xml:space="preserve">Free Trial and free tier.</w:t>
+      </w:r>
+      <w:r>
+        <w:rPr>
+          <w:rFonts w:ascii="Aptos" w:cs="Aptos" w:eastAsia="Aptos" w:hAnsi="Aptos"/>
+        </w:rPr>
+        <w:t xml:space="preserve"> The 7-day Free Trial and the lifetime free tier have the limits shown in the app. They have no refunds because they are free.</w:t>
+      </w:r>
+    </w:p>
+    <w:p>
+      <w:pPr>
+        <w:pStyle w:val="Heading2"/>
+      </w:pPr>
+      <w:r>
+        <w:rPr>
+          <w:rFonts w:ascii="Aptos" w:cs="Aptos" w:eastAsia="Aptos" w:hAnsi="Aptos"/>
+        </w:rPr>
+        <w:t xml:space="preserve">1.16 Suspension and closing an account</w:t>
+      </w:r>
+    </w:p>
+    <w:p>
+      <w:pPr>
+        <w:spacing w:after="140" w:before="0" w:line="288"/>
+      </w:pPr>
+      <w:r>
+        <w:rPr>
+          <w:rFonts w:ascii="Aptos" w:cs="Aptos" w:eastAsia="Aptos" w:hAnsi="Aptos"/>
+        </w:rPr>
+        <w:t xml:space="preserve">1.16.1 </w:t>
+      </w:r>
+      <w:r>
+        <w:rPr>
+          <w:rFonts w:ascii="Aptos" w:cs="Aptos" w:eastAsia="Aptos" w:hAnsi="Aptos"/>
+          <w:b/>
+          <w:bCs/>
+        </w:rPr>
+        <w:t xml:space="preserve">You can close your account</w:t>
+      </w:r>
+      <w:r>
+        <w:rPr>
+          <w:rFonts w:ascii="Aptos" w:cs="Aptos" w:eastAsia="Aptos" w:hAnsi="Aptos"/>
+        </w:rPr>
+        <w:t xml:space="preserve"> at any time from Settings, or the guardian can close a child's account. See the Data Deletion Instructions.</w:t>
+      </w:r>
+    </w:p>
+    <w:p>
+      <w:pPr>
+        <w:spacing w:after="140" w:before="0" w:line="288"/>
+      </w:pPr>
+      <w:r>
+        <w:rPr>
+          <w:rFonts w:ascii="Aptos" w:cs="Aptos" w:eastAsia="Aptos" w:hAnsi="Aptos"/>
+        </w:rPr>
+        <w:t xml:space="preserve">1.16.2 </w:t>
+      </w:r>
+      <w:r>
+        <w:rPr>
+          <w:rFonts w:ascii="Aptos" w:cs="Aptos" w:eastAsia="Aptos" w:hAnsi="Aptos"/>
+          <w:b/>
+          <w:bCs/>
+        </w:rPr>
+        <w:t xml:space="preserve">We may suspend or close an account</w:t>
+      </w:r>
+      <w:r>
+        <w:rPr>
+          <w:rFonts w:ascii="Aptos" w:cs="Aptos" w:eastAsia="Aptos" w:hAnsi="Aptos"/>
+        </w:rPr>
+        <w:t xml:space="preserve"> if it breaks these Terms, if the law requires it, or to protect a learner or other users. For serious harm (for example child-safety issues, fraud or attacks on the system) we may act at once. Otherwise we warn first.</w:t>
+      </w:r>
+    </w:p>
+    <w:p>
+      <w:pPr>
+        <w:spacing w:after="140" w:before="0" w:line="288"/>
+      </w:pPr>
+      <w:r>
+        <w:rPr>
+          <w:rFonts w:ascii="Aptos" w:cs="Aptos" w:eastAsia="Aptos" w:hAnsi="Aptos"/>
+        </w:rPr>
+        <w:t xml:space="preserve">1.16.3 </w:t>
+      </w:r>
+      <w:r>
+        <w:rPr>
+          <w:rFonts w:ascii="Aptos" w:cs="Aptos" w:eastAsia="Aptos" w:hAnsi="Aptos"/>
+          <w:b/>
+          <w:bCs/>
+        </w:rPr>
+        <w:t xml:space="preserve">Reasons and appeal.</w:t>
+      </w:r>
+      <w:r>
+        <w:rPr>
+          <w:rFonts w:ascii="Aptos" w:cs="Aptos" w:eastAsia="Aptos" w:hAnsi="Aptos"/>
+        </w:rPr>
+        <w:t xml:space="preserve"> We tell you the reason, unless the law or a child's safety stops us. You can appeal within 7 days (default, editable). A different person reviews the appeal.</w:t>
+      </w:r>
+    </w:p>
+    <w:p>
+      <w:pPr>
+        <w:spacing w:after="140" w:before="0" w:line="288"/>
+      </w:pPr>
+      <w:r>
+        <w:rPr>
+          <w:rFonts w:ascii="Aptos" w:cs="Aptos" w:eastAsia="Aptos" w:hAnsi="Aptos"/>
+        </w:rPr>
+        <w:t xml:space="preserve">1.16.4 </w:t>
+      </w:r>
+      <w:r>
+        <w:rPr>
+          <w:rFonts w:ascii="Aptos" w:cs="Aptos" w:eastAsia="Aptos" w:hAnsi="Aptos"/>
+          <w:b/>
+          <w:bCs/>
+        </w:rPr>
+        <w:t xml:space="preserve">Refund on closure.</w:t>
+      </w:r>
+      <w:r>
+        <w:rPr>
+          <w:rFonts w:ascii="Aptos" w:cs="Aptos" w:eastAsia="Aptos" w:hAnsi="Aptos"/>
+        </w:rPr>
+        <w:t xml:space="preserve"> If we close an account, we refund the unused part of any paid plan, unless the closure is for fraud or serious abuse and the law allows us to keep it [lawyer to confirm].</w:t>
+      </w:r>
+    </w:p>
+    <w:p>
+      <w:pPr>
+        <w:pStyle w:val="Heading2"/>
+      </w:pPr>
+      <w:r>
+        <w:rPr>
+          <w:rFonts w:ascii="Aptos" w:cs="Aptos" w:eastAsia="Aptos" w:hAnsi="Aptos"/>
+        </w:rPr>
+        <w:t xml:space="preserve">1.17 Availability and maintenance</w:t>
+      </w:r>
+    </w:p>
+    <w:p>
+      <w:pPr>
+        <w:spacing w:after="140" w:before="0" w:line="288"/>
+      </w:pPr>
+      <w:r>
+        <w:rPr>
+          <w:rFonts w:ascii="Aptos" w:cs="Aptos" w:eastAsia="Aptos" w:hAnsi="Aptos"/>
+        </w:rPr>
+        <w:t xml:space="preserve">1.17.1 We aim to keep NexaTute available at all times, but it may be slow or unavailable because of maintenance, high demand, internet problems or events outside our control. Planned maintenance is announced in advance by SMS, email or WhatsApp, on the website and on your dashboard. Live status is on status.nexatute.com.</w:t>
+      </w:r>
+    </w:p>
+    <w:p>
+      <w:pPr>
+        <w:spacing w:after="140" w:before="0" w:line="288"/>
+      </w:pPr>
+      <w:r>
+        <w:rPr>
+          <w:rFonts w:ascii="Aptos" w:cs="Aptos" w:eastAsia="Aptos" w:hAnsi="Aptos"/>
+        </w:rPr>
+        <w:t xml:space="preserve">1.17.2 Minutes lost to a platform outage are credited back automatically, as set out in the Refund Policy.</w:t>
+      </w:r>
+    </w:p>
+    <w:p>
+      <w:pPr>
+        <w:pStyle w:val="Heading2"/>
+      </w:pPr>
+      <w:r>
+        <w:rPr>
+          <w:rFonts w:ascii="Aptos" w:cs="Aptos" w:eastAsia="Aptos" w:hAnsi="Aptos"/>
+        </w:rPr>
+        <w:t xml:space="preserve">1.18 Our responsibility to you</w:t>
+      </w:r>
+    </w:p>
+    <w:p>
+      <w:pPr>
+        <w:spacing w:after="140" w:before="0" w:line="288"/>
+      </w:pPr>
+      <w:r>
+        <w:rPr>
+          <w:rFonts w:ascii="Aptos" w:cs="Aptos" w:eastAsia="Aptos" w:hAnsi="Aptos"/>
+        </w:rPr>
+        <w:t xml:space="preserve">1.18.1 We provide the Service with reasonable care and skill. We are responsible for loss caused by our breach of these Terms or our negligence where the loss was foreseeable.</w:t>
+      </w:r>
+    </w:p>
+    <w:p>
+      <w:pPr>
+        <w:spacing w:after="140" w:before="0" w:line="288"/>
+      </w:pPr>
+      <w:r>
+        <w:rPr>
+          <w:rFonts w:ascii="Aptos" w:cs="Aptos" w:eastAsia="Aptos" w:hAnsi="Aptos"/>
+        </w:rPr>
+        <w:t xml:space="preserve">1.18.2 We are not responsible for:</w:t>
+      </w:r>
+    </w:p>
+    <w:p>
+      <w:pPr>
+        <w:pStyle w:val="ListParagraph"/>
+        <w:numPr>
+          <w:ilvl w:val="0"/>
+          <w:numId w:val="2"/>
+        </w:numPr>
+        <w:spacing w:after="60" w:before="0"/>
+      </w:pPr>
+      <w:r>
+        <w:rPr>
+          <w:rFonts w:ascii="Aptos" w:cs="Aptos" w:eastAsia="Aptos" w:hAnsi="Aptos"/>
+        </w:rPr>
+        <w:t xml:space="preserve">exam results, admissions, grades or job outcomes;</w:t>
+      </w:r>
+    </w:p>
+    <w:p>
+      <w:pPr>
+        <w:pStyle w:val="ListParagraph"/>
+        <w:numPr>
+          <w:ilvl w:val="0"/>
+          <w:numId w:val="2"/>
+        </w:numPr>
+        <w:spacing w:after="60" w:before="0"/>
+      </w:pPr>
+      <w:r>
+        <w:rPr>
+          <w:rFonts w:ascii="Aptos" w:cs="Aptos" w:eastAsia="Aptos" w:hAnsi="Aptos"/>
+        </w:rPr>
+        <w:t xml:space="preserve">decisions made only on an AI answer that you did not check;</w:t>
+      </w:r>
+    </w:p>
+    <w:p>
+      <w:pPr>
+        <w:pStyle w:val="ListParagraph"/>
+        <w:numPr>
+          <w:ilvl w:val="0"/>
+          <w:numId w:val="2"/>
+        </w:numPr>
+        <w:spacing w:after="60" w:before="0"/>
+      </w:pPr>
+      <w:r>
+        <w:rPr>
+          <w:rFonts w:ascii="Aptos" w:cs="Aptos" w:eastAsia="Aptos" w:hAnsi="Aptos"/>
+        </w:rPr>
+        <w:t xml:space="preserve">content uploaded or approved by an institution, teacher or guardian (1.11.5);</w:t>
+      </w:r>
+    </w:p>
+    <w:p>
+      <w:pPr>
+        <w:pStyle w:val="ListParagraph"/>
+        <w:numPr>
+          <w:ilvl w:val="0"/>
+          <w:numId w:val="2"/>
+        </w:numPr>
+        <w:spacing w:after="60" w:before="0"/>
+      </w:pPr>
+      <w:r>
+        <w:rPr>
+          <w:rFonts w:ascii="Aptos" w:cs="Aptos" w:eastAsia="Aptos" w:hAnsi="Aptos"/>
+        </w:rPr>
+        <w:t xml:space="preserve">problems with your device, internet or mobile network;</w:t>
+      </w:r>
+    </w:p>
+    <w:p>
+      <w:pPr>
+        <w:pStyle w:val="ListParagraph"/>
+        <w:numPr>
+          <w:ilvl w:val="0"/>
+          <w:numId w:val="2"/>
+        </w:numPr>
+        <w:spacing w:after="60" w:before="0"/>
+      </w:pPr>
+      <w:r>
+        <w:rPr>
+          <w:rFonts w:ascii="Aptos" w:cs="Aptos" w:eastAsia="Aptos" w:hAnsi="Aptos"/>
+        </w:rPr>
+        <w:t xml:space="preserve">third-party services (payment providers, app stores, messaging apps), except as the law requires.</w:t>
+      </w:r>
+    </w:p>
+    <w:p>
+      <w:pPr>
+        <w:spacing w:after="140" w:before="0" w:line="288"/>
+      </w:pPr>
+      <w:r>
+        <w:rPr>
+          <w:rFonts w:ascii="Aptos" w:cs="Aptos" w:eastAsia="Aptos" w:hAnsi="Aptos"/>
+        </w:rPr>
+        <w:t xml:space="preserve">1.18.3 </w:t>
+      </w:r>
+      <w:r>
+        <w:rPr>
+          <w:rFonts w:ascii="Aptos" w:cs="Aptos" w:eastAsia="Aptos" w:hAnsi="Aptos"/>
+          <w:b/>
+          <w:bCs/>
+        </w:rPr>
+        <w:t xml:space="preserve">Limit.</w:t>
+      </w:r>
+      <w:r>
+        <w:rPr>
+          <w:rFonts w:ascii="Aptos" w:cs="Aptos" w:eastAsia="Aptos" w:hAnsi="Aptos"/>
+        </w:rPr>
+        <w:t xml:space="preserve"> Our total liability to you for any claim is limited to the amount you paid us in the 12 months before the claim (default, editable) [lawyer to confirm enforceability against consumers].</w:t>
+      </w:r>
+    </w:p>
+    <w:p>
+      <w:pPr>
+        <w:spacing w:after="140" w:before="0" w:line="288"/>
+      </w:pPr>
+      <w:r>
+        <w:rPr>
+          <w:rFonts w:ascii="Aptos" w:cs="Aptos" w:eastAsia="Aptos" w:hAnsi="Aptos"/>
+        </w:rPr>
+        <w:t xml:space="preserve">1.18.4 </w:t>
+      </w:r>
+      <w:r>
+        <w:rPr>
+          <w:rFonts w:ascii="Aptos" w:cs="Aptos" w:eastAsia="Aptos" w:hAnsi="Aptos"/>
+          <w:b/>
+          <w:bCs/>
+        </w:rPr>
+        <w:t xml:space="preserve">Your legal rights.</w:t>
+      </w:r>
+      <w:r>
+        <w:rPr>
+          <w:rFonts w:ascii="Aptos" w:cs="Aptos" w:eastAsia="Aptos" w:hAnsi="Aptos"/>
+        </w:rPr>
+        <w:t xml:space="preserve"> Nothing in these Terms limits liability for death or personal injury caused by negligence, fraud, or any other liability that the law does not allow to be limited. Nothing removes your rights under the Consumers' Right Protection Act 2009 or the consumer law of your country.</w:t>
+      </w:r>
+    </w:p>
+    <w:p>
+      <w:pPr>
+        <w:pStyle w:val="Heading2"/>
+      </w:pPr>
+      <w:r>
+        <w:rPr>
+          <w:rFonts w:ascii="Aptos" w:cs="Aptos" w:eastAsia="Aptos" w:hAnsi="Aptos"/>
+        </w:rPr>
+        <w:t xml:space="preserve">1.19 Complaints and disputes</w:t>
+      </w:r>
+    </w:p>
+    <w:p>
+      <w:pPr>
+        <w:spacing w:after="140" w:before="0" w:line="288"/>
+      </w:pPr>
+      <w:r>
+        <w:rPr>
+          <w:rFonts w:ascii="Aptos" w:cs="Aptos" w:eastAsia="Aptos" w:hAnsi="Aptos"/>
+        </w:rPr>
+        <w:t xml:space="preserve">1.19.1 </w:t>
+      </w:r>
+      <w:r>
+        <w:rPr>
+          <w:rFonts w:ascii="Aptos" w:cs="Aptos" w:eastAsia="Aptos" w:hAnsi="Aptos"/>
+          <w:b/>
+          <w:bCs/>
+        </w:rPr>
+        <w:t xml:space="preserve">How complaints and disputes are handled.</w:t>
+      </w:r>
+      <w:r>
+        <w:rPr>
+          <w:rFonts w:ascii="Aptos" w:cs="Aptos" w:eastAsia="Aptos" w:hAnsi="Aptos"/>
+        </w:rPr>
+        <w:t xml:space="preserve"> For any complaint, dispute, refund or cancellation problem:</w:t>
+      </w:r>
+    </w:p>
+    <w:p>
+      <w:pPr>
+        <w:pStyle w:val="ListParagraph"/>
+        <w:numPr>
+          <w:ilvl w:val="0"/>
+          <w:numId w:val="5"/>
+        </w:numPr>
+        <w:spacing w:after="60" w:before="0"/>
+      </w:pPr>
+      <w:r>
+        <w:rPr>
+          <w:rFonts w:ascii="Aptos" w:cs="Aptos" w:eastAsia="Aptos" w:hAnsi="Aptos"/>
+        </w:rPr>
+        <w:t xml:space="preserve">Our AI support assistant answers at any time in the app ("Report a problem") and can correct payment or order errors at once. You get a ticket number at once.</w:t>
+      </w:r>
+    </w:p>
+    <w:p>
+      <w:pPr>
+        <w:pStyle w:val="ListParagraph"/>
+        <w:numPr>
+          <w:ilvl w:val="0"/>
+          <w:numId w:val="5"/>
+        </w:numPr>
+        <w:spacing w:after="60" w:before="0"/>
+      </w:pPr>
+      <w:r>
+        <w:rPr>
+          <w:rFonts w:ascii="Aptos" w:cs="Aptos" w:eastAsia="Aptos" w:hAnsi="Aptos"/>
+        </w:rPr>
+        <w:t xml:space="preserve">If it does not solve your problem, or you ask for a person, email the Disputes email on our Contact page [set in admin: Disputes email]. A member of staff reviews the record and decides. You get a first reply within 72 hours and a decision within 10 working days (default, editable) [lawyer to confirm against the Digital Commerce Operation Guidelines 2021].</w:t>
+      </w:r>
+    </w:p>
+    <w:p>
+      <w:pPr>
+        <w:pStyle w:val="ListParagraph"/>
+        <w:numPr>
+          <w:ilvl w:val="0"/>
+          <w:numId w:val="5"/>
+        </w:numPr>
+        <w:spacing w:after="60" w:before="0"/>
+      </w:pPr>
+      <w:r>
+        <w:rPr>
+          <w:rFonts w:ascii="Aptos" w:cs="Aptos" w:eastAsia="Aptos" w:hAnsi="Aptos"/>
+        </w:rPr>
+        <w:t xml:space="preserve">You may also complain to the consumer authority or go to court (1.19.3 and 1.19.4).</w:t>
+      </w:r>
+    </w:p>
+    <w:p>
+      <w:pPr>
+        <w:spacing w:after="140" w:before="0" w:line="288"/>
+      </w:pPr>
+      <w:r>
+        <w:rPr>
+          <w:rFonts w:ascii="Aptos" w:cs="Aptos" w:eastAsia="Aptos" w:hAnsi="Aptos"/>
+        </w:rPr>
+        <w:t xml:space="preserve">The AI never makes the final decision on a dispute, a refund refusal or an account action.</w:t>
+      </w:r>
+    </w:p>
+    <w:p>
+      <w:pPr>
+        <w:spacing w:after="140" w:before="0" w:line="288"/>
+      </w:pPr>
+      <w:r>
+        <w:rPr>
+          <w:rFonts w:ascii="Aptos" w:cs="Aptos" w:eastAsia="Aptos" w:hAnsi="Aptos"/>
+        </w:rPr>
+        <w:t xml:space="preserve">1.19.2 </w:t>
+      </w:r>
+      <w:r>
+        <w:rPr>
+          <w:rFonts w:ascii="Aptos" w:cs="Aptos" w:eastAsia="Aptos" w:hAnsi="Aptos"/>
+          <w:b/>
+          <w:bCs/>
+        </w:rPr>
+        <w:t xml:space="preserve">Privacy complaints.</w:t>
+      </w:r>
+      <w:r>
+        <w:rPr>
+          <w:rFonts w:ascii="Aptos" w:cs="Aptos" w:eastAsia="Aptos" w:hAnsi="Aptos"/>
+        </w:rPr>
+        <w:t xml:space="preserve"> Privacy complaints go to our Data Protection Officer at the Privacy and data requests email on our Contact page [set in admin: Privacy &amp; data requests email].</w:t>
+      </w:r>
+    </w:p>
+    <w:p>
+      <w:pPr>
+        <w:spacing w:after="140" w:before="0" w:line="288"/>
+      </w:pPr>
+      <w:r>
+        <w:rPr>
+          <w:rFonts w:ascii="Aptos" w:cs="Aptos" w:eastAsia="Aptos" w:hAnsi="Aptos"/>
+        </w:rPr>
+        <w:t xml:space="preserve">1.19.3 </w:t>
+      </w:r>
+      <w:r>
+        <w:rPr>
+          <w:rFonts w:ascii="Aptos" w:cs="Aptos" w:eastAsia="Aptos" w:hAnsi="Aptos"/>
+          <w:b/>
+          <w:bCs/>
+        </w:rPr>
+        <w:t xml:space="preserve">Consumer authority.</w:t>
+      </w:r>
+      <w:r>
+        <w:rPr>
+          <w:rFonts w:ascii="Aptos" w:cs="Aptos" w:eastAsia="Aptos" w:hAnsi="Aptos"/>
+        </w:rPr>
+        <w:t xml:space="preserve"> You may also complain to the Directorate of National Consumer Rights Protection (DNCRP) in Bangladesh. Complaints there must be made within 30 days of the cause [lawyer to confirm: CRPA 2009 s.60].</w:t>
+      </w:r>
+    </w:p>
+    <w:p>
+      <w:pPr>
+        <w:spacing w:after="140" w:before="0" w:line="288"/>
+      </w:pPr>
+      <w:r>
+        <w:rPr>
+          <w:rFonts w:ascii="Aptos" w:cs="Aptos" w:eastAsia="Aptos" w:hAnsi="Aptos"/>
+        </w:rPr>
+        <w:t xml:space="preserve">1.19.4 </w:t>
+      </w:r>
+      <w:r>
+        <w:rPr>
+          <w:rFonts w:ascii="Aptos" w:cs="Aptos" w:eastAsia="Aptos" w:hAnsi="Aptos"/>
+          <w:b/>
+          <w:bCs/>
+        </w:rPr>
+        <w:t xml:space="preserve">Law and courts.</w:t>
+      </w:r>
+      <w:r>
+        <w:rPr>
+          <w:rFonts w:ascii="Aptos" w:cs="Aptos" w:eastAsia="Aptos" w:hAnsi="Aptos"/>
+        </w:rPr>
+        <w:t xml:space="preserve"> These Terms are governed by the laws of Bangladesh. Courts in Dhaka have jurisdiction [lawyer to confirm]. If you live in another country, you keep the mandatory consumer protections of that country and may bring a claim there where its law allows.</w:t>
+      </w:r>
+    </w:p>
+    <w:p>
+      <w:pPr>
+        <w:pStyle w:val="Heading2"/>
+      </w:pPr>
+      <w:r>
+        <w:rPr>
+          <w:rFonts w:ascii="Aptos" w:cs="Aptos" w:eastAsia="Aptos" w:hAnsi="Aptos"/>
+        </w:rPr>
+        <w:t xml:space="preserve">1.20 Changes to these Terms</w:t>
+      </w:r>
+    </w:p>
+    <w:p>
+      <w:pPr>
+        <w:spacing w:after="140" w:before="0" w:line="288"/>
+      </w:pPr>
+      <w:r>
+        <w:rPr>
+          <w:rFonts w:ascii="Aptos" w:cs="Aptos" w:eastAsia="Aptos" w:hAnsi="Aptos"/>
+        </w:rPr>
+        <w:t xml:space="preserve">1.20.1 We keep every version of these Terms with its date. For a material change we tell you at least 30 days in advance (default, editable), in the app and by email or SMS, in your language, with a summary. You (or, for a learner under 18, the guardian) accept the new version actively, at sign-in or checkout; until you do, you can still download your data and cancel with a refund of the unused part of your plan, but you cannot make new purchases after the change applies. We record each acceptance (version, time, account). Minor changes (corrections, new optional features) apply after notice. A change required by law may apply sooner, and we tell you why.</w:t>
+      </w:r>
+    </w:p>
+    <w:p>
+      <w:pPr>
+        <w:spacing w:after="140" w:before="0" w:line="288"/>
+      </w:pPr>
+      <w:r>
+        <w:rPr>
+          <w:rFonts w:ascii="Aptos" w:cs="Aptos" w:eastAsia="Aptos" w:hAnsi="Aptos"/>
+        </w:rPr>
+        <w:t xml:space="preserve">1.20.2 Safety and child-protection rules in our policies change only through 1.20.1; a change that loosens them is never made without notice and the notice period.</w:t>
+      </w:r>
+    </w:p>
+    <w:p>
+      <w:pPr>
+        <w:pStyle w:val="Heading2"/>
+      </w:pPr>
+      <w:r>
+        <w:rPr>
+          <w:rFonts w:ascii="Aptos" w:cs="Aptos" w:eastAsia="Aptos" w:hAnsi="Aptos"/>
+        </w:rPr>
+        <w:t xml:space="preserve">1.21 Contact</w:t>
+      </w:r>
+    </w:p>
+    <w:p>
+      <w:pPr>
+        <w:spacing w:after="140" w:before="0" w:line="288"/>
+      </w:pPr>
+      <w:r>
+        <w:rPr>
+          <w:rFonts w:ascii="Aptos" w:cs="Aptos" w:eastAsia="Aptos" w:hAnsi="Aptos"/>
+        </w:rPr>
+        <w:t xml:space="preserve">Each type of request has its own email address, listed on our Contact page and set from our admin panel.</w:t>
+      </w:r>
+    </w:p>
+    <w:p>
+      <w:pPr>
+        <w:pStyle w:val="ListParagraph"/>
+        <w:numPr>
+          <w:ilvl w:val="0"/>
+          <w:numId w:val="2"/>
+        </w:numPr>
+        <w:spacing w:after="60" w:before="0"/>
+      </w:pPr>
+      <w:r>
+        <w:rPr>
+          <w:rFonts w:ascii="Aptos" w:cs="Aptos" w:eastAsia="Aptos" w:hAnsi="Aptos"/>
+        </w:rPr>
+        <w:t xml:space="preserve">Company: RemonLogic Private Limited, [to insert: registered address], Bangladesh.</w:t>
+      </w:r>
+    </w:p>
+    <w:p>
+      <w:pPr>
+        <w:pStyle w:val="ListParagraph"/>
+        <w:numPr>
+          <w:ilvl w:val="0"/>
+          <w:numId w:val="2"/>
+        </w:numPr>
+        <w:spacing w:after="60" w:before="0"/>
+      </w:pPr>
+      <w:r>
+        <w:rPr>
+          <w:rFonts w:ascii="Aptos" w:cs="Aptos" w:eastAsia="Aptos" w:hAnsi="Aptos"/>
+        </w:rPr>
+        <w:t xml:space="preserve">Support: the Support email on our Contact page [set in admin: Support email]; phone [set in admin: Support phone, shown only while the line is staffed].</w:t>
+      </w:r>
+    </w:p>
+    <w:p>
+      <w:pPr>
+        <w:pStyle w:val="ListParagraph"/>
+        <w:numPr>
+          <w:ilvl w:val="0"/>
+          <w:numId w:val="2"/>
+        </w:numPr>
+        <w:spacing w:after="60" w:before="0"/>
+      </w:pPr>
+      <w:r>
+        <w:rPr>
+          <w:rFonts w:ascii="Aptos" w:cs="Aptos" w:eastAsia="Aptos" w:hAnsi="Aptos"/>
+        </w:rPr>
+        <w:t xml:space="preserve">Disputes: [set in admin: Disputes email]. Billing and refunds: [set in admin: Billing &amp; refunds email].</w:t>
+      </w:r>
+    </w:p>
+    <w:p>
+      <w:pPr>
+        <w:pStyle w:val="ListParagraph"/>
+        <w:numPr>
+          <w:ilvl w:val="0"/>
+          <w:numId w:val="2"/>
+        </w:numPr>
+        <w:spacing w:after="60" w:before="0"/>
+      </w:pPr>
+      <w:r>
+        <w:rPr>
+          <w:rFonts w:ascii="Aptos" w:cs="Aptos" w:eastAsia="Aptos" w:hAnsi="Aptos"/>
+        </w:rPr>
+        <w:t xml:space="preserve">Data Protection Officer: [to insert: name]; [set in admin: Privacy &amp; data requests email].</w:t>
+      </w:r>
+    </w:p>
+    <w:p>
+      <w:pPr>
+        <w:pStyle w:val="ListParagraph"/>
+        <w:numPr>
+          <w:ilvl w:val="0"/>
+          <w:numId w:val="2"/>
+        </w:numPr>
+        <w:spacing w:after="60" w:before="0"/>
+      </w:pPr>
+      <w:r>
+        <w:rPr>
+          <w:rFonts w:ascii="Aptos" w:cs="Aptos" w:eastAsia="Aptos" w:hAnsi="Aptos"/>
+        </w:rPr>
+        <w:t xml:space="preserve">Security reports: [set in admin: Security reports email].</w:t>
+      </w:r>
+    </w:p>
+    <w:p>
+      <w:pPr>
+        <w:pStyle w:val="Heading1"/>
+        <w:pageBreakBefore/>
+      </w:pPr>
+      <w:r>
+        <w:rPr>
+          <w:rFonts w:ascii="Aptos" w:cs="Aptos" w:eastAsia="Aptos" w:hAnsi="Aptos"/>
+        </w:rPr>
+        <w:t xml:space="preserve">2. Privacy Policy</w:t>
       </w:r>
     </w:p>
     <w:p>
@@ -8273,2134 +10642,7 @@
           <w:b/>
           <w:bCs/>
         </w:rPr>
-        <w:t xml:space="preserve">Note for the lawyer:</w:t>
-      </w:r>
-      <w:r>
-        <w:rPr>
-          <w:rFonts w:ascii="Aptos" w:cs="Aptos" w:eastAsia="Aptos" w:hAnsi="Aptos"/>
-        </w:rPr>
-        <w:t xml:space="preserve"> choose Option A or Option B and delete the other. Option A keeps the prepaid learning wallet in the blueprint. Option B removes any stored money balance, in case the Bangladesh Bank Prepaid Instrument Guidelines 2024 treat the wallet as a closed prepaid instrument that needs Bangladesh Bank approval. Option B needs product changes (owner to confirm).</w:t>
-      </w:r>
-    </w:p>
-    <w:p>
-      <w:pPr>
-        <w:pStyle w:val="Heading3"/>
-      </w:pPr>
-      <w:r>
-        <w:rPr>
-          <w:rFonts w:ascii="Aptos" w:cs="Aptos" w:eastAsia="Aptos" w:hAnsi="Aptos"/>
-        </w:rPr>
-        <w:t xml:space="preserve">1.7.1 Option A: Prepaid learning wallet</w:t>
-      </w:r>
-    </w:p>
-    <w:p>
-      <w:pPr>
-        <w:spacing w:after="140" w:before="0" w:line="288"/>
-      </w:pPr>
-      <w:r>
-        <w:rPr>
-          <w:rFonts w:ascii="Aptos" w:cs="Aptos" w:eastAsia="Aptos" w:hAnsi="Aptos"/>
-        </w:rPr>
-        <w:t xml:space="preserve">1.7.1.1 </w:t>
-      </w:r>
-      <w:r>
-        <w:rPr>
-          <w:rFonts w:ascii="Aptos" w:cs="Aptos" w:eastAsia="Aptos" w:hAnsi="Aptos"/>
-          <w:b/>
-          <w:bCs/>
-        </w:rPr>
-        <w:t xml:space="preserve">What the wallet is.</w:t>
-      </w:r>
-      <w:r>
-        <w:rPr>
-          <w:rFonts w:ascii="Aptos" w:cs="Aptos" w:eastAsia="Aptos" w:hAnsi="Aptos"/>
-        </w:rPr>
-        <w:t xml:space="preserve"> The NexaTute learning wallet is a prepaid credit for NexaTute services only: extra 1:1 minutes after your plan's daily minutes, Group Study, the phone tutor, extra images, Doubt Passes and other services priced per minute or per item.</w:t>
-      </w:r>
-    </w:p>
-    <w:p>
-      <w:pPr>
-        <w:spacing w:after="140" w:before="0" w:line="288"/>
-      </w:pPr>
-      <w:r>
-        <w:rPr>
-          <w:rFonts w:ascii="Aptos" w:cs="Aptos" w:eastAsia="Aptos" w:hAnsi="Aptos"/>
-        </w:rPr>
-        <w:t xml:space="preserve">1.7.1.2 </w:t>
-      </w:r>
-      <w:r>
-        <w:rPr>
-          <w:rFonts w:ascii="Aptos" w:cs="Aptos" w:eastAsia="Aptos" w:hAnsi="Aptos"/>
-          <w:b/>
-          <w:bCs/>
-        </w:rPr>
-        <w:t xml:space="preserve">Top-ups and validity.</w:t>
-      </w:r>
-      <w:r>
-        <w:rPr>
-          <w:rFonts w:ascii="Aptos" w:cs="Aptos" w:eastAsia="Aptos" w:hAnsi="Aptos"/>
-        </w:rPr>
-        <w:t xml:space="preserve"> You can top up the wallet with the amounts shown on the Prices page. Each top-up has a validity period, for example 15, 45 or 75 days (default, editable). A new top-up made before or after expiry carries the remaining balance into the new validity [lawyer to confirm the rule for balances at expiry].</w:t>
-      </w:r>
-    </w:p>
-    <w:p>
-      <w:pPr>
-        <w:spacing w:after="140" w:before="0" w:line="288"/>
-      </w:pPr>
-      <w:r>
-        <w:rPr>
-          <w:rFonts w:ascii="Aptos" w:cs="Aptos" w:eastAsia="Aptos" w:hAnsi="Aptos"/>
-        </w:rPr>
-        <w:t xml:space="preserve">1.7.1.3 </w:t>
-      </w:r>
-      <w:r>
-        <w:rPr>
-          <w:rFonts w:ascii="Aptos" w:cs="Aptos" w:eastAsia="Aptos" w:hAnsi="Aptos"/>
-          <w:b/>
-          <w:bCs/>
-        </w:rPr>
-        <w:t xml:space="preserve">How it is used.</w:t>
-      </w:r>
-      <w:r>
-        <w:rPr>
-          <w:rFonts w:ascii="Aptos" w:cs="Aptos" w:eastAsia="Aptos" w:hAnsi="Aptos"/>
-        </w:rPr>
-        <w:t xml:space="preserve"> We charge the wallet only for what you use, at the per-minute or per-item rate shown before you start. Your wallet history shows every top-up, charge and refund.</w:t>
-      </w:r>
-    </w:p>
-    <w:p>
-      <w:pPr>
-        <w:spacing w:after="140" w:before="0" w:line="288"/>
-      </w:pPr>
-      <w:r>
-        <w:rPr>
-          <w:rFonts w:ascii="Aptos" w:cs="Aptos" w:eastAsia="Aptos" w:hAnsi="Aptos"/>
-        </w:rPr>
-        <w:t xml:space="preserve">1.7.1.4 </w:t>
-      </w:r>
-      <w:r>
-        <w:rPr>
-          <w:rFonts w:ascii="Aptos" w:cs="Aptos" w:eastAsia="Aptos" w:hAnsi="Aptos"/>
-          <w:b/>
-          <w:bCs/>
-        </w:rPr>
-        <w:t xml:space="preserve">No cash-out, no transfer.</w:t>
-      </w:r>
-      <w:r>
-        <w:rPr>
-          <w:rFonts w:ascii="Aptos" w:cs="Aptos" w:eastAsia="Aptos" w:hAnsi="Aptos"/>
-        </w:rPr>
-        <w:t xml:space="preserve"> The wallet balance is not money held for you. It cannot be withdrawn as cash, transferred to another person or used outside NexaTute. It can be refunded only under the Refund and Cancellation Policy. Within a family account, siblings may spend from one guardian wallet.</w:t>
-      </w:r>
-    </w:p>
-    <w:p>
-      <w:pPr>
-        <w:spacing w:after="140" w:before="0" w:line="288"/>
-      </w:pPr>
-      <w:r>
-        <w:rPr>
-          <w:rFonts w:ascii="Aptos" w:cs="Aptos" w:eastAsia="Aptos" w:hAnsi="Aptos"/>
-        </w:rPr>
-        <w:t xml:space="preserve">1.7.1.5 </w:t>
-      </w:r>
-      <w:r>
-        <w:rPr>
-          <w:rFonts w:ascii="Aptos" w:cs="Aptos" w:eastAsia="Aptos" w:hAnsi="Aptos"/>
-          <w:b/>
-          <w:bCs/>
-        </w:rPr>
-        <w:t xml:space="preserve">Limits.</w:t>
-      </w:r>
-      <w:r>
-        <w:rPr>
-          <w:rFonts w:ascii="Aptos" w:cs="Aptos" w:eastAsia="Aptos" w:hAnsi="Aptos"/>
-        </w:rPr>
-        <w:t xml:space="preserve"> We may set a maximum top-up and a maximum balance [lawyer to confirm: whether limits such as Tk 10,000 per top-up, Tk 1 lakh per holder and a 1-year maximum validity must apply].</w:t>
-      </w:r>
-    </w:p>
-    <w:p>
-      <w:pPr>
-        <w:spacing w:after="140" w:before="0" w:line="288"/>
-      </w:pPr>
-      <w:r>
-        <w:rPr>
-          <w:rFonts w:ascii="Aptos" w:cs="Aptos" w:eastAsia="Aptos" w:hAnsi="Aptos"/>
-        </w:rPr>
-        <w:t xml:space="preserve">1.7.1.6 </w:t>
-      </w:r>
-      <w:r>
-        <w:rPr>
-          <w:rFonts w:ascii="Aptos" w:cs="Aptos" w:eastAsia="Aptos" w:hAnsi="Aptos"/>
-          <w:b/>
-          <w:bCs/>
-        </w:rPr>
-        <w:t xml:space="preserve">Credits we add.</w:t>
-      </w:r>
-      <w:r>
-        <w:rPr>
-          <w:rFonts w:ascii="Aptos" w:cs="Aptos" w:eastAsia="Aptos" w:hAnsi="Aptos"/>
-        </w:rPr>
-        <w:t xml:space="preserve"> Credits for outages, the learning guarantee, best-question rewards, referrals and sponsorships are added to the wallet and follow its validity unless their own rules say otherwise. These credits are not refundable as cash.</w:t>
-      </w:r>
-    </w:p>
-    <w:p>
-      <w:pPr>
-        <w:spacing w:after="140" w:before="0" w:line="288"/>
-      </w:pPr>
-      <w:r>
-        <w:rPr>
-          <w:rFonts w:ascii="Aptos" w:cs="Aptos" w:eastAsia="Aptos" w:hAnsi="Aptos"/>
-        </w:rPr>
-        <w:t xml:space="preserve">1.7.1.7 </w:t>
-      </w:r>
-      <w:r>
-        <w:rPr>
-          <w:rFonts w:ascii="Aptos" w:cs="Aptos" w:eastAsia="Aptos" w:hAnsi="Aptos"/>
-          <w:b/>
-          <w:bCs/>
-        </w:rPr>
-        <w:t xml:space="preserve">Expired balances.</w:t>
-      </w:r>
-      <w:r>
-        <w:rPr>
-          <w:rFonts w:ascii="Aptos" w:cs="Aptos" w:eastAsia="Aptos" w:hAnsi="Aptos"/>
-        </w:rPr>
-        <w:t xml:space="preserve"> If a balance expires and is not carried forward, we will deal with it as the law requires [lawyer to confirm: forfeiture, or holding and remittance under the PI Guidelines].</w:t>
-      </w:r>
-    </w:p>
-    <w:p>
-      <w:pPr>
-        <w:pStyle w:val="Heading3"/>
-      </w:pPr>
-      <w:r>
-        <w:rPr>
-          <w:rFonts w:ascii="Aptos" w:cs="Aptos" w:eastAsia="Aptos" w:hAnsi="Aptos"/>
-        </w:rPr>
-        <w:t xml:space="preserve">1.7.2 Option B: Plans and packs bought per period (no stored balance)</w:t>
-      </w:r>
-    </w:p>
-    <w:p>
-      <w:pPr>
-        <w:spacing w:after="140" w:before="0" w:line="288"/>
-      </w:pPr>
-      <w:r>
-        <w:rPr>
-          <w:rFonts w:ascii="Aptos" w:cs="Aptos" w:eastAsia="Aptos" w:hAnsi="Aptos"/>
-        </w:rPr>
-        <w:t xml:space="preserve">1.7.2.1 </w:t>
-      </w:r>
-      <w:r>
-        <w:rPr>
-          <w:rFonts w:ascii="Aptos" w:cs="Aptos" w:eastAsia="Aptos" w:hAnsi="Aptos"/>
-          <w:b/>
-          <w:bCs/>
-        </w:rPr>
-        <w:t xml:space="preserve">No money balance.</w:t>
-      </w:r>
-      <w:r>
-        <w:rPr>
-          <w:rFonts w:ascii="Aptos" w:cs="Aptos" w:eastAsia="Aptos" w:hAnsi="Aptos"/>
-        </w:rPr>
-        <w:t xml:space="preserve"> NexaTute does not hold a money balance for you. Everything you buy is a defined service for a defined period: a plan, a pass, an add-on, or a pack of learning minutes for one course.</w:t>
-      </w:r>
-    </w:p>
-    <w:p>
-      <w:pPr>
-        <w:spacing w:after="140" w:before="0" w:line="288"/>
-      </w:pPr>
-      <w:r>
-        <w:rPr>
-          <w:rFonts w:ascii="Aptos" w:cs="Aptos" w:eastAsia="Aptos" w:hAnsi="Aptos"/>
-        </w:rPr>
-        <w:t xml:space="preserve">1.7.2.2 </w:t>
-      </w:r>
-      <w:r>
-        <w:rPr>
-          <w:rFonts w:ascii="Aptos" w:cs="Aptos" w:eastAsia="Aptos" w:hAnsi="Aptos"/>
-          <w:b/>
-          <w:bCs/>
-        </w:rPr>
-        <w:t xml:space="preserve">Extra 1:1 minutes.</w:t>
-      </w:r>
-      <w:r>
-        <w:rPr>
-          <w:rFonts w:ascii="Aptos" w:cs="Aptos" w:eastAsia="Aptos" w:hAnsi="Aptos"/>
-        </w:rPr>
-        <w:t xml:space="preserve"> When your plan's daily minutes are used up, you can buy an extra-minutes pack for your course, for example 30, 60 or 120 minutes (default, editable), at the price shown before you pay. A pack is valid for the period shown at purchase, for example 30 days (default, editable). It is counted in minutes, not money.</w:t>
-      </w:r>
-    </w:p>
-    <w:p>
-      <w:pPr>
-        <w:spacing w:after="140" w:before="0" w:line="288"/>
-      </w:pPr>
-      <w:r>
-        <w:rPr>
-          <w:rFonts w:ascii="Aptos" w:cs="Aptos" w:eastAsia="Aptos" w:hAnsi="Aptos"/>
-        </w:rPr>
-        <w:t xml:space="preserve">1.7.2.3 </w:t>
-      </w:r>
-      <w:r>
-        <w:rPr>
-          <w:rFonts w:ascii="Aptos" w:cs="Aptos" w:eastAsia="Aptos" w:hAnsi="Aptos"/>
-          <w:b/>
-          <w:bCs/>
-        </w:rPr>
-        <w:t xml:space="preserve">Other per-use services.</w:t>
-      </w:r>
-      <w:r>
-        <w:rPr>
-          <w:rFonts w:ascii="Aptos" w:cs="Aptos" w:eastAsia="Aptos" w:hAnsi="Aptos"/>
-        </w:rPr>
-        <w:t xml:space="preserve"> Group Study, the phone tutor, extra images and similar services are bought as packs, or paid for each time at checkout.</w:t>
-      </w:r>
-    </w:p>
-    <w:p>
-      <w:pPr>
-        <w:spacing w:after="140" w:before="0" w:line="288"/>
-      </w:pPr>
-      <w:r>
-        <w:rPr>
-          <w:rFonts w:ascii="Aptos" w:cs="Aptos" w:eastAsia="Aptos" w:hAnsi="Aptos"/>
-        </w:rPr>
-        <w:t xml:space="preserve">1.7.2.4 </w:t>
-      </w:r>
-      <w:r>
-        <w:rPr>
-          <w:rFonts w:ascii="Aptos" w:cs="Aptos" w:eastAsia="Aptos" w:hAnsi="Aptos"/>
-          <w:b/>
-          <w:bCs/>
-        </w:rPr>
-        <w:t xml:space="preserve">No cash-out, no transfer.</w:t>
-      </w:r>
-      <w:r>
-        <w:rPr>
-          <w:rFonts w:ascii="Aptos" w:cs="Aptos" w:eastAsia="Aptos" w:hAnsi="Aptos"/>
-        </w:rPr>
-        <w:t xml:space="preserve"> Packs cannot be exchanged for cash, transferred or used for another course, except as the Refund and Cancellation Policy allows.</w:t>
-      </w:r>
-    </w:p>
-    <w:p>
-      <w:pPr>
-        <w:spacing w:after="140" w:before="0" w:line="288"/>
-      </w:pPr>
-      <w:r>
-        <w:rPr>
-          <w:rFonts w:ascii="Aptos" w:cs="Aptos" w:eastAsia="Aptos" w:hAnsi="Aptos"/>
-        </w:rPr>
-        <w:t xml:space="preserve">1.7.2.5 </w:t>
-      </w:r>
-      <w:r>
-        <w:rPr>
-          <w:rFonts w:ascii="Aptos" w:cs="Aptos" w:eastAsia="Aptos" w:hAnsi="Aptos"/>
-          <w:b/>
-          <w:bCs/>
-        </w:rPr>
-        <w:t xml:space="preserve">Credits we give.</w:t>
-      </w:r>
-      <w:r>
-        <w:rPr>
-          <w:rFonts w:ascii="Aptos" w:cs="Aptos" w:eastAsia="Aptos" w:hAnsi="Aptos"/>
-        </w:rPr>
-        <w:t xml:space="preserve"> Where these Terms or the Refund Policy give you a credit (for example for an outage or under the learning guarantee), we add learning minutes or plan days to your course. We never add a money balance.</w:t>
-      </w:r>
-    </w:p>
-    <w:p>
-      <w:pPr>
-        <w:spacing w:after="140" w:before="0" w:line="288"/>
-      </w:pPr>
-      <w:r>
-        <w:rPr>
-          <w:rFonts w:ascii="Aptos" w:cs="Aptos" w:eastAsia="Aptos" w:hAnsi="Aptos"/>
-        </w:rPr>
-        <w:t xml:space="preserve">1.7.2.6 </w:t>
-      </w:r>
-      <w:r>
-        <w:rPr>
-          <w:rFonts w:ascii="Aptos" w:cs="Aptos" w:eastAsia="Aptos" w:hAnsi="Aptos"/>
-          <w:b/>
-          <w:bCs/>
-        </w:rPr>
-        <w:t xml:space="preserve">Gift cards and sponsorships.</w:t>
-      </w:r>
-      <w:r>
-        <w:rPr>
-          <w:rFonts w:ascii="Aptos" w:cs="Aptos" w:eastAsia="Aptos" w:hAnsi="Aptos"/>
-        </w:rPr>
-        <w:t xml:space="preserve"> A Shikkha Salami gift card or a sponsorship is for a named plan or pass (for example a Daily Pass or a 1- or 3-month plan), not a money value [lawyer to confirm whether plan vouchers are themselves prepaid instruments].</w:t>
-      </w:r>
-    </w:p>
-    <w:p>
-      <w:pPr>
-        <w:pStyle w:val="Heading2"/>
-      </w:pPr>
-      <w:r>
-        <w:rPr>
-          <w:rFonts w:ascii="Aptos" w:cs="Aptos" w:eastAsia="Aptos" w:hAnsi="Aptos"/>
-        </w:rPr>
-        <w:t xml:space="preserve">1.8 Refunds and cancellation</w:t>
-      </w:r>
-    </w:p>
-    <w:p>
-      <w:pPr>
-        <w:spacing w:after="140" w:before="0" w:line="288"/>
-      </w:pPr>
-      <w:r>
-        <w:rPr>
-          <w:rFonts w:ascii="Aptos" w:cs="Aptos" w:eastAsia="Aptos" w:hAnsi="Aptos"/>
-        </w:rPr>
-        <w:t xml:space="preserve">1.8.1 Refunds follow the Refund and Cancellation Policy. In short:</w:t>
-      </w:r>
-    </w:p>
-    <w:p>
-      <w:pPr>
-        <w:pStyle w:val="ListParagraph"/>
-        <w:numPr>
-          <w:ilvl w:val="0"/>
-          <w:numId w:val="2"/>
-        </w:numPr>
-        <w:spacing w:after="60" w:before="0"/>
-      </w:pPr>
-      <w:r>
-        <w:rPr>
-          <w:rFonts w:ascii="Aptos" w:cs="Aptos" w:eastAsia="Aptos" w:hAnsi="Aptos"/>
-        </w:rPr>
-        <w:t xml:space="preserve">Within 30 days of a fresh purchase: 100% of the unused part.</w:t>
-      </w:r>
-    </w:p>
-    <w:p>
-      <w:pPr>
-        <w:pStyle w:val="ListParagraph"/>
-        <w:numPr>
-          <w:ilvl w:val="0"/>
-          <w:numId w:val="2"/>
-        </w:numPr>
-        <w:spacing w:after="60" w:before="0"/>
-      </w:pPr>
-      <w:r>
-        <w:rPr>
-          <w:rFonts w:ascii="Aptos" w:cs="Aptos" w:eastAsia="Aptos" w:hAnsi="Aptos"/>
-        </w:rPr>
-        <w:t xml:space="preserve">After 30 days: no refund, except for technical problems on our side, wrong charges and duplicate charges, which are corrected at any time.</w:t>
-      </w:r>
-    </w:p>
-    <w:p>
-      <w:pPr>
-        <w:spacing w:after="140" w:before="0" w:line="288"/>
-      </w:pPr>
-      <w:r>
-        <w:rPr>
-          <w:rFonts w:ascii="Aptos" w:cs="Aptos" w:eastAsia="Aptos" w:hAnsi="Aptos"/>
-        </w:rPr>
-        <w:t xml:space="preserve">1.8.2 You can cancel a plan at any time in Settings. Cancelling stops the next renewal. The refund rules decide whether any money comes back for the current period.</w:t>
-      </w:r>
-    </w:p>
-    <w:p>
-      <w:pPr>
-        <w:pStyle w:val="Heading2"/>
-      </w:pPr>
-      <w:r>
-        <w:rPr>
-          <w:rFonts w:ascii="Aptos" w:cs="Aptos" w:eastAsia="Aptos" w:hAnsi="Aptos"/>
-        </w:rPr>
-        <w:t xml:space="preserve">1.9 The AI tutor: what it can and cannot do</w:t>
-      </w:r>
-    </w:p>
-    <w:p>
-      <w:pPr>
-        <w:spacing w:after="140" w:before="0" w:line="288"/>
-      </w:pPr>
-      <w:r>
-        <w:rPr>
-          <w:rFonts w:ascii="Aptos" w:cs="Aptos" w:eastAsia="Aptos" w:hAnsi="Aptos"/>
-        </w:rPr>
-        <w:t xml:space="preserve">1.9.1 </w:t>
-      </w:r>
-      <w:r>
-        <w:rPr>
-          <w:rFonts w:ascii="Aptos" w:cs="Aptos" w:eastAsia="Aptos" w:hAnsi="Aptos"/>
-          <w:b/>
-          <w:bCs/>
-        </w:rPr>
-        <w:t xml:space="preserve">You are learning with AI.</w:t>
-      </w:r>
-      <w:r>
-        <w:rPr>
-          <w:rFonts w:ascii="Aptos" w:cs="Aptos" w:eastAsia="Aptos" w:hAnsi="Aptos"/>
-        </w:rPr>
-        <w:t xml:space="preserve"> The Nexa Teacher, Nexa Co-Teacher, the Study Hall Moderator and the PlayBoom Play Buddy are AI systems, not people. They are labelled as AI on every screen. The AI Transparency Notice explains how they work.</w:t>
-      </w:r>
-    </w:p>
-    <w:p>
-      <w:pPr>
-        <w:spacing w:after="140" w:before="0" w:line="288"/>
-      </w:pPr>
-      <w:r>
-        <w:rPr>
-          <w:rFonts w:ascii="Aptos" w:cs="Aptos" w:eastAsia="Aptos" w:hAnsi="Aptos"/>
-        </w:rPr>
-        <w:t xml:space="preserve">1.9.2 </w:t>
-      </w:r>
-      <w:r>
-        <w:rPr>
-          <w:rFonts w:ascii="Aptos" w:cs="Aptos" w:eastAsia="Aptos" w:hAnsi="Aptos"/>
-          <w:b/>
-          <w:bCs/>
-        </w:rPr>
-        <w:t xml:space="preserve">AI can make mistakes.</w:t>
-      </w:r>
-      <w:r>
-        <w:rPr>
-          <w:rFonts w:ascii="Aptos" w:cs="Aptos" w:eastAsia="Aptos" w:hAnsi="Aptos"/>
-        </w:rPr>
-        <w:t xml:space="preserve"> Every AI answer shows: "AI can make mistakes. If something looks wrong, check with your teacher or report it." We check answers in several ways, but we cannot promise that every answer, explanation, mark or suggestion is correct. Check important facts, especially before an exam, with your textbook, school teacher or the official source.</w:t>
-      </w:r>
-    </w:p>
-    <w:p>
-      <w:pPr>
-        <w:spacing w:after="140" w:before="0" w:line="288"/>
-      </w:pPr>
-      <w:r>
-        <w:rPr>
-          <w:rFonts w:ascii="Aptos" w:cs="Aptos" w:eastAsia="Aptos" w:hAnsi="Aptos"/>
-        </w:rPr>
-        <w:t xml:space="preserve">1.9.3 </w:t>
-      </w:r>
-      <w:r>
-        <w:rPr>
-          <w:rFonts w:ascii="Aptos" w:cs="Aptos" w:eastAsia="Aptos" w:hAnsi="Aptos"/>
-          <w:b/>
-          <w:bCs/>
-        </w:rPr>
-        <w:t xml:space="preserve">Report a wrong answer.</w:t>
-      </w:r>
-      <w:r>
-        <w:rPr>
-          <w:rFonts w:ascii="Aptos" w:cs="Aptos" w:eastAsia="Aptos" w:hAnsi="Aptos"/>
-        </w:rPr>
-        <w:t xml:space="preserve"> Every answer has a "Report wrong answer" button. A reviewer checks reports. A confirmed error is corrected in our verified answer store, and we tell you and, for a learner under 18, the guardian.</w:t>
-      </w:r>
-    </w:p>
-    <w:p>
-      <w:pPr>
-        <w:spacing w:after="140" w:before="0" w:line="288"/>
-      </w:pPr>
-      <w:r>
-        <w:rPr>
-          <w:rFonts w:ascii="Aptos" w:cs="Aptos" w:eastAsia="Aptos" w:hAnsi="Aptos"/>
-        </w:rPr>
-        <w:t xml:space="preserve">1.9.4 </w:t>
-      </w:r>
-      <w:r>
-        <w:rPr>
-          <w:rFonts w:ascii="Aptos" w:cs="Aptos" w:eastAsia="Aptos" w:hAnsi="Aptos"/>
-          <w:b/>
-          <w:bCs/>
-        </w:rPr>
-        <w:t xml:space="preserve">Credit for a confirmed wrong answer (owner to approve).</w:t>
-      </w:r>
-      <w:r>
-        <w:rPr>
-          <w:rFonts w:ascii="Aptos" w:cs="Aptos" w:eastAsia="Aptos" w:hAnsi="Aptos"/>
-        </w:rPr>
-        <w:t xml:space="preserve"> If a reviewer confirms that a Nexa Teacher answer in a paid 1:1 session was wrong, we credit back the 1:1 minutes spent on that wrong explanation, as shown in the session log, with a minimum of 5 minutes (default, editable). Repeated confirmed errors in a course that make the course unusable for you are treated as a technical problem under the Refund Policy.</w:t>
-      </w:r>
-    </w:p>
-    <w:p>
-      <w:pPr>
-        <w:spacing w:after="140" w:before="0" w:line="288"/>
-      </w:pPr>
-      <w:r>
-        <w:rPr>
-          <w:rFonts w:ascii="Aptos" w:cs="Aptos" w:eastAsia="Aptos" w:hAnsi="Aptos"/>
-        </w:rPr>
-        <w:t xml:space="preserve">1.9.5 </w:t>
-      </w:r>
-      <w:r>
-        <w:rPr>
-          <w:rFonts w:ascii="Aptos" w:cs="Aptos" w:eastAsia="Aptos" w:hAnsi="Aptos"/>
-          <w:b/>
-          <w:bCs/>
-        </w:rPr>
-        <w:t xml:space="preserve">Written-answer marking.</w:t>
-      </w:r>
-      <w:r>
-        <w:rPr>
-          <w:rFonts w:ascii="Aptos" w:cs="Aptos" w:eastAsia="Aptos" w:hAnsi="Aptos"/>
-        </w:rPr>
-        <w:t xml:space="preserve"> AI marks of written answers follow the board's marking scheme, but they are an estimate. You can ask for a human recheck: free once per test, then up to 2 more a day (default, editable). A reviewer answers within 24 hours.</w:t>
-      </w:r>
-    </w:p>
-    <w:p>
-      <w:pPr>
-        <w:spacing w:after="140" w:before="0" w:line="288"/>
-      </w:pPr>
-      <w:r>
-        <w:rPr>
-          <w:rFonts w:ascii="Aptos" w:cs="Aptos" w:eastAsia="Aptos" w:hAnsi="Aptos"/>
-        </w:rPr>
-        <w:t xml:space="preserve">1.9.6 </w:t>
-      </w:r>
-      <w:r>
-        <w:rPr>
-          <w:rFonts w:ascii="Aptos" w:cs="Aptos" w:eastAsia="Aptos" w:hAnsi="Aptos"/>
-          <w:b/>
-          <w:bCs/>
-        </w:rPr>
-        <w:t xml:space="preserve">No grade promise.</w:t>
-      </w:r>
-      <w:r>
-        <w:rPr>
-          <w:rFonts w:ascii="Aptos" w:cs="Aptos" w:eastAsia="Aptos" w:hAnsi="Aptos"/>
-        </w:rPr>
-        <w:t xml:space="preserve"> We do not promise any grade, result, admission, job or visa. The learning guarantee (see the Refund Policy) measures learning progress; it is not a result guarantee.</w:t>
-      </w:r>
-    </w:p>
-    <w:p>
-      <w:pPr>
-        <w:spacing w:after="140" w:before="0" w:line="288"/>
-      </w:pPr>
-      <w:r>
-        <w:rPr>
-          <w:rFonts w:ascii="Aptos" w:cs="Aptos" w:eastAsia="Aptos" w:hAnsi="Aptos"/>
-        </w:rPr>
-        <w:t xml:space="preserve">1.9.7 </w:t>
-      </w:r>
-      <w:r>
-        <w:rPr>
-          <w:rFonts w:ascii="Aptos" w:cs="Aptos" w:eastAsia="Aptos" w:hAnsi="Aptos"/>
-          <w:b/>
-          <w:bCs/>
-        </w:rPr>
-        <w:t xml:space="preserve">Practice exams are not official.</w:t>
-      </w:r>
-      <w:r>
-        <w:rPr>
-          <w:rFonts w:ascii="Aptos" w:cs="Aptos" w:eastAsia="Aptos" w:hAnsi="Aptos"/>
-        </w:rPr>
-        <w:t xml:space="preserve"> "Practice exam by NexaTute — not recognised by any education board or exam authority. Real exams and their recognition belong to the concerned authority." NexaTute certificates are not accreditation. Smart Suggestion practice sets are "for practice, not a guarantee of what will come".</w:t>
-      </w:r>
-    </w:p>
-    <w:p>
-      <w:pPr>
-        <w:spacing w:after="140" w:before="0" w:line="288"/>
-      </w:pPr>
-      <w:r>
-        <w:rPr>
-          <w:rFonts w:ascii="Aptos" w:cs="Aptos" w:eastAsia="Aptos" w:hAnsi="Aptos"/>
-        </w:rPr>
-        <w:t xml:space="preserve">1.9.8 </w:t>
-      </w:r>
-      <w:r>
-        <w:rPr>
-          <w:rFonts w:ascii="Aptos" w:cs="Aptos" w:eastAsia="Aptos" w:hAnsi="Aptos"/>
-          <w:b/>
-          <w:bCs/>
-        </w:rPr>
-        <w:t xml:space="preserve">Exam and Admission Hub.</w:t>
-      </w:r>
-      <w:r>
-        <w:rPr>
-          <w:rFonts w:ascii="Aptos" w:cs="Aptos" w:eastAsia="Aptos" w:hAnsi="Aptos"/>
-        </w:rPr>
-        <w:t xml:space="preserve"> Dates, notices and results in the Exam and Admission Hub are collected from public sources and marked with their status and source. They are not an official board, university, Cambridge, Pearson or IB service. Always check the official notice.</w:t>
-      </w:r>
-    </w:p>
-    <w:p>
-      <w:pPr>
-        <w:spacing w:after="140" w:before="0" w:line="288"/>
-      </w:pPr>
-      <w:r>
-        <w:rPr>
-          <w:rFonts w:ascii="Aptos" w:cs="Aptos" w:eastAsia="Aptos" w:hAnsi="Aptos"/>
-        </w:rPr>
-        <w:t xml:space="preserve">1.9.9 </w:t>
-      </w:r>
-      <w:r>
-        <w:rPr>
-          <w:rFonts w:ascii="Aptos" w:cs="Aptos" w:eastAsia="Aptos" w:hAnsi="Aptos"/>
-          <w:b/>
-          <w:bCs/>
-        </w:rPr>
-        <w:t xml:space="preserve">Not professional advice.</w:t>
-      </w:r>
-      <w:r>
-        <w:rPr>
-          <w:rFonts w:ascii="Aptos" w:cs="Aptos" w:eastAsia="Aptos" w:hAnsi="Aptos"/>
-        </w:rPr>
-        <w:t xml:space="preserve"> NexaTute is for education. It does not give medical, legal, financial or mental-health advice. If a learner seems to be in distress, the app shows helpline numbers for their country and alerts a human controller and, for a learner under 18, the guardian.</w:t>
-      </w:r>
-    </w:p>
-    <w:p>
-      <w:pPr>
-        <w:pStyle w:val="Heading2"/>
-      </w:pPr>
-      <w:r>
-        <w:rPr>
-          <w:rFonts w:ascii="Aptos" w:cs="Aptos" w:eastAsia="Aptos" w:hAnsi="Aptos"/>
-        </w:rPr>
-        <w:t xml:space="preserve">1.10 Recordings</w:t>
-      </w:r>
-    </w:p>
-    <w:p>
-      <w:pPr>
-        <w:spacing w:after="140" w:before="0" w:line="288"/>
-      </w:pPr>
-      <w:r>
-        <w:rPr>
-          <w:rFonts w:ascii="Aptos" w:cs="Aptos" w:eastAsia="Aptos" w:hAnsi="Aptos"/>
-        </w:rPr>
-        <w:t xml:space="preserve">1.10.1 Recording is free and happens only by choice. In a 1:1 class you choose "Record this class" or "Don't record". In a batch class one shared recording is made only if at least one learner asks for it, and it keeps only consenting learners' audio. Learners under 18 need guardian consent. The Recording Policy has the details.</w:t>
-      </w:r>
-    </w:p>
-    <w:p>
-      <w:pPr>
-        <w:spacing w:after="140" w:before="0" w:line="288"/>
-      </w:pPr>
-      <w:r>
-        <w:rPr>
-          <w:rFonts w:ascii="Aptos" w:cs="Aptos" w:eastAsia="Aptos" w:hAnsi="Aptos"/>
-        </w:rPr>
-        <w:t xml:space="preserve">1.10.2 You must not record, screenshot, copy or share other learners' voices, names, images or answers outside NexaTute.</w:t>
-      </w:r>
-    </w:p>
-    <w:p>
-      <w:pPr>
-        <w:pStyle w:val="Heading2"/>
-      </w:pPr>
-      <w:r>
-        <w:rPr>
-          <w:rFonts w:ascii="Aptos" w:cs="Aptos" w:eastAsia="Aptos" w:hAnsi="Aptos"/>
-        </w:rPr>
-        <w:t xml:space="preserve">1.11 Your content and our content</w:t>
-      </w:r>
-    </w:p>
-    <w:p>
-      <w:pPr>
-        <w:spacing w:after="140" w:before="0" w:line="288"/>
-      </w:pPr>
-      <w:r>
-        <w:rPr>
-          <w:rFonts w:ascii="Aptos" w:cs="Aptos" w:eastAsia="Aptos" w:hAnsi="Aptos"/>
-        </w:rPr>
-        <w:t xml:space="preserve">1.11.1 </w:t>
-      </w:r>
-      <w:r>
-        <w:rPr>
-          <w:rFonts w:ascii="Aptos" w:cs="Aptos" w:eastAsia="Aptos" w:hAnsi="Aptos"/>
-          <w:b/>
-          <w:bCs/>
-        </w:rPr>
-        <w:t xml:space="preserve">Your content.</w:t>
-      </w:r>
-      <w:r>
-        <w:rPr>
-          <w:rFonts w:ascii="Aptos" w:cs="Aptos" w:eastAsia="Aptos" w:hAnsi="Aptos"/>
-        </w:rPr>
-        <w:t xml:space="preserve"> "Your content" means what you upload or write: questions, answers, homework photos, notes, written-answer scripts, Study Hall posts and recordings of your own voice. You keep your rights in it. You give us a non-exclusive licence to store, process and display it only to provide and improve the Service for you, as described in the Privacy Policy.</w:t>
-      </w:r>
-    </w:p>
-    <w:p>
-      <w:pPr>
-        <w:spacing w:after="140" w:before="0" w:line="288"/>
-      </w:pPr>
-      <w:r>
-        <w:rPr>
-          <w:rFonts w:ascii="Aptos" w:cs="Aptos" w:eastAsia="Aptos" w:hAnsi="Aptos"/>
-        </w:rPr>
-        <w:t xml:space="preserve">1.11.2 </w:t>
-      </w:r>
-      <w:r>
-        <w:rPr>
-          <w:rFonts w:ascii="Aptos" w:cs="Aptos" w:eastAsia="Aptos" w:hAnsi="Aptos"/>
-          <w:b/>
-          <w:bCs/>
-        </w:rPr>
-        <w:t xml:space="preserve">Study Hall posts.</w:t>
-      </w:r>
-      <w:r>
-        <w:rPr>
-          <w:rFonts w:ascii="Aptos" w:cs="Aptos" w:eastAsia="Aptos" w:hAnsi="Aptos"/>
-        </w:rPr>
-        <w:t xml:space="preserve"> If your question or answer in the Study Hall is verified, we may use it, without your name, in the NexaTute question bank after a content reviewer approves it.</w:t>
-      </w:r>
-    </w:p>
-    <w:p>
-      <w:pPr>
-        <w:spacing w:after="140" w:before="0" w:line="288"/>
-      </w:pPr>
-      <w:r>
-        <w:rPr>
-          <w:rFonts w:ascii="Aptos" w:cs="Aptos" w:eastAsia="Aptos" w:hAnsi="Aptos"/>
-        </w:rPr>
-        <w:t xml:space="preserve">1.11.3 </w:t>
-      </w:r>
-      <w:r>
-        <w:rPr>
-          <w:rFonts w:ascii="Aptos" w:cs="Aptos" w:eastAsia="Aptos" w:hAnsi="Aptos"/>
-          <w:b/>
-          <w:bCs/>
-        </w:rPr>
-        <w:t xml:space="preserve">Rights in uploads.</w:t>
-      </w:r>
-      <w:r>
-        <w:rPr>
-          <w:rFonts w:ascii="Aptos" w:cs="Aptos" w:eastAsia="Aptos" w:hAnsi="Aptos"/>
-        </w:rPr>
-        <w:t xml:space="preserve"> Upload only material you have the right to use. Do not upload pirated books, leaked exam questions, or other people's personal data. Teachers who publish content confirm that they hold the rights to it.</w:t>
-      </w:r>
-    </w:p>
-    <w:p>
-      <w:pPr>
-        <w:spacing w:after="140" w:before="0" w:line="288"/>
-      </w:pPr>
-      <w:r>
-        <w:rPr>
-          <w:rFonts w:ascii="Aptos" w:cs="Aptos" w:eastAsia="Aptos" w:hAnsi="Aptos"/>
-        </w:rPr>
-        <w:t xml:space="preserve">1.11.4 </w:t>
-      </w:r>
-      <w:r>
-        <w:rPr>
-          <w:rFonts w:ascii="Aptos" w:cs="Aptos" w:eastAsia="Aptos" w:hAnsi="Aptos"/>
-          <w:b/>
-          <w:bCs/>
-        </w:rPr>
-        <w:t xml:space="preserve">Our content.</w:t>
-      </w:r>
-      <w:r>
-        <w:rPr>
-          <w:rFonts w:ascii="Aptos" w:cs="Aptos" w:eastAsia="Aptos" w:hAnsi="Aptos"/>
-        </w:rPr>
-        <w:t xml:space="preserve"> Lessons, questions, videos, avatars, voices, software and the NexaTute name and logo belong to RemonLogic or its licensors. You may use them for your own study. You must not copy, sell, publish or use them to train another AI system.</w:t>
-      </w:r>
-    </w:p>
-    <w:p>
-      <w:pPr>
-        <w:spacing w:after="140" w:before="0" w:line="288"/>
-      </w:pPr>
-      <w:r>
-        <w:rPr>
-          <w:rFonts w:ascii="Aptos" w:cs="Aptos" w:eastAsia="Aptos" w:hAnsi="Aptos"/>
-        </w:rPr>
-        <w:t xml:space="preserve">1.11.5 </w:t>
-      </w:r>
-      <w:r>
-        <w:rPr>
-          <w:rFonts w:ascii="Aptos" w:cs="Aptos" w:eastAsia="Aptos" w:hAnsi="Aptos"/>
-          <w:b/>
-          <w:bCs/>
-        </w:rPr>
-        <w:t xml:space="preserve">Content approved by others.</w:t>
-      </w:r>
-      <w:r>
-        <w:rPr>
-          <w:rFonts w:ascii="Aptos" w:cs="Aptos" w:eastAsia="Aptos" w:hAnsi="Aptos"/>
-        </w:rPr>
-        <w:t xml:space="preserve"> Content uploaded or approved by an institution, teacher or guardian (for example past papers that a school uploads for its own learners) is the responsibility of whoever uploaded or approved it. We check it for harmful content, but we do not check its copyright or accuracy and are not responsible for it [lawyer to confirm].</w:t>
-      </w:r>
-    </w:p>
-    <w:p>
-      <w:pPr>
-        <w:spacing w:after="140" w:before="0" w:line="288"/>
-      </w:pPr>
-      <w:r>
-        <w:rPr>
-          <w:rFonts w:ascii="Aptos" w:cs="Aptos" w:eastAsia="Aptos" w:hAnsi="Aptos"/>
-        </w:rPr>
-        <w:t xml:space="preserve">1.11.6 </w:t>
-      </w:r>
-      <w:r>
-        <w:rPr>
-          <w:rFonts w:ascii="Aptos" w:cs="Aptos" w:eastAsia="Aptos" w:hAnsi="Aptos"/>
-          <w:b/>
-          <w:bCs/>
-        </w:rPr>
-        <w:t xml:space="preserve">Copyright complaints.</w:t>
-      </w:r>
-      <w:r>
-        <w:rPr>
-          <w:rFonts w:ascii="Aptos" w:cs="Aptos" w:eastAsia="Aptos" w:hAnsi="Aptos"/>
-        </w:rPr>
-        <w:t xml:space="preserve"> If you believe content on NexaTute infringes your rights, write to [to insert: copyright contact email]. We review verified complaints and remove infringing content within 24 hours (default, editable). Repeat infringers lose access. [To insert: the copyright and takedown policy, including any DMCA designated agent.]</w:t>
-      </w:r>
-    </w:p>
-    <w:p>
-      <w:pPr>
-        <w:pStyle w:val="Heading2"/>
-      </w:pPr>
-      <w:r>
-        <w:rPr>
-          <w:rFonts w:ascii="Aptos" w:cs="Aptos" w:eastAsia="Aptos" w:hAnsi="Aptos"/>
-        </w:rPr>
-        <w:t xml:space="preserve">1.12 Acceptable use and exam integrity</w:t>
-      </w:r>
-    </w:p>
-    <w:p>
-      <w:pPr>
-        <w:spacing w:after="140" w:before="0" w:line="288"/>
-      </w:pPr>
-      <w:r>
-        <w:rPr>
-          <w:rFonts w:ascii="Aptos" w:cs="Aptos" w:eastAsia="Aptos" w:hAnsi="Aptos"/>
-        </w:rPr>
-        <w:t xml:space="preserve">1.12.1 </w:t>
-      </w:r>
-      <w:r>
-        <w:rPr>
-          <w:rFonts w:ascii="Aptos" w:cs="Aptos" w:eastAsia="Aptos" w:hAnsi="Aptos"/>
-          <w:b/>
-          <w:bCs/>
-        </w:rPr>
-        <w:t xml:space="preserve">Exam integrity.</w:t>
-      </w:r>
-      <w:r>
-        <w:rPr>
-          <w:rFonts w:ascii="Aptos" w:cs="Aptos" w:eastAsia="Aptos" w:hAnsi="Aptos"/>
-        </w:rPr>
-        <w:t xml:space="preserve"> You must not:</w:t>
-      </w:r>
-    </w:p>
-    <w:p>
-      <w:pPr>
-        <w:pStyle w:val="ListParagraph"/>
-        <w:numPr>
-          <w:ilvl w:val="0"/>
-          <w:numId w:val="2"/>
-        </w:numPr>
-        <w:spacing w:after="60" w:before="0"/>
-      </w:pPr>
-      <w:r>
-        <w:rPr>
-          <w:rFonts w:ascii="Aptos" w:cs="Aptos" w:eastAsia="Aptos" w:hAnsi="Aptos"/>
-        </w:rPr>
-        <w:t xml:space="preserve">use NexaTute, or ask anyone to use it, during a real exam, admission test or job test;</w:t>
-      </w:r>
-    </w:p>
-    <w:p>
-      <w:pPr>
-        <w:pStyle w:val="ListParagraph"/>
-        <w:numPr>
-          <w:ilvl w:val="0"/>
-          <w:numId w:val="2"/>
-        </w:numPr>
-        <w:spacing w:after="60" w:before="0"/>
-      </w:pPr>
-      <w:r>
-        <w:rPr>
-          <w:rFonts w:ascii="Aptos" w:cs="Aptos" w:eastAsia="Aptos" w:hAnsi="Aptos"/>
-        </w:rPr>
-        <w:t xml:space="preserve">ask the AI to write your graded school work, SOPs or essays and submit them as your own (the Study Abroad Coach gives feedback only; it never writes them);</w:t>
-      </w:r>
-    </w:p>
-    <w:p>
-      <w:pPr>
-        <w:pStyle w:val="ListParagraph"/>
-        <w:numPr>
-          <w:ilvl w:val="0"/>
-          <w:numId w:val="2"/>
-        </w:numPr>
-        <w:spacing w:after="60" w:before="0"/>
-      </w:pPr>
-      <w:r>
-        <w:rPr>
-          <w:rFonts w:ascii="Aptos" w:cs="Aptos" w:eastAsia="Aptos" w:hAnsi="Aptos"/>
-        </w:rPr>
-        <w:t xml:space="preserve">share, ask for or upload leaked exam questions;</w:t>
-      </w:r>
-    </w:p>
-    <w:p>
-      <w:pPr>
-        <w:pStyle w:val="ListParagraph"/>
-        <w:numPr>
-          <w:ilvl w:val="0"/>
-          <w:numId w:val="2"/>
-        </w:numPr>
-        <w:spacing w:after="60" w:before="0"/>
-      </w:pPr>
-      <w:r>
-        <w:rPr>
-          <w:rFonts w:ascii="Aptos" w:cs="Aptos" w:eastAsia="Aptos" w:hAnsi="Aptos"/>
-        </w:rPr>
-        <w:t xml:space="preserve">let another person sit a NexaTute test, certificate exam or proctored exam for you;</w:t>
-      </w:r>
-    </w:p>
-    <w:p>
-      <w:pPr>
-        <w:pStyle w:val="ListParagraph"/>
-        <w:numPr>
-          <w:ilvl w:val="0"/>
-          <w:numId w:val="2"/>
-        </w:numPr>
-        <w:spacing w:after="60" w:before="0"/>
-      </w:pPr>
-      <w:r>
-        <w:rPr>
-          <w:rFonts w:ascii="Aptos" w:cs="Aptos" w:eastAsia="Aptos" w:hAnsi="Aptos"/>
-        </w:rPr>
-        <w:t xml:space="preserve">get around proctoring checks, the face check, the timer or question shuffling;</w:t>
-      </w:r>
-    </w:p>
-    <w:p>
-      <w:pPr>
-        <w:pStyle w:val="ListParagraph"/>
-        <w:numPr>
-          <w:ilvl w:val="0"/>
-          <w:numId w:val="2"/>
-        </w:numPr>
-        <w:spacing w:after="60" w:before="0"/>
-      </w:pPr>
-      <w:r>
-        <w:rPr>
-          <w:rFonts w:ascii="Aptos" w:cs="Aptos" w:eastAsia="Aptos" w:hAnsi="Aptos"/>
-        </w:rPr>
-        <w:t xml:space="preserve">copy answers from other learners in ranked, batch, live, certificate or institution tests.</w:t>
-      </w:r>
-    </w:p>
-    <w:p>
-      <w:pPr>
-        <w:spacing w:after="140" w:before="0" w:line="288"/>
-      </w:pPr>
-      <w:r>
-        <w:rPr>
-          <w:rFonts w:ascii="Aptos" w:cs="Aptos" w:eastAsia="Aptos" w:hAnsi="Aptos"/>
-        </w:rPr>
-        <w:t xml:space="preserve">1.12.2 </w:t>
-      </w:r>
-      <w:r>
-        <w:rPr>
-          <w:rFonts w:ascii="Aptos" w:cs="Aptos" w:eastAsia="Aptos" w:hAnsi="Aptos"/>
-          <w:b/>
-          <w:bCs/>
-        </w:rPr>
-        <w:t xml:space="preserve">How we handle suspected cheating.</w:t>
-      </w:r>
-      <w:r>
-        <w:rPr>
-          <w:rFonts w:ascii="Aptos" w:cs="Aptos" w:eastAsia="Aptos" w:hAnsi="Aptos"/>
-        </w:rPr>
-        <w:t xml:space="preserve"> An answer-pattern or code-similarity check may flag a test for review. A flag is never an automatic penalty. A person reviews it with the evidence, tells you the decision and the reason, and you can appeal. In proctored exams, AI flags alone never prove cheating.</w:t>
-      </w:r>
-    </w:p>
-    <w:p>
-      <w:pPr>
-        <w:spacing w:after="140" w:before="0" w:line="288"/>
-      </w:pPr>
-      <w:r>
-        <w:rPr>
-          <w:rFonts w:ascii="Aptos" w:cs="Aptos" w:eastAsia="Aptos" w:hAnsi="Aptos"/>
-        </w:rPr>
-        <w:t xml:space="preserve">1.12.3 </w:t>
-      </w:r>
-      <w:r>
-        <w:rPr>
-          <w:rFonts w:ascii="Aptos" w:cs="Aptos" w:eastAsia="Aptos" w:hAnsi="Aptos"/>
-          <w:b/>
-          <w:bCs/>
-        </w:rPr>
-        <w:t xml:space="preserve">Behaviour.</w:t>
-      </w:r>
-      <w:r>
-        <w:rPr>
-          <w:rFonts w:ascii="Aptos" w:cs="Aptos" w:eastAsia="Aptos" w:hAnsi="Aptos"/>
-        </w:rPr>
-        <w:t xml:space="preserve"> You must not:</w:t>
-      </w:r>
-    </w:p>
-    <w:p>
-      <w:pPr>
-        <w:pStyle w:val="ListParagraph"/>
-        <w:numPr>
-          <w:ilvl w:val="0"/>
-          <w:numId w:val="2"/>
-        </w:numPr>
-        <w:spacing w:after="60" w:before="0"/>
-      </w:pPr>
-      <w:r>
-        <w:rPr>
-          <w:rFonts w:ascii="Aptos" w:cs="Aptos" w:eastAsia="Aptos" w:hAnsi="Aptos"/>
-        </w:rPr>
-        <w:t xml:space="preserve">bully, threaten or harass anyone, use hate speech or bad language;</w:t>
-      </w:r>
-    </w:p>
-    <w:p>
-      <w:pPr>
-        <w:pStyle w:val="ListParagraph"/>
-        <w:numPr>
-          <w:ilvl w:val="0"/>
-          <w:numId w:val="2"/>
-        </w:numPr>
-        <w:spacing w:after="60" w:before="0"/>
-      </w:pPr>
-      <w:r>
-        <w:rPr>
-          <w:rFonts w:ascii="Aptos" w:cs="Aptos" w:eastAsia="Aptos" w:hAnsi="Aptos"/>
-        </w:rPr>
-        <w:t xml:space="preserve">post sexual, violent or other harmful content;</w:t>
-      </w:r>
-    </w:p>
-    <w:p>
-      <w:pPr>
-        <w:pStyle w:val="ListParagraph"/>
-        <w:numPr>
-          <w:ilvl w:val="0"/>
-          <w:numId w:val="2"/>
-        </w:numPr>
-        <w:spacing w:after="60" w:before="0"/>
-      </w:pPr>
-      <w:r>
-        <w:rPr>
-          <w:rFonts w:ascii="Aptos" w:cs="Aptos" w:eastAsia="Aptos" w:hAnsi="Aptos"/>
-        </w:rPr>
-        <w:t xml:space="preserve">share phone numbers, social media IDs or links to move other learners off NexaTute;</w:t>
-      </w:r>
-    </w:p>
-    <w:p>
-      <w:pPr>
-        <w:pStyle w:val="ListParagraph"/>
-        <w:numPr>
-          <w:ilvl w:val="0"/>
-          <w:numId w:val="2"/>
-        </w:numPr>
-        <w:spacing w:after="60" w:before="0"/>
-      </w:pPr>
-      <w:r>
-        <w:rPr>
-          <w:rFonts w:ascii="Aptos" w:cs="Aptos" w:eastAsia="Aptos" w:hAnsi="Aptos"/>
-        </w:rPr>
-        <w:t xml:space="preserve">contact a child to harm them or ask for personal information or images;</w:t>
-      </w:r>
-    </w:p>
-    <w:p>
-      <w:pPr>
-        <w:pStyle w:val="ListParagraph"/>
-        <w:numPr>
-          <w:ilvl w:val="0"/>
-          <w:numId w:val="2"/>
-        </w:numPr>
-        <w:spacing w:after="60" w:before="0"/>
-      </w:pPr>
-      <w:r>
-        <w:rPr>
-          <w:rFonts w:ascii="Aptos" w:cs="Aptos" w:eastAsia="Aptos" w:hAnsi="Aptos"/>
-        </w:rPr>
-        <w:t xml:space="preserve">pretend to be another person, a teacher or NexaTute staff;</w:t>
-      </w:r>
-    </w:p>
-    <w:p>
-      <w:pPr>
-        <w:pStyle w:val="ListParagraph"/>
-        <w:numPr>
-          <w:ilvl w:val="0"/>
-          <w:numId w:val="2"/>
-        </w:numPr>
-        <w:spacing w:after="60" w:before="0"/>
-      </w:pPr>
-      <w:r>
-        <w:rPr>
-          <w:rFonts w:ascii="Aptos" w:cs="Aptos" w:eastAsia="Aptos" w:hAnsi="Aptos"/>
-        </w:rPr>
-        <w:t xml:space="preserve">disturb a class repeatedly (in a class, the Nexa Teacher may pause the microphone for a short time).</w:t>
-      </w:r>
-    </w:p>
-    <w:p>
-      <w:pPr>
-        <w:spacing w:after="140" w:before="0" w:line="288"/>
-      </w:pPr>
-      <w:r>
-        <w:rPr>
-          <w:rFonts w:ascii="Aptos" w:cs="Aptos" w:eastAsia="Aptos" w:hAnsi="Aptos"/>
-        </w:rPr>
-        <w:t xml:space="preserve">1.12.4 </w:t>
-      </w:r>
-      <w:r>
-        <w:rPr>
-          <w:rFonts w:ascii="Aptos" w:cs="Aptos" w:eastAsia="Aptos" w:hAnsi="Aptos"/>
-          <w:b/>
-          <w:bCs/>
-        </w:rPr>
-        <w:t xml:space="preserve">Child safety.</w:t>
-      </w:r>
-      <w:r>
-        <w:rPr>
-          <w:rFonts w:ascii="Aptos" w:cs="Aptos" w:eastAsia="Aptos" w:hAnsi="Aptos"/>
-        </w:rPr>
-        <w:t xml:space="preserve"> We have zero tolerance for child sexual abuse material, grooming and any sexual content involving a minor. We remove it, close the account, keep the evidence and report it to the authorities as the law requires [lawyer to confirm the reporting route in Bangladesh and, for US users, to NCMEC].</w:t>
-      </w:r>
-    </w:p>
-    <w:p>
-      <w:pPr>
-        <w:spacing w:after="140" w:before="0" w:line="288"/>
-      </w:pPr>
-      <w:r>
-        <w:rPr>
-          <w:rFonts w:ascii="Aptos" w:cs="Aptos" w:eastAsia="Aptos" w:hAnsi="Aptos"/>
-        </w:rPr>
-        <w:t xml:space="preserve">1.12.5 </w:t>
-      </w:r>
-      <w:r>
-        <w:rPr>
-          <w:rFonts w:ascii="Aptos" w:cs="Aptos" w:eastAsia="Aptos" w:hAnsi="Aptos"/>
-          <w:b/>
-          <w:bCs/>
-        </w:rPr>
-        <w:t xml:space="preserve">The system.</w:t>
-      </w:r>
-      <w:r>
-        <w:rPr>
-          <w:rFonts w:ascii="Aptos" w:cs="Aptos" w:eastAsia="Aptos" w:hAnsi="Aptos"/>
-        </w:rPr>
-        <w:t xml:space="preserve"> You must not hack, overload, scrape or reverse-engineer the Service, test our security without following the responsible-disclosure rules (write to security@nexatute.com), create many accounts to get more free use, or misuse a referral or affiliate code.</w:t>
-      </w:r>
-    </w:p>
-    <w:p>
-      <w:pPr>
-        <w:pStyle w:val="Heading2"/>
-      </w:pPr>
-      <w:r>
-        <w:rPr>
-          <w:rFonts w:ascii="Aptos" w:cs="Aptos" w:eastAsia="Aptos" w:hAnsi="Aptos"/>
-        </w:rPr>
-        <w:t xml:space="preserve">1.13 Community spaces and safety filters</w:t>
-      </w:r>
-    </w:p>
-    <w:p>
-      <w:pPr>
-        <w:spacing w:after="140" w:before="0" w:line="288"/>
-      </w:pPr>
-      <w:r>
-        <w:rPr>
-          <w:rFonts w:ascii="Aptos" w:cs="Aptos" w:eastAsia="Aptos" w:hAnsi="Aptos"/>
-        </w:rPr>
-        <w:t xml:space="preserve">1.13.1 The Study Hall, batch chat and question wall use nicknames. Links do not open, phone numbers and social IDs are masked, and images are checked before posting. Under-18 learners chat by text only, cannot post face photos, and need guardian approval to join groups. There are no private messages between learners.</w:t>
-      </w:r>
-    </w:p>
-    <w:p>
-      <w:pPr>
-        <w:spacing w:after="140" w:before="0" w:line="288"/>
-      </w:pPr>
-      <w:r>
-        <w:rPr>
-          <w:rFonts w:ascii="Aptos" w:cs="Aptos" w:eastAsia="Aptos" w:hAnsi="Aptos"/>
-        </w:rPr>
-        <w:t xml:space="preserve">1.13.2 </w:t>
-      </w:r>
-      <w:r>
-        <w:rPr>
-          <w:rFonts w:ascii="Aptos" w:cs="Aptos" w:eastAsia="Aptos" w:hAnsi="Aptos"/>
-          <w:b/>
-          <w:bCs/>
-        </w:rPr>
-        <w:t xml:space="preserve">Our approach to privacy.</w:t>
-      </w:r>
-      <w:r>
-        <w:rPr>
-          <w:rFonts w:ascii="Aptos" w:cs="Aptos" w:eastAsia="Aptos" w:hAnsi="Aptos"/>
-        </w:rPr>
-        <w:t xml:space="preserve"> NexaTute does not read, share or interfere with the private lives of students, parents, teachers or schools. Our automatic safety system (Nexa Guard) filters bad language, pornography and similar harmful content, checks links, and alerts a human controller when a child may be at risk. Nothing else in your messages is used to judge or punish you [lawyer to confirm this wording against the monitoring actually done].</w:t>
-      </w:r>
-    </w:p>
-    <w:p>
-      <w:pPr>
-        <w:spacing w:after="140" w:before="0" w:line="288"/>
-      </w:pPr>
-      <w:r>
-        <w:rPr>
-          <w:rFonts w:ascii="Aptos" w:cs="Aptos" w:eastAsia="Aptos" w:hAnsi="Aptos"/>
-        </w:rPr>
-        <w:t xml:space="preserve">1.13.3 </w:t>
-      </w:r>
-      <w:r>
-        <w:rPr>
-          <w:rFonts w:ascii="Aptos" w:cs="Aptos" w:eastAsia="Aptos" w:hAnsi="Aptos"/>
-          <w:b/>
-          <w:bCs/>
-        </w:rPr>
-        <w:t xml:space="preserve">Behaviour ladder.</w:t>
-      </w:r>
-      <w:r>
-        <w:rPr>
-          <w:rFonts w:ascii="Aptos" w:cs="Aptos" w:eastAsia="Aptos" w:hAnsi="Aptos"/>
-        </w:rPr>
-        <w:t xml:space="preserve"> Breaking the rules leads to steps: a reminder, a warning, a pause on posting (for example 24 hours), and then a review of the account. A person, never the AI alone, makes any decision to suspend an account.</w:t>
-      </w:r>
-    </w:p>
-    <w:p>
-      <w:pPr>
-        <w:pStyle w:val="Heading2"/>
-      </w:pPr>
-      <w:r>
-        <w:rPr>
-          <w:rFonts w:ascii="Aptos" w:cs="Aptos" w:eastAsia="Aptos" w:hAnsi="Aptos"/>
-        </w:rPr>
-        <w:t xml:space="preserve">1.14 Institutions</w:t>
-      </w:r>
-    </w:p>
-    <w:p>
-      <w:pPr>
-        <w:spacing w:after="140" w:before="0" w:line="288"/>
-      </w:pPr>
-      <w:r>
-        <w:rPr>
-          <w:rFonts w:ascii="Aptos" w:cs="Aptos" w:eastAsia="Aptos" w:hAnsi="Aptos"/>
-        </w:rPr>
-        <w:t xml:space="preserve">1.14.1 Schools, colleges, coaching centres and other institutions use NexaTute under a separate institution agreement with a data processing agreement. If that agreement conflicts with these Terms, the institution agreement applies between us and the institution.</w:t>
-      </w:r>
-    </w:p>
-    <w:p>
-      <w:pPr>
-        <w:spacing w:after="140" w:before="0" w:line="288"/>
-      </w:pPr>
-      <w:r>
-        <w:rPr>
-          <w:rFonts w:ascii="Aptos" w:cs="Aptos" w:eastAsia="Aptos" w:hAnsi="Aptos"/>
-        </w:rPr>
-        <w:t xml:space="preserve">1.14.2 The institution must:</w:t>
-      </w:r>
-    </w:p>
-    <w:p>
-      <w:pPr>
-        <w:pStyle w:val="ListParagraph"/>
-        <w:numPr>
-          <w:ilvl w:val="0"/>
-          <w:numId w:val="2"/>
-        </w:numPr>
-        <w:spacing w:after="60" w:before="0"/>
-      </w:pPr>
-      <w:r>
-        <w:rPr>
-          <w:rFonts w:ascii="Aptos" w:cs="Aptos" w:eastAsia="Aptos" w:hAnsi="Aptos"/>
-        </w:rPr>
-        <w:t xml:space="preserve">have the right to enrol its learners;</w:t>
-      </w:r>
-    </w:p>
-    <w:p>
-      <w:pPr>
-        <w:pStyle w:val="ListParagraph"/>
-        <w:numPr>
-          <w:ilvl w:val="0"/>
-          <w:numId w:val="2"/>
-        </w:numPr>
-        <w:spacing w:after="60" w:before="0"/>
-      </w:pPr>
-      <w:r>
-        <w:rPr>
-          <w:rFonts w:ascii="Aptos" w:cs="Aptos" w:eastAsia="Aptos" w:hAnsi="Aptos"/>
-        </w:rPr>
-        <w:t xml:space="preserve">collect guardian consent for learners under 18 on our form, or let us collect it directly;</w:t>
-      </w:r>
-    </w:p>
-    <w:p>
-      <w:pPr>
-        <w:pStyle w:val="ListParagraph"/>
-        <w:numPr>
-          <w:ilvl w:val="0"/>
-          <w:numId w:val="2"/>
-        </w:numPr>
-        <w:spacing w:after="60" w:before="0"/>
-      </w:pPr>
-      <w:r>
-        <w:rPr>
-          <w:rFonts w:ascii="Aptos" w:cs="Aptos" w:eastAsia="Aptos" w:hAnsi="Aptos"/>
-        </w:rPr>
-        <w:t xml:space="preserve">keep its staff accounts secure;</w:t>
-      </w:r>
-    </w:p>
-    <w:p>
-      <w:pPr>
-        <w:pStyle w:val="ListParagraph"/>
-        <w:numPr>
-          <w:ilvl w:val="0"/>
-          <w:numId w:val="2"/>
-        </w:numPr>
-        <w:spacing w:after="60" w:before="0"/>
-      </w:pPr>
-      <w:r>
-        <w:rPr>
-          <w:rFonts w:ascii="Aptos" w:cs="Aptos" w:eastAsia="Aptos" w:hAnsi="Aptos"/>
-        </w:rPr>
-        <w:t xml:space="preserve">use learner data only for teaching those learners.</w:t>
-      </w:r>
-    </w:p>
-    <w:p>
-      <w:pPr>
-        <w:spacing w:after="140" w:before="0" w:line="288"/>
-      </w:pPr>
-      <w:r>
-        <w:rPr>
-          <w:rFonts w:ascii="Aptos" w:cs="Aptos" w:eastAsia="Aptos" w:hAnsi="Aptos"/>
-        </w:rPr>
-        <w:t xml:space="preserve">1.14.3 The institution sees only its own learners. It does not see details of a learner's mental-health notes or safety incidents; those go to the guardian and our human controller. The institution receives only a notice that an incident happened.</w:t>
-      </w:r>
-    </w:p>
-    <w:p>
-      <w:pPr>
-        <w:spacing w:after="140" w:before="0" w:line="288"/>
-      </w:pPr>
-      <w:r>
-        <w:rPr>
-          <w:rFonts w:ascii="Aptos" w:cs="Aptos" w:eastAsia="Aptos" w:hAnsi="Aptos"/>
-        </w:rPr>
-        <w:t xml:space="preserve">1.14.4 The institution is responsible for material it uploads, including Cambridge, Pearson or IB papers, and for the marks its teachers approve.</w:t>
-      </w:r>
-    </w:p>
-    <w:p>
-      <w:pPr>
-        <w:spacing w:after="140" w:before="0" w:line="288"/>
-      </w:pPr>
-      <w:r>
-        <w:rPr>
-          <w:rFonts w:ascii="Aptos" w:cs="Aptos" w:eastAsia="Aptos" w:hAnsi="Aptos"/>
-        </w:rPr>
-        <w:t xml:space="preserve">1.14.5 When a learner leaves an institution, the learner's account stays with the learner. The institution can view that learner's records for 90 more days; the family can download them at any time.</w:t>
-      </w:r>
-    </w:p>
-    <w:p>
-      <w:pPr>
-        <w:pStyle w:val="Heading2"/>
-      </w:pPr>
-      <w:r>
-        <w:rPr>
-          <w:rFonts w:ascii="Aptos" w:cs="Aptos" w:eastAsia="Aptos" w:hAnsi="Aptos"/>
-        </w:rPr>
-        <w:t xml:space="preserve">1.15 Free Beta, Free Trial and free tier</w:t>
-      </w:r>
-    </w:p>
-    <w:p>
-      <w:pPr>
-        <w:spacing w:after="140" w:before="0" w:line="288"/>
-      </w:pPr>
-      <w:r>
-        <w:rPr>
-          <w:rFonts w:ascii="Aptos" w:cs="Aptos" w:eastAsia="Aptos" w:hAnsi="Aptos"/>
-        </w:rPr>
-        <w:t xml:space="preserve">1.15.1 </w:t>
-      </w:r>
-      <w:r>
-        <w:rPr>
-          <w:rFonts w:ascii="Aptos" w:cs="Aptos" w:eastAsia="Aptos" w:hAnsi="Aptos"/>
-          <w:b/>
-          <w:bCs/>
-        </w:rPr>
-        <w:t xml:space="preserve">Free Beta.</w:t>
-      </w:r>
-      <w:r>
-        <w:rPr>
-          <w:rFonts w:ascii="Aptos" w:cs="Aptos" w:eastAsia="Aptos" w:hAnsi="Aptos"/>
-        </w:rPr>
-        <w:t xml:space="preserve"> The Free Beta is a free testing programme for a limited time [to insert: dates; currently planned 20 November–9 December 2026 for NexaTute and 1–20 January 2027 for PlayBoom]. No payment card is needed. It does not turn into a paid plan automatically.</w:t>
-      </w:r>
-    </w:p>
-    <w:p>
-      <w:pPr>
-        <w:spacing w:after="140" w:before="0" w:line="288"/>
-      </w:pPr>
-      <w:r>
-        <w:rPr>
-          <w:rFonts w:ascii="Aptos" w:cs="Aptos" w:eastAsia="Aptos" w:hAnsi="Aptos"/>
-        </w:rPr>
-        <w:t xml:space="preserve">1.15.2 </w:t>
-      </w:r>
-      <w:r>
-        <w:rPr>
-          <w:rFonts w:ascii="Aptos" w:cs="Aptos" w:eastAsia="Aptos" w:hAnsi="Aptos"/>
-          <w:b/>
-          <w:bCs/>
-        </w:rPr>
-        <w:t xml:space="preserve">Free Beta limits.</w:t>
-      </w:r>
-      <w:r>
-        <w:rPr>
-          <w:rFonts w:ascii="Aptos" w:cs="Aptos" w:eastAsia="Aptos" w:hAnsi="Aptos"/>
-        </w:rPr>
-        <w:t xml:space="preserve"> During the Free Beta:</w:t>
-      </w:r>
-    </w:p>
-    <w:p>
-      <w:pPr>
-        <w:pStyle w:val="ListParagraph"/>
-        <w:numPr>
-          <w:ilvl w:val="0"/>
-          <w:numId w:val="2"/>
-        </w:numPr>
-        <w:spacing w:after="60" w:before="0"/>
-      </w:pPr>
-      <w:r>
-        <w:rPr>
-          <w:rFonts w:ascii="Aptos" w:cs="Aptos" w:eastAsia="Aptos" w:hAnsi="Aptos"/>
-        </w:rPr>
-        <w:t xml:space="preserve">AI tutor time is limited (30 minutes a day, default, editable);</w:t>
-      </w:r>
-    </w:p>
-    <w:p>
-      <w:pPr>
-        <w:pStyle w:val="ListParagraph"/>
-        <w:numPr>
-          <w:ilvl w:val="0"/>
-          <w:numId w:val="2"/>
-        </w:numPr>
-        <w:spacing w:after="60" w:before="0"/>
-      </w:pPr>
-      <w:r>
-        <w:rPr>
-          <w:rFonts w:ascii="Aptos" w:cs="Aptos" w:eastAsia="Aptos" w:hAnsi="Aptos"/>
-        </w:rPr>
-        <w:t xml:space="preserve">classes are not recorded;</w:t>
-      </w:r>
-    </w:p>
-    <w:p>
-      <w:pPr>
-        <w:pStyle w:val="ListParagraph"/>
-        <w:numPr>
-          <w:ilvl w:val="0"/>
-          <w:numId w:val="2"/>
-        </w:numPr>
-        <w:spacing w:after="60" w:before="0"/>
-      </w:pPr>
-      <w:r>
-        <w:rPr>
-          <w:rFonts w:ascii="Aptos" w:cs="Aptos" w:eastAsia="Aptos" w:hAnsi="Aptos"/>
-        </w:rPr>
-        <w:t xml:space="preserve">new users may wait in a queue when many people are online;</w:t>
-      </w:r>
-    </w:p>
-    <w:p>
-      <w:pPr>
-        <w:pStyle w:val="ListParagraph"/>
-        <w:numPr>
-          <w:ilvl w:val="0"/>
-          <w:numId w:val="2"/>
-        </w:numPr>
-        <w:spacing w:after="60" w:before="0"/>
-      </w:pPr>
-      <w:r>
-        <w:rPr>
-          <w:rFonts w:ascii="Aptos" w:cs="Aptos" w:eastAsia="Aptos" w:hAnsi="Aptos"/>
-        </w:rPr>
-        <w:t xml:space="preserve">features may change, pause or have errors.</w:t>
-      </w:r>
-    </w:p>
-    <w:p>
-      <w:pPr>
-        <w:spacing w:after="140" w:before="0" w:line="288"/>
-      </w:pPr>
-      <w:r>
-        <w:rPr>
-          <w:rFonts w:ascii="Aptos" w:cs="Aptos" w:eastAsia="Aptos" w:hAnsi="Aptos"/>
-        </w:rPr>
-        <w:t xml:space="preserve">We may change the limits or end the Free Beta early, and we will tell you on the website and in the app.</w:t>
-      </w:r>
-    </w:p>
-    <w:p>
-      <w:pPr>
-        <w:spacing w:after="140" w:before="0" w:line="288"/>
-      </w:pPr>
-      <w:r>
-        <w:rPr>
-          <w:rFonts w:ascii="Aptos" w:cs="Aptos" w:eastAsia="Aptos" w:hAnsi="Aptos"/>
-        </w:rPr>
-        <w:t xml:space="preserve">1.15.3 </w:t>
-      </w:r>
-      <w:r>
-        <w:rPr>
-          <w:rFonts w:ascii="Aptos" w:cs="Aptos" w:eastAsia="Aptos" w:hAnsi="Aptos"/>
-          <w:b/>
-          <w:bCs/>
-        </w:rPr>
-        <w:t xml:space="preserve">Feedback.</w:t>
-      </w:r>
-      <w:r>
-        <w:rPr>
-          <w:rFonts w:ascii="Aptos" w:cs="Aptos" w:eastAsia="Aptos" w:hAnsi="Aptos"/>
-        </w:rPr>
-        <w:t xml:space="preserve"> Your feedback and the "Report a problem" tickets help us fix NexaTute. We may use feedback without paying you, but we do not publish your name or personal data with it.</w:t>
-      </w:r>
-    </w:p>
-    <w:p>
-      <w:pPr>
-        <w:spacing w:after="140" w:before="0" w:line="288"/>
-      </w:pPr>
-      <w:r>
-        <w:rPr>
-          <w:rFonts w:ascii="Aptos" w:cs="Aptos" w:eastAsia="Aptos" w:hAnsi="Aptos"/>
-        </w:rPr>
-        <w:t xml:space="preserve">1.15.4 </w:t>
-      </w:r>
-      <w:r>
-        <w:rPr>
-          <w:rFonts w:ascii="Aptos" w:cs="Aptos" w:eastAsia="Aptos" w:hAnsi="Aptos"/>
-          <w:b/>
-          <w:bCs/>
-        </w:rPr>
-        <w:t xml:space="preserve">Your data.</w:t>
-      </w:r>
-      <w:r>
-        <w:rPr>
-          <w:rFonts w:ascii="Aptos" w:cs="Aptos" w:eastAsia="Aptos" w:hAnsi="Aptos"/>
-        </w:rPr>
-        <w:t xml:space="preserve"> Your Free Beta progress stays in your learner record, so you can continue after the Free Beta. The Privacy Policy applies in full.</w:t>
-      </w:r>
-    </w:p>
-    <w:p>
-      <w:pPr>
-        <w:spacing w:after="140" w:before="0" w:line="288"/>
-      </w:pPr>
-      <w:r>
-        <w:rPr>
-          <w:rFonts w:ascii="Aptos" w:cs="Aptos" w:eastAsia="Aptos" w:hAnsi="Aptos"/>
-        </w:rPr>
-        <w:t xml:space="preserve">1.15.5 </w:t>
-      </w:r>
-      <w:r>
-        <w:rPr>
-          <w:rFonts w:ascii="Aptos" w:cs="Aptos" w:eastAsia="Aptos" w:hAnsi="Aptos"/>
-          <w:b/>
-          <w:bCs/>
-        </w:rPr>
-        <w:t xml:space="preserve">Free Trial and free tier.</w:t>
-      </w:r>
-      <w:r>
-        <w:rPr>
-          <w:rFonts w:ascii="Aptos" w:cs="Aptos" w:eastAsia="Aptos" w:hAnsi="Aptos"/>
-        </w:rPr>
-        <w:t xml:space="preserve"> The 7-day Free Trial and the lifetime free tier have the limits shown in the app. They have no refunds because they are free.</w:t>
-      </w:r>
-    </w:p>
-    <w:p>
-      <w:pPr>
-        <w:pStyle w:val="Heading2"/>
-      </w:pPr>
-      <w:r>
-        <w:rPr>
-          <w:rFonts w:ascii="Aptos" w:cs="Aptos" w:eastAsia="Aptos" w:hAnsi="Aptos"/>
-        </w:rPr>
-        <w:t xml:space="preserve">1.16 Suspension and closing an account</w:t>
-      </w:r>
-    </w:p>
-    <w:p>
-      <w:pPr>
-        <w:spacing w:after="140" w:before="0" w:line="288"/>
-      </w:pPr>
-      <w:r>
-        <w:rPr>
-          <w:rFonts w:ascii="Aptos" w:cs="Aptos" w:eastAsia="Aptos" w:hAnsi="Aptos"/>
-        </w:rPr>
-        <w:t xml:space="preserve">1.16.1 </w:t>
-      </w:r>
-      <w:r>
-        <w:rPr>
-          <w:rFonts w:ascii="Aptos" w:cs="Aptos" w:eastAsia="Aptos" w:hAnsi="Aptos"/>
-          <w:b/>
-          <w:bCs/>
-        </w:rPr>
-        <w:t xml:space="preserve">You can close your account</w:t>
-      </w:r>
-      <w:r>
-        <w:rPr>
-          <w:rFonts w:ascii="Aptos" w:cs="Aptos" w:eastAsia="Aptos" w:hAnsi="Aptos"/>
-        </w:rPr>
-        <w:t xml:space="preserve"> at any time from Settings, or the guardian can close a child's account. See the Data Deletion Instructions.</w:t>
-      </w:r>
-    </w:p>
-    <w:p>
-      <w:pPr>
-        <w:spacing w:after="140" w:before="0" w:line="288"/>
-      </w:pPr>
-      <w:r>
-        <w:rPr>
-          <w:rFonts w:ascii="Aptos" w:cs="Aptos" w:eastAsia="Aptos" w:hAnsi="Aptos"/>
-        </w:rPr>
-        <w:t xml:space="preserve">1.16.2 </w:t>
-      </w:r>
-      <w:r>
-        <w:rPr>
-          <w:rFonts w:ascii="Aptos" w:cs="Aptos" w:eastAsia="Aptos" w:hAnsi="Aptos"/>
-          <w:b/>
-          <w:bCs/>
-        </w:rPr>
-        <w:t xml:space="preserve">We may suspend or close an account</w:t>
-      </w:r>
-      <w:r>
-        <w:rPr>
-          <w:rFonts w:ascii="Aptos" w:cs="Aptos" w:eastAsia="Aptos" w:hAnsi="Aptos"/>
-        </w:rPr>
-        <w:t xml:space="preserve"> if it breaks these Terms, if the law requires it, or to protect a learner or other users. For serious harm (for example child-safety issues, fraud or attacks on the system) we may act at once. Otherwise we warn first.</w:t>
-      </w:r>
-    </w:p>
-    <w:p>
-      <w:pPr>
-        <w:spacing w:after="140" w:before="0" w:line="288"/>
-      </w:pPr>
-      <w:r>
-        <w:rPr>
-          <w:rFonts w:ascii="Aptos" w:cs="Aptos" w:eastAsia="Aptos" w:hAnsi="Aptos"/>
-        </w:rPr>
-        <w:t xml:space="preserve">1.16.3 </w:t>
-      </w:r>
-      <w:r>
-        <w:rPr>
-          <w:rFonts w:ascii="Aptos" w:cs="Aptos" w:eastAsia="Aptos" w:hAnsi="Aptos"/>
-          <w:b/>
-          <w:bCs/>
-        </w:rPr>
-        <w:t xml:space="preserve">Reasons and appeal.</w:t>
-      </w:r>
-      <w:r>
-        <w:rPr>
-          <w:rFonts w:ascii="Aptos" w:cs="Aptos" w:eastAsia="Aptos" w:hAnsi="Aptos"/>
-        </w:rPr>
-        <w:t xml:space="preserve"> We tell you the reason, unless the law or a child's safety stops us. You can appeal within 7 days (default, editable). A different person reviews the appeal.</w:t>
-      </w:r>
-    </w:p>
-    <w:p>
-      <w:pPr>
-        <w:spacing w:after="140" w:before="0" w:line="288"/>
-      </w:pPr>
-      <w:r>
-        <w:rPr>
-          <w:rFonts w:ascii="Aptos" w:cs="Aptos" w:eastAsia="Aptos" w:hAnsi="Aptos"/>
-        </w:rPr>
-        <w:t xml:space="preserve">1.16.4 </w:t>
-      </w:r>
-      <w:r>
-        <w:rPr>
-          <w:rFonts w:ascii="Aptos" w:cs="Aptos" w:eastAsia="Aptos" w:hAnsi="Aptos"/>
-          <w:b/>
-          <w:bCs/>
-        </w:rPr>
-        <w:t xml:space="preserve">Refund on closure.</w:t>
-      </w:r>
-      <w:r>
-        <w:rPr>
-          <w:rFonts w:ascii="Aptos" w:cs="Aptos" w:eastAsia="Aptos" w:hAnsi="Aptos"/>
-        </w:rPr>
-        <w:t xml:space="preserve"> If we close an account, we refund the unused part of any paid plan, unless the closure is for fraud or serious abuse and the law allows us to keep it [lawyer to confirm].</w:t>
-      </w:r>
-    </w:p>
-    <w:p>
-      <w:pPr>
-        <w:pStyle w:val="Heading2"/>
-      </w:pPr>
-      <w:r>
-        <w:rPr>
-          <w:rFonts w:ascii="Aptos" w:cs="Aptos" w:eastAsia="Aptos" w:hAnsi="Aptos"/>
-        </w:rPr>
-        <w:t xml:space="preserve">1.17 Availability and maintenance</w:t>
-      </w:r>
-    </w:p>
-    <w:p>
-      <w:pPr>
-        <w:spacing w:after="140" w:before="0" w:line="288"/>
-      </w:pPr>
-      <w:r>
-        <w:rPr>
-          <w:rFonts w:ascii="Aptos" w:cs="Aptos" w:eastAsia="Aptos" w:hAnsi="Aptos"/>
-        </w:rPr>
-        <w:t xml:space="preserve">1.17.1 We aim to keep NexaTute available at all times, but it may be slow or unavailable because of maintenance, high demand, internet problems or events outside our control. Planned maintenance is announced in advance by SMS, email or WhatsApp, on the website and on your dashboard. Live status is on status.nexatute.com.</w:t>
-      </w:r>
-    </w:p>
-    <w:p>
-      <w:pPr>
-        <w:spacing w:after="140" w:before="0" w:line="288"/>
-      </w:pPr>
-      <w:r>
-        <w:rPr>
-          <w:rFonts w:ascii="Aptos" w:cs="Aptos" w:eastAsia="Aptos" w:hAnsi="Aptos"/>
-        </w:rPr>
-        <w:t xml:space="preserve">1.17.2 Minutes lost to a platform outage are credited back automatically, as set out in the Refund Policy.</w:t>
-      </w:r>
-    </w:p>
-    <w:p>
-      <w:pPr>
-        <w:pStyle w:val="Heading2"/>
-      </w:pPr>
-      <w:r>
-        <w:rPr>
-          <w:rFonts w:ascii="Aptos" w:cs="Aptos" w:eastAsia="Aptos" w:hAnsi="Aptos"/>
-        </w:rPr>
-        <w:t xml:space="preserve">1.18 Our responsibility to you</w:t>
-      </w:r>
-    </w:p>
-    <w:p>
-      <w:pPr>
-        <w:spacing w:after="140" w:before="0" w:line="288"/>
-      </w:pPr>
-      <w:r>
-        <w:rPr>
-          <w:rFonts w:ascii="Aptos" w:cs="Aptos" w:eastAsia="Aptos" w:hAnsi="Aptos"/>
-        </w:rPr>
-        <w:t xml:space="preserve">1.18.1 We provide the Service with reasonable care and skill. We are responsible for loss caused by our breach of these Terms or our negligence where the loss was foreseeable.</w:t>
-      </w:r>
-    </w:p>
-    <w:p>
-      <w:pPr>
-        <w:spacing w:after="140" w:before="0" w:line="288"/>
-      </w:pPr>
-      <w:r>
-        <w:rPr>
-          <w:rFonts w:ascii="Aptos" w:cs="Aptos" w:eastAsia="Aptos" w:hAnsi="Aptos"/>
-        </w:rPr>
-        <w:t xml:space="preserve">1.18.2 We are not responsible for:</w:t>
-      </w:r>
-    </w:p>
-    <w:p>
-      <w:pPr>
-        <w:pStyle w:val="ListParagraph"/>
-        <w:numPr>
-          <w:ilvl w:val="0"/>
-          <w:numId w:val="2"/>
-        </w:numPr>
-        <w:spacing w:after="60" w:before="0"/>
-      </w:pPr>
-      <w:r>
-        <w:rPr>
-          <w:rFonts w:ascii="Aptos" w:cs="Aptos" w:eastAsia="Aptos" w:hAnsi="Aptos"/>
-        </w:rPr>
-        <w:t xml:space="preserve">exam results, admissions, grades or job outcomes;</w:t>
-      </w:r>
-    </w:p>
-    <w:p>
-      <w:pPr>
-        <w:pStyle w:val="ListParagraph"/>
-        <w:numPr>
-          <w:ilvl w:val="0"/>
-          <w:numId w:val="2"/>
-        </w:numPr>
-        <w:spacing w:after="60" w:before="0"/>
-      </w:pPr>
-      <w:r>
-        <w:rPr>
-          <w:rFonts w:ascii="Aptos" w:cs="Aptos" w:eastAsia="Aptos" w:hAnsi="Aptos"/>
-        </w:rPr>
-        <w:t xml:space="preserve">decisions made only on an AI answer that you did not check;</w:t>
-      </w:r>
-    </w:p>
-    <w:p>
-      <w:pPr>
-        <w:pStyle w:val="ListParagraph"/>
-        <w:numPr>
-          <w:ilvl w:val="0"/>
-          <w:numId w:val="2"/>
-        </w:numPr>
-        <w:spacing w:after="60" w:before="0"/>
-      </w:pPr>
-      <w:r>
-        <w:rPr>
-          <w:rFonts w:ascii="Aptos" w:cs="Aptos" w:eastAsia="Aptos" w:hAnsi="Aptos"/>
-        </w:rPr>
-        <w:t xml:space="preserve">content uploaded or approved by an institution, teacher or guardian (1.11.5);</w:t>
-      </w:r>
-    </w:p>
-    <w:p>
-      <w:pPr>
-        <w:pStyle w:val="ListParagraph"/>
-        <w:numPr>
-          <w:ilvl w:val="0"/>
-          <w:numId w:val="2"/>
-        </w:numPr>
-        <w:spacing w:after="60" w:before="0"/>
-      </w:pPr>
-      <w:r>
-        <w:rPr>
-          <w:rFonts w:ascii="Aptos" w:cs="Aptos" w:eastAsia="Aptos" w:hAnsi="Aptos"/>
-        </w:rPr>
-        <w:t xml:space="preserve">problems with your device, internet or mobile network;</w:t>
-      </w:r>
-    </w:p>
-    <w:p>
-      <w:pPr>
-        <w:pStyle w:val="ListParagraph"/>
-        <w:numPr>
-          <w:ilvl w:val="0"/>
-          <w:numId w:val="2"/>
-        </w:numPr>
-        <w:spacing w:after="60" w:before="0"/>
-      </w:pPr>
-      <w:r>
-        <w:rPr>
-          <w:rFonts w:ascii="Aptos" w:cs="Aptos" w:eastAsia="Aptos" w:hAnsi="Aptos"/>
-        </w:rPr>
-        <w:t xml:space="preserve">third-party services (payment providers, app stores, messaging apps), except as the law requires.</w:t>
-      </w:r>
-    </w:p>
-    <w:p>
-      <w:pPr>
-        <w:spacing w:after="140" w:before="0" w:line="288"/>
-      </w:pPr>
-      <w:r>
-        <w:rPr>
-          <w:rFonts w:ascii="Aptos" w:cs="Aptos" w:eastAsia="Aptos" w:hAnsi="Aptos"/>
-        </w:rPr>
-        <w:t xml:space="preserve">1.18.3 </w:t>
-      </w:r>
-      <w:r>
-        <w:rPr>
-          <w:rFonts w:ascii="Aptos" w:cs="Aptos" w:eastAsia="Aptos" w:hAnsi="Aptos"/>
-          <w:b/>
-          <w:bCs/>
-        </w:rPr>
-        <w:t xml:space="preserve">Limit.</w:t>
-      </w:r>
-      <w:r>
-        <w:rPr>
-          <w:rFonts w:ascii="Aptos" w:cs="Aptos" w:eastAsia="Aptos" w:hAnsi="Aptos"/>
-        </w:rPr>
-        <w:t xml:space="preserve"> Our total liability to you for any claim is limited to the amount you paid us in the 12 months before the claim (default, editable) [lawyer to confirm enforceability against consumers].</w:t>
-      </w:r>
-    </w:p>
-    <w:p>
-      <w:pPr>
-        <w:spacing w:after="140" w:before="0" w:line="288"/>
-      </w:pPr>
-      <w:r>
-        <w:rPr>
-          <w:rFonts w:ascii="Aptos" w:cs="Aptos" w:eastAsia="Aptos" w:hAnsi="Aptos"/>
-        </w:rPr>
-        <w:t xml:space="preserve">1.18.4 </w:t>
-      </w:r>
-      <w:r>
-        <w:rPr>
-          <w:rFonts w:ascii="Aptos" w:cs="Aptos" w:eastAsia="Aptos" w:hAnsi="Aptos"/>
-          <w:b/>
-          <w:bCs/>
-        </w:rPr>
-        <w:t xml:space="preserve">Your legal rights.</w:t>
-      </w:r>
-      <w:r>
-        <w:rPr>
-          <w:rFonts w:ascii="Aptos" w:cs="Aptos" w:eastAsia="Aptos" w:hAnsi="Aptos"/>
-        </w:rPr>
-        <w:t xml:space="preserve"> Nothing in these Terms limits liability for death or personal injury caused by negligence, fraud, or any other liability that the law does not allow to be limited. Nothing removes your rights under the Consumers' Right Protection Act 2009 or the consumer law of your country.</w:t>
-      </w:r>
-    </w:p>
-    <w:p>
-      <w:pPr>
-        <w:pStyle w:val="Heading2"/>
-      </w:pPr>
-      <w:r>
-        <w:rPr>
-          <w:rFonts w:ascii="Aptos" w:cs="Aptos" w:eastAsia="Aptos" w:hAnsi="Aptos"/>
-        </w:rPr>
-        <w:t xml:space="preserve">1.19 Complaints and disputes</w:t>
-      </w:r>
-    </w:p>
-    <w:p>
-      <w:pPr>
-        <w:spacing w:after="140" w:before="0" w:line="288"/>
-      </w:pPr>
-      <w:r>
-        <w:rPr>
-          <w:rFonts w:ascii="Aptos" w:cs="Aptos" w:eastAsia="Aptos" w:hAnsi="Aptos"/>
-        </w:rPr>
-        <w:t xml:space="preserve">1.19.1 </w:t>
-      </w:r>
-      <w:r>
-        <w:rPr>
-          <w:rFonts w:ascii="Aptos" w:cs="Aptos" w:eastAsia="Aptos" w:hAnsi="Aptos"/>
-          <w:b/>
-          <w:bCs/>
-        </w:rPr>
-        <w:t xml:space="preserve">Talk to us first.</w:t>
-      </w:r>
-      <w:r>
-        <w:rPr>
-          <w:rFonts w:ascii="Aptos" w:cs="Aptos" w:eastAsia="Aptos" w:hAnsi="Aptos"/>
-        </w:rPr>
-        <w:t xml:space="preserve"> Send complaints through "Report a problem" in the app, or to [to insert: support email and phone]. You get a ticket number at once. We send a first answer within 72 hours (default, editable) [lawyer to confirm the DCOG requirement] and aim to resolve the complaint within 10 working days.</w:t>
-      </w:r>
-    </w:p>
-    <w:p>
-      <w:pPr>
-        <w:spacing w:after="140" w:before="0" w:line="288"/>
-      </w:pPr>
-      <w:r>
-        <w:rPr>
-          <w:rFonts w:ascii="Aptos" w:cs="Aptos" w:eastAsia="Aptos" w:hAnsi="Aptos"/>
-        </w:rPr>
-        <w:t xml:space="preserve">1.19.2 </w:t>
-      </w:r>
-      <w:r>
-        <w:rPr>
-          <w:rFonts w:ascii="Aptos" w:cs="Aptos" w:eastAsia="Aptos" w:hAnsi="Aptos"/>
-          <w:b/>
-          <w:bCs/>
-        </w:rPr>
-        <w:t xml:space="preserve">Escalation.</w:t>
-      </w:r>
-      <w:r>
-        <w:rPr>
-          <w:rFonts w:ascii="Aptos" w:cs="Aptos" w:eastAsia="Aptos" w:hAnsi="Aptos"/>
-        </w:rPr>
-        <w:t xml:space="preserve"> If you are not satisfied, ask for the complaint to go to our compliance officer [to insert: name or role and email]. Privacy complaints go to our Data Protection Officer.</w:t>
-      </w:r>
-    </w:p>
-    <w:p>
-      <w:pPr>
-        <w:spacing w:after="140" w:before="0" w:line="288"/>
-      </w:pPr>
-      <w:r>
-        <w:rPr>
-          <w:rFonts w:ascii="Aptos" w:cs="Aptos" w:eastAsia="Aptos" w:hAnsi="Aptos"/>
-        </w:rPr>
-        <w:t xml:space="preserve">1.19.3 </w:t>
-      </w:r>
-      <w:r>
-        <w:rPr>
-          <w:rFonts w:ascii="Aptos" w:cs="Aptos" w:eastAsia="Aptos" w:hAnsi="Aptos"/>
-          <w:b/>
-          <w:bCs/>
-        </w:rPr>
-        <w:t xml:space="preserve">Consumer authority.</w:t>
-      </w:r>
-      <w:r>
-        <w:rPr>
-          <w:rFonts w:ascii="Aptos" w:cs="Aptos" w:eastAsia="Aptos" w:hAnsi="Aptos"/>
-        </w:rPr>
-        <w:t xml:space="preserve"> You may also complain to the Directorate of National Consumer Rights Protection (DNCRP) in Bangladesh. Complaints there must be made within 30 days of the cause [lawyer to confirm: CRPA 2009 s.60].</w:t>
-      </w:r>
-    </w:p>
-    <w:p>
-      <w:pPr>
-        <w:spacing w:after="140" w:before="0" w:line="288"/>
-      </w:pPr>
-      <w:r>
-        <w:rPr>
-          <w:rFonts w:ascii="Aptos" w:cs="Aptos" w:eastAsia="Aptos" w:hAnsi="Aptos"/>
-        </w:rPr>
-        <w:t xml:space="preserve">1.19.4 </w:t>
-      </w:r>
-      <w:r>
-        <w:rPr>
-          <w:rFonts w:ascii="Aptos" w:cs="Aptos" w:eastAsia="Aptos" w:hAnsi="Aptos"/>
-          <w:b/>
-          <w:bCs/>
-        </w:rPr>
-        <w:t xml:space="preserve">Law and courts.</w:t>
-      </w:r>
-      <w:r>
-        <w:rPr>
-          <w:rFonts w:ascii="Aptos" w:cs="Aptos" w:eastAsia="Aptos" w:hAnsi="Aptos"/>
-        </w:rPr>
-        <w:t xml:space="preserve"> These Terms are governed by the laws of Bangladesh. Courts in Dhaka have jurisdiction [lawyer to confirm]. If you live in another country, you keep the mandatory consumer protections of that country and may bring a claim there where its law allows.</w:t>
-      </w:r>
-    </w:p>
-    <w:p>
-      <w:pPr>
-        <w:pStyle w:val="Heading2"/>
-      </w:pPr>
-      <w:r>
-        <w:rPr>
-          <w:rFonts w:ascii="Aptos" w:cs="Aptos" w:eastAsia="Aptos" w:hAnsi="Aptos"/>
-        </w:rPr>
-        <w:t xml:space="preserve">1.20 Changes to these Terms</w:t>
-      </w:r>
-    </w:p>
-    <w:p>
-      <w:pPr>
-        <w:spacing w:after="140" w:before="0" w:line="288"/>
-      </w:pPr>
-      <w:r>
-        <w:rPr>
-          <w:rFonts w:ascii="Aptos" w:cs="Aptos" w:eastAsia="Aptos" w:hAnsi="Aptos"/>
-        </w:rPr>
-        <w:t xml:space="preserve">1.20.1 We may update these Terms. We tell you at least 30 days before an important change takes effect (default, editable), by email or SMS and in the app, in your language, with a short summary of what changed.</w:t>
-      </w:r>
-    </w:p>
-    <w:p>
-      <w:pPr>
-        <w:spacing w:after="140" w:before="0" w:line="288"/>
-      </w:pPr>
-      <w:r>
-        <w:rPr>
-          <w:rFonts w:ascii="Aptos" w:cs="Aptos" w:eastAsia="Aptos" w:hAnsi="Aptos"/>
-        </w:rPr>
-        <w:t xml:space="preserve">1.20.2 If you do not agree with a change, you may cancel before it takes effect and get a refund of the unused part of your plan. Every version is kept with its date, and we record your acceptance.</w:t>
-      </w:r>
-    </w:p>
-    <w:p>
-      <w:pPr>
-        <w:pStyle w:val="Heading2"/>
-      </w:pPr>
-      <w:r>
-        <w:rPr>
-          <w:rFonts w:ascii="Aptos" w:cs="Aptos" w:eastAsia="Aptos" w:hAnsi="Aptos"/>
-        </w:rPr>
-        <w:t xml:space="preserve">1.21 Contact</w:t>
-      </w:r>
-    </w:p>
-    <w:p>
-      <w:pPr>
-        <w:pStyle w:val="ListParagraph"/>
-        <w:numPr>
-          <w:ilvl w:val="0"/>
-          <w:numId w:val="2"/>
-        </w:numPr>
-        <w:spacing w:after="60" w:before="0"/>
-      </w:pPr>
-      <w:r>
-        <w:rPr>
-          <w:rFonts w:ascii="Aptos" w:cs="Aptos" w:eastAsia="Aptos" w:hAnsi="Aptos"/>
-        </w:rPr>
-        <w:t xml:space="preserve">Company: RemonLogic Private Limited, [to insert: registered address], Bangladesh.</w:t>
-      </w:r>
-    </w:p>
-    <w:p>
-      <w:pPr>
-        <w:pStyle w:val="ListParagraph"/>
-        <w:numPr>
-          <w:ilvl w:val="0"/>
-          <w:numId w:val="2"/>
-        </w:numPr>
-        <w:spacing w:after="60" w:before="0"/>
-      </w:pPr>
-      <w:r>
-        <w:rPr>
-          <w:rFonts w:ascii="Aptos" w:cs="Aptos" w:eastAsia="Aptos" w:hAnsi="Aptos"/>
-        </w:rPr>
-        <w:t xml:space="preserve">Support: [to insert: email and phone].</w:t>
-      </w:r>
-    </w:p>
-    <w:p>
-      <w:pPr>
-        <w:pStyle w:val="ListParagraph"/>
-        <w:numPr>
-          <w:ilvl w:val="0"/>
-          <w:numId w:val="2"/>
-        </w:numPr>
-        <w:spacing w:after="60" w:before="0"/>
-      </w:pPr>
-      <w:r>
-        <w:rPr>
-          <w:rFonts w:ascii="Aptos" w:cs="Aptos" w:eastAsia="Aptos" w:hAnsi="Aptos"/>
-        </w:rPr>
-        <w:t xml:space="preserve">Data Protection Officer: [to insert: name and email].</w:t>
-      </w:r>
-    </w:p>
-    <w:p>
-      <w:pPr>
-        <w:pStyle w:val="ListParagraph"/>
-        <w:numPr>
-          <w:ilvl w:val="0"/>
-          <w:numId w:val="2"/>
-        </w:numPr>
-        <w:spacing w:after="60" w:before="0"/>
-      </w:pPr>
-      <w:r>
-        <w:rPr>
-          <w:rFonts w:ascii="Aptos" w:cs="Aptos" w:eastAsia="Aptos" w:hAnsi="Aptos"/>
-        </w:rPr>
-        <w:t xml:space="preserve">Security reports: security@nexatute.com.</w:t>
-      </w:r>
-    </w:p>
-    <w:p>
-      <w:pPr>
-        <w:pStyle w:val="Heading1"/>
-        <w:pageBreakBefore/>
-      </w:pPr>
-      <w:r>
-        <w:rPr>
-          <w:rFonts w:ascii="Aptos" w:cs="Aptos" w:eastAsia="Aptos" w:hAnsi="Aptos"/>
-        </w:rPr>
-        <w:t xml:space="preserve">2. Privacy Policy</w:t>
+        <w:t xml:space="preserve">In short</w:t>
       </w:r>
     </w:p>
     <w:p>
@@ -10415,10 +10657,8 @@
       <w:r>
         <w:rPr>
           <w:rFonts w:ascii="Aptos" w:cs="Aptos" w:eastAsia="Aptos" w:hAnsi="Aptos"/>
-          <w:b/>
-          <w:bCs/>
-        </w:rPr>
-        <w:t xml:space="preserve">In short</w:t>
+        </w:rPr>
+        <w:t xml:space="preserve">- We collect only what we need to teach: account details, learning progress, and, if you choose, recordings and face verification. We do not sell your data and we show no advertising on NexaTute.</w:t>
       </w:r>
     </w:p>
     <w:p>
@@ -10434,7 +10674,7 @@
         <w:rPr>
           <w:rFonts w:ascii="Aptos" w:cs="Aptos" w:eastAsia="Aptos" w:hAnsi="Aptos"/>
         </w:rPr>
-        <w:t xml:space="preserve">- We collect only what we need to teach: account details, learning progress, and, if you choose, recordings and face verification. We do not sell your data and we show no advertising on NexaTute.</w:t>
+        <w:t xml:space="preserve">- For learners under 18, a guardian must consent. We do not profile, track or target advertising at children. Their learning data is used only to teach them.</w:t>
       </w:r>
     </w:p>
     <w:p>
@@ -10450,7 +10690,7 @@
         <w:rPr>
           <w:rFonts w:ascii="Aptos" w:cs="Aptos" w:eastAsia="Aptos" w:hAnsi="Aptos"/>
         </w:rPr>
-        <w:t xml:space="preserve">- For learners under 18, a guardian must consent. We do not profile, track or target advertising at children. Their learning data is used only to teach them.</w:t>
+        <w:t xml:space="preserve">- Our servers are in the USA. We protect your data with encryption, access controls and contracts with every provider.</w:t>
       </w:r>
     </w:p>
     <w:p>
@@ -10466,7 +10706,7 @@
         <w:rPr>
           <w:rFonts w:ascii="Aptos" w:cs="Aptos" w:eastAsia="Aptos" w:hAnsi="Aptos"/>
         </w:rPr>
-        <w:t xml:space="preserve">- Our servers are in the USA. We protect your data with encryption, access controls and contracts with every provider.</w:t>
+        <w:t xml:space="preserve">- You can see, download, correct and delete your data. A guardian can do this for a child.</w:t>
       </w:r>
     </w:p>
     <w:p>
@@ -10482,22 +10722,6 @@
         <w:rPr>
           <w:rFonts w:ascii="Aptos" w:cs="Aptos" w:eastAsia="Aptos" w:hAnsi="Aptos"/>
         </w:rPr>
-        <w:t xml:space="preserve">- You can see, download, correct and delete your data. A guardian can do this for a child.</w:t>
-      </w:r>
-    </w:p>
-    <w:p>
-      <w:pPr>
-        <w:pBdr>
-          <w:left w:val="single" w:color="17365D" w:sz="24" w:space="8"/>
-        </w:pBdr>
-        <w:shd w:fill="EEF2F8" w:color="auto" w:val="clear"/>
-        <w:spacing w:after="160" w:before="120" w:line="276"/>
-        <w:ind w:left="200" w:right="120"/>
-      </w:pPr>
-      <w:r>
-        <w:rPr>
-          <w:rFonts w:ascii="Aptos" w:cs="Aptos" w:eastAsia="Aptos" w:hAnsi="Aptos"/>
-        </w:rPr>
         <w:t xml:space="preserve">- Draft for lawyer review, 30 October 2026. Not yet in force.</w:t>
       </w:r>
     </w:p>
@@ -10531,7 +10755,7 @@
         <w:rPr>
           <w:rFonts w:ascii="Aptos" w:cs="Aptos" w:eastAsia="Aptos" w:hAnsi="Aptos"/>
         </w:rPr>
-        <w:t xml:space="preserve">2.1.2 Our Data Protection Officer (DPO) handles privacy questions and requests: [to insert: name, email such as dpo@nexatute.com, and postal address].</w:t>
+        <w:t xml:space="preserve">2.1.2 Our Data Protection Officer (DPO) handles privacy questions and requests: [to insert: name and postal address]; write to the Privacy and data requests email on our Contact page [set in admin: Privacy &amp; data requests email].</w:t>
       </w:r>
     </w:p>
     <w:p>
@@ -12868,7 +13092,31 @@
         <w:rPr>
           <w:rFonts w:ascii="Aptos" w:cs="Aptos" w:eastAsia="Aptos" w:hAnsi="Aptos"/>
         </w:rPr>
-        <w:t xml:space="preserve"> Learners under 18 are never shown offers for Remon Motion Studio, NexaLogicDev or any other RemonLogic or third-party product, and their data is never shared with those products.</w:t>
+        <w:t xml:space="preserve"> Learners under 18 are never shown offers for Remon Motion Studio, NexaLogicDev or any other RemonLogic or third-party product, and their data is never shared with those products. Interest-based suggestions, cross-product offers and discounts are shown only to users aged 18 or over; under-18 learners can take the free Motion Studio course with guardian consent and see no offers.</w:t>
+      </w:r>
+    </w:p>
+    <w:p>
+      <w:pPr>
+        <w:pStyle w:val="ListParagraph"/>
+        <w:numPr>
+          <w:ilvl w:val="0"/>
+          <w:numId w:val="2"/>
+        </w:numPr>
+        <w:spacing w:after="60" w:before="0"/>
+      </w:pPr>
+      <w:r>
+        <w:rPr>
+          <w:rFonts w:ascii="Aptos" w:cs="Aptos" w:eastAsia="Aptos" w:hAnsi="Aptos"/>
+          <w:b/>
+          <w:bCs/>
+        </w:rPr>
+        <w:t xml:space="preserve">Marketplace.</w:t>
+      </w:r>
+      <w:r>
+        <w:rPr>
+          <w:rFonts w:ascii="Aptos" w:cs="Aptos" w:eastAsia="Aptos" w:hAnsi="Aptos"/>
+        </w:rPr>
+        <w:t xml:space="preserve"> In the shared RemonLogic marketplace, learners under 18 see only NexaTute learning items, and every purchase needs the guardian's approval.</w:t>
       </w:r>
     </w:p>
     <w:p>
@@ -14279,7 +14527,7 @@
         <w:rPr>
           <w:rFonts w:ascii="Aptos" w:cs="Aptos" w:eastAsia="Aptos" w:hAnsi="Aptos"/>
         </w:rPr>
-        <w:t xml:space="preserve">Authorities: when the law requires, or to protect a child from harm.</w:t>
+        <w:t xml:space="preserve">Authorities: when the law requires, or to protect a child from harm. An AI tool checks each request (authority, legal power, scope, urgency) and drafts an opinion; a named person decides and approves every disclosure. Nothing is disclosed on the AI's opinion alone, and every request is logged. Authorities write to the Legal and law-enforcement requests email on our Contact page [set in admin: Legal &amp; law-enforcement requests email].</w:t>
       </w:r>
     </w:p>
     <w:p>
@@ -15272,7 +15520,7 @@
                 <w:sz w:val="17"/>
                 <w:szCs w:val="17"/>
               </w:rPr>
-              <w:t xml:space="preserve">6 months after the case closes</w:t>
+              <w:t xml:space="preserve">6 months after the case closes; child-safety and serious safety cases 3 years after closing, or longer under a legal hold [lawyer to confirm]</w:t>
             </w:r>
           </w:p>
         </w:tc>
@@ -15420,7 +15668,7 @@
                 <w:sz w:val="17"/>
                 <w:szCs w:val="17"/>
               </w:rPr>
-              <w:t xml:space="preserve">[to insert]</w:t>
+              <w:t xml:space="preserve">2 years</w:t>
             </w:r>
           </w:p>
         </w:tc>
@@ -16421,7 +16669,7 @@
         <w:rPr>
           <w:rFonts w:ascii="Aptos" w:cs="Aptos" w:eastAsia="Aptos" w:hAnsi="Aptos"/>
         </w:rPr>
-        <w:t xml:space="preserve">We tell you before an important change takes effect, in your language. If a change needs new consent, we ask for it and nothing changes until you agree. Every version is kept with its date.</w:t>
+        <w:t xml:space="preserve">We keep every version of this policy with its date. For a material change we tell you at least 30 days in advance, in the app and by email or SMS, in your language, with a summary. Where a change needs new consent (the guardian's for a learner under 18), we ask for it actively and nothing changes until you agree; continued use is never treated as consent. Minor changes (corrections, clearer wording) apply after notice.</w:t>
       </w:r>
     </w:p>
     <w:p>
@@ -16433,6 +16681,17 @@
           <w:rFonts w:ascii="Aptos" w:cs="Aptos" w:eastAsia="Aptos" w:hAnsi="Aptos"/>
         </w:rPr>
         <w:t xml:space="preserve">2.14 Contact</w:t>
+      </w:r>
+    </w:p>
+    <w:p>
+      <w:pPr>
+        <w:spacing w:after="140" w:before="0" w:line="288"/>
+      </w:pPr>
+      <w:r>
+        <w:rPr>
+          <w:rFonts w:ascii="Aptos" w:cs="Aptos" w:eastAsia="Aptos" w:hAnsi="Aptos"/>
+        </w:rPr>
+        <w:t xml:space="preserve">Each type of request has its own email address, listed on our Contact page and set from our admin panel.</w:t>
       </w:r>
     </w:p>
     <w:p>
@@ -16448,7 +16707,7 @@
         <w:rPr>
           <w:rFonts w:ascii="Aptos" w:cs="Aptos" w:eastAsia="Aptos" w:hAnsi="Aptos"/>
         </w:rPr>
-        <w:t xml:space="preserve">Data Protection Officer: [to insert: name and email].</w:t>
+        <w:t xml:space="preserve">Data Protection Officer: [to insert: name]; the Privacy and data requests email on our Contact page [set in admin: Privacy &amp; data requests email].</w:t>
       </w:r>
     </w:p>
     <w:p>
@@ -16480,7 +16739,7 @@
         <w:rPr>
           <w:rFonts w:ascii="Aptos" w:cs="Aptos" w:eastAsia="Aptos" w:hAnsi="Aptos"/>
         </w:rPr>
-        <w:t xml:space="preserve">Support: [to insert: email and phone].</w:t>
+        <w:t xml:space="preserve">Support: the Support email on our Contact page [set in admin: Support email]; phone [set in admin: Support phone, shown only while the line is staffed].</w:t>
       </w:r>
     </w:p>
     <w:p>
@@ -16496,7 +16755,7 @@
         <w:rPr>
           <w:rFonts w:ascii="Aptos" w:cs="Aptos" w:eastAsia="Aptos" w:hAnsi="Aptos"/>
         </w:rPr>
-        <w:t xml:space="preserve">Security problems: security@nexatute.com.</w:t>
+        <w:t xml:space="preserve">Security problems: [set in admin: Security reports email].</w:t>
       </w:r>
     </w:p>
     <w:p>
@@ -18068,7 +18327,7 @@
         <w:rPr>
           <w:rFonts w:ascii="Aptos" w:cs="Aptos" w:eastAsia="Aptos" w:hAnsi="Aptos"/>
         </w:rPr>
-        <w:t xml:space="preserve">3.4.1 Children cannot pay. Every purchase request from a learner under 18 goes to the guardian's phone. Payment happens only after you approve it. This covers plans, Daily Passes, Nexa Co-Teacher Passes, Doubt Passes, Crash Packs, storage, MindForge Pro and marketplace items.</w:t>
+        <w:t xml:space="preserve">3.4.1 Children cannot pay. Every purchase request from a learner under 18 goes to the guardian's phone. Payment happens only after you approve it. This covers plans, Daily Passes, Nexa Co-Teacher Passes, Doubt Passes, Crash Packs, storage, MindForge Pro and NexaTute learning items in the marketplace (learners under 18 see no other marketplace items).</w:t>
       </w:r>
     </w:p>
     <w:p>
@@ -18618,7 +18877,7 @@
         <w:rPr>
           <w:rFonts w:ascii="Aptos" w:cs="Aptos" w:eastAsia="Aptos" w:hAnsi="Aptos"/>
         </w:rPr>
-        <w:t xml:space="preserve">3.8.3 You can also write to our Data Protection Officer: [to insert: email].</w:t>
+        <w:t xml:space="preserve">3.8.3 You can also write to our Data Protection Officer at the Privacy and data requests email on our Contact page [set in admin: Privacy &amp; data requests email].</w:t>
       </w:r>
     </w:p>
     <w:p>
@@ -18689,7 +18948,7 @@
         <w:rPr>
           <w:rFonts w:ascii="Aptos" w:cs="Aptos" w:eastAsia="Aptos" w:hAnsi="Aptos"/>
         </w:rPr>
-        <w:t xml:space="preserve">Data Protection Officer: [to insert: name and email].</w:t>
+        <w:t xml:space="preserve">Data Protection Officer: [to insert: name]; the Privacy and data requests email on our Contact page [set in admin: Privacy &amp; data requests email].</w:t>
       </w:r>
     </w:p>
     <w:p>
@@ -18705,7 +18964,7 @@
         <w:rPr>
           <w:rFonts w:ascii="Aptos" w:cs="Aptos" w:eastAsia="Aptos" w:hAnsi="Aptos"/>
         </w:rPr>
-        <w:t xml:space="preserve">Support: [to insert: email and phone].</w:t>
+        <w:t xml:space="preserve">Support: the Support email on our Contact page [set in admin: Support email].</w:t>
       </w:r>
     </w:p>
     <w:p>
@@ -18721,7 +18980,7 @@
         <w:rPr>
           <w:rFonts w:ascii="Aptos" w:cs="Aptos" w:eastAsia="Aptos" w:hAnsi="Aptos"/>
         </w:rPr>
-        <w:t xml:space="preserve">To report a child-safety concern at any time, use "Report a problem" and choose "Safety", or write to [to insert: safety email].</w:t>
+        <w:t xml:space="preserve">To report a child-safety concern at any time, use "Report a problem" and choose "Safety", or write to the Child-safety reports email on our Contact page [set in admin: Child-safety reports email].</w:t>
       </w:r>
     </w:p>
     <w:p>
@@ -18815,7 +19074,7 @@
         <w:rPr>
           <w:rFonts w:ascii="Aptos" w:cs="Aptos" w:eastAsia="Aptos" w:hAnsi="Aptos"/>
         </w:rPr>
-        <w:t xml:space="preserve">- Paid plans carry a learning guarantee: if a learner who takes part fully does not improve, the minutes come back as credit.</w:t>
+        <w:t xml:space="preserve">- Paid plans carry a learning guarantee: if a learner who takes part fully does not improve, the minutes are added back to the course.</w:t>
       </w:r>
     </w:p>
     <w:p>
@@ -18831,6 +19090,22 @@
         <w:rPr>
           <w:rFonts w:ascii="Aptos" w:cs="Aptos" w:eastAsia="Aptos" w:hAnsi="Aptos"/>
         </w:rPr>
+        <w:t xml:space="preserve">- Refunds go back to the payment method you used. We hold no money balance for you.</w:t>
+      </w:r>
+    </w:p>
+    <w:p>
+      <w:pPr>
+        <w:pBdr>
+          <w:left w:val="single" w:color="17365D" w:sz="24" w:space="8"/>
+        </w:pBdr>
+        <w:shd w:fill="EEF2F8" w:color="auto" w:val="clear"/>
+        <w:spacing w:after="160" w:before="120" w:line="276"/>
+        <w:ind w:left="200" w:right="120"/>
+      </w:pPr>
+      <w:r>
+        <w:rPr>
+          <w:rFonts w:ascii="Aptos" w:cs="Aptos" w:eastAsia="Aptos" w:hAnsi="Aptos"/>
+        </w:rPr>
         <w:t xml:space="preserve">- Draft for lawyer review, 30 October 2026. Not yet in force.</w:t>
       </w:r>
     </w:p>
@@ -18853,7 +19128,7 @@
         <w:rPr>
           <w:rFonts w:ascii="Aptos" w:cs="Aptos" w:eastAsia="Aptos" w:hAnsi="Aptos"/>
         </w:rPr>
-        <w:t xml:space="preserve">4.1.1 This policy covers purchases of NexaTute plans, PlayBoom plans, passes, add-ons and [Option A: wallet top-ups / Option B: extra-minute packs] (see Terms of Use 1.7) made on nexatute.com or in the NexaTute apps.</w:t>
+        <w:t xml:space="preserve">4.1.1 This policy covers purchases of NexaTute plans, PlayBoom plans, passes, add-ons and named extra-minutes plans (see Terms of Use 1.7) made on nexatute.com or in the NexaTute apps.</w:t>
       </w:r>
     </w:p>
     <w:p>
@@ -18914,9 +19189,9 @@
         <w:tblLayout w:type="fixed"/>
       </w:tblPr>
       <w:tblGrid>
-        <w:gridCol w:w="3523"/>
-        <w:gridCol w:w="1982"/>
-        <w:gridCol w:w="3801"/>
+        <w:gridCol w:w="3168"/>
+        <w:gridCol w:w="2417"/>
+        <w:gridCol w:w="3721"/>
       </w:tblGrid>
       <w:tr>
         <w:trPr>
@@ -18925,7 +19200,7 @@
         </w:trPr>
         <w:tc>
           <w:tcPr>
-            <w:tcW w:type="dxa" w:w="3523"/>
+            <w:tcW w:type="dxa" w:w="3168"/>
             <w:tcBorders>
               <w:top w:val="single" w:color="C9D3E3" w:sz="4"/>
               <w:left w:val="single" w:color="C9D3E3" w:sz="4"/>
@@ -18960,7 +19235,7 @@
         </w:tc>
         <w:tc>
           <w:tcPr>
-            <w:tcW w:type="dxa" w:w="1982"/>
+            <w:tcW w:type="dxa" w:w="2417"/>
             <w:tcBorders>
               <w:top w:val="single" w:color="C9D3E3" w:sz="4"/>
               <w:left w:val="single" w:color="C9D3E3" w:sz="4"/>
@@ -18995,7 +19270,7 @@
         </w:tc>
         <w:tc>
           <w:tcPr>
-            <w:tcW w:type="dxa" w:w="3801"/>
+            <w:tcW w:type="dxa" w:w="3721"/>
             <w:tcBorders>
               <w:top w:val="single" w:color="C9D3E3" w:sz="4"/>
               <w:left w:val="single" w:color="C9D3E3" w:sz="4"/>
@@ -19035,41 +19310,41 @@
         </w:trPr>
         <w:tc>
           <w:tcPr>
-            <w:tcW w:type="dxa" w:w="3523"/>
-            <w:tcBorders>
-              <w:top w:val="single" w:color="C9D3E3" w:sz="4"/>
-              <w:left w:val="single" w:color="C9D3E3" w:sz="4"/>
-              <w:bottom w:val="single" w:color="C9D3E3" w:sz="4"/>
-              <w:right w:val="single" w:color="C9D3E3" w:sz="4"/>
-            </w:tcBorders>
-            <w:tcMar>
-              <w:top w:type="dxa" w:w="50"/>
-              <w:left w:type="dxa" w:w="90"/>
-              <w:bottom w:type="dxa" w:w="50"/>
-              <w:right w:type="dxa" w:w="90"/>
-            </w:tcMar>
-            <w:vAlign w:val="center"/>
-          </w:tcPr>
-          <w:p>
-            <w:pPr>
-              <w:spacing w:after="0" w:before="0" w:line="252"/>
-            </w:pPr>
-            <w:r>
-              <w:rPr>
-                <w:rFonts w:ascii="Aptos" w:cs="Aptos" w:eastAsia="Aptos" w:hAnsi="Aptos"/>
-                <w:b w:val="false"/>
-                <w:bCs w:val="false"/>
-                <w:color w:val="111111"/>
-                <w:sz w:val="17"/>
-                <w:szCs w:val="17"/>
-              </w:rPr>
-              <w:t xml:space="preserve">Fresh purchase (plan, pass, add-on, top-up or pack)</w:t>
-            </w:r>
-          </w:p>
-        </w:tc>
-        <w:tc>
-          <w:tcPr>
-            <w:tcW w:type="dxa" w:w="1982"/>
+            <w:tcW w:type="dxa" w:w="3168"/>
+            <w:tcBorders>
+              <w:top w:val="single" w:color="C9D3E3" w:sz="4"/>
+              <w:left w:val="single" w:color="C9D3E3" w:sz="4"/>
+              <w:bottom w:val="single" w:color="C9D3E3" w:sz="4"/>
+              <w:right w:val="single" w:color="C9D3E3" w:sz="4"/>
+            </w:tcBorders>
+            <w:tcMar>
+              <w:top w:type="dxa" w:w="50"/>
+              <w:left w:type="dxa" w:w="90"/>
+              <w:bottom w:type="dxa" w:w="50"/>
+              <w:right w:type="dxa" w:w="90"/>
+            </w:tcMar>
+            <w:vAlign w:val="center"/>
+          </w:tcPr>
+          <w:p>
+            <w:pPr>
+              <w:spacing w:after="0" w:before="0" w:line="252"/>
+            </w:pPr>
+            <w:r>
+              <w:rPr>
+                <w:rFonts w:ascii="Aptos" w:cs="Aptos" w:eastAsia="Aptos" w:hAnsi="Aptos"/>
+                <w:b w:val="false"/>
+                <w:bCs w:val="false"/>
+                <w:color w:val="111111"/>
+                <w:sz w:val="17"/>
+                <w:szCs w:val="17"/>
+              </w:rPr>
+              <w:t xml:space="preserve">Fresh purchase (plan, pass, add-on or extra-minutes plan)</w:t>
+            </w:r>
+          </w:p>
+        </w:tc>
+        <w:tc>
+          <w:tcPr>
+            <w:tcW w:type="dxa" w:w="2417"/>
             <w:tcBorders>
               <w:top w:val="single" w:color="C9D3E3" w:sz="4"/>
               <w:left w:val="single" w:color="C9D3E3" w:sz="4"/>
@@ -19103,35 +19378,35 @@
         </w:tc>
         <w:tc>
           <w:tcPr>
-            <w:tcW w:type="dxa" w:w="3801"/>
-            <w:tcBorders>
-              <w:top w:val="single" w:color="C9D3E3" w:sz="4"/>
-              <w:left w:val="single" w:color="C9D3E3" w:sz="4"/>
-              <w:bottom w:val="single" w:color="C9D3E3" w:sz="4"/>
-              <w:right w:val="single" w:color="C9D3E3" w:sz="4"/>
-            </w:tcBorders>
-            <w:tcMar>
-              <w:top w:type="dxa" w:w="50"/>
-              <w:left w:type="dxa" w:w="90"/>
-              <w:bottom w:type="dxa" w:w="50"/>
-              <w:right w:type="dxa" w:w="90"/>
-            </w:tcMar>
-            <w:vAlign w:val="center"/>
-          </w:tcPr>
-          <w:p>
-            <w:pPr>
-              <w:spacing w:after="0" w:before="0" w:line="252"/>
-            </w:pPr>
-            <w:r>
-              <w:rPr>
-                <w:rFonts w:ascii="Aptos" w:cs="Aptos" w:eastAsia="Aptos" w:hAnsi="Aptos"/>
-                <w:b w:val="false"/>
-                <w:bCs w:val="false"/>
-                <w:color w:val="111111"/>
-                <w:sz w:val="17"/>
-                <w:szCs w:val="17"/>
-              </w:rPr>
-              <w:t xml:space="preserve">100% of the unused part: unused days of a plan, or unused [wallet balance / pack minutes]</w:t>
+            <w:tcW w:type="dxa" w:w="3721"/>
+            <w:tcBorders>
+              <w:top w:val="single" w:color="C9D3E3" w:sz="4"/>
+              <w:left w:val="single" w:color="C9D3E3" w:sz="4"/>
+              <w:bottom w:val="single" w:color="C9D3E3" w:sz="4"/>
+              <w:right w:val="single" w:color="C9D3E3" w:sz="4"/>
+            </w:tcBorders>
+            <w:tcMar>
+              <w:top w:type="dxa" w:w="50"/>
+              <w:left w:type="dxa" w:w="90"/>
+              <w:bottom w:type="dxa" w:w="50"/>
+              <w:right w:type="dxa" w:w="90"/>
+            </w:tcMar>
+            <w:vAlign w:val="center"/>
+          </w:tcPr>
+          <w:p>
+            <w:pPr>
+              <w:spacing w:after="0" w:before="0" w:line="252"/>
+            </w:pPr>
+            <w:r>
+              <w:rPr>
+                <w:rFonts w:ascii="Aptos" w:cs="Aptos" w:eastAsia="Aptos" w:hAnsi="Aptos"/>
+                <w:b w:val="false"/>
+                <w:bCs w:val="false"/>
+                <w:color w:val="111111"/>
+                <w:sz w:val="17"/>
+                <w:szCs w:val="17"/>
+              </w:rPr>
+              <w:t xml:space="preserve">100% of the unused part: unused days of a plan, or unused minutes of an extra-minutes plan</w:t>
             </w:r>
           </w:p>
         </w:tc>
@@ -19142,7 +19417,7 @@
         </w:trPr>
         <w:tc>
           <w:tcPr>
-            <w:tcW w:type="dxa" w:w="3523"/>
+            <w:tcW w:type="dxa" w:w="3168"/>
             <w:tcBorders>
               <w:top w:val="single" w:color="C9D3E3" w:sz="4"/>
               <w:left w:val="single" w:color="C9D3E3" w:sz="4"/>
@@ -19177,7 +19452,7 @@
         </w:tc>
         <w:tc>
           <w:tcPr>
-            <w:tcW w:type="dxa" w:w="1982"/>
+            <w:tcW w:type="dxa" w:w="2417"/>
             <w:tcBorders>
               <w:top w:val="single" w:color="C9D3E3" w:sz="4"/>
               <w:left w:val="single" w:color="C9D3E3" w:sz="4"/>
@@ -19212,7 +19487,7 @@
         </w:tc>
         <w:tc>
           <w:tcPr>
-            <w:tcW w:type="dxa" w:w="3801"/>
+            <w:tcW w:type="dxa" w:w="3721"/>
             <w:tcBorders>
               <w:top w:val="single" w:color="C9D3E3" w:sz="4"/>
               <w:left w:val="single" w:color="C9D3E3" w:sz="4"/>
@@ -19252,7 +19527,7 @@
         </w:trPr>
         <w:tc>
           <w:tcPr>
-            <w:tcW w:type="dxa" w:w="3523"/>
+            <w:tcW w:type="dxa" w:w="3168"/>
             <w:tcBorders>
               <w:top w:val="single" w:color="C9D3E3" w:sz="4"/>
               <w:left w:val="single" w:color="C9D3E3" w:sz="4"/>
@@ -19286,7 +19561,7 @@
         </w:tc>
         <w:tc>
           <w:tcPr>
-            <w:tcW w:type="dxa" w:w="1982"/>
+            <w:tcW w:type="dxa" w:w="2417"/>
             <w:tcBorders>
               <w:top w:val="single" w:color="C9D3E3" w:sz="4"/>
               <w:left w:val="single" w:color="C9D3E3" w:sz="4"/>
@@ -19320,7 +19595,7 @@
         </w:tc>
         <w:tc>
           <w:tcPr>
-            <w:tcW w:type="dxa" w:w="3801"/>
+            <w:tcW w:type="dxa" w:w="3721"/>
             <w:tcBorders>
               <w:top w:val="single" w:color="C9D3E3" w:sz="4"/>
               <w:left w:val="single" w:color="C9D3E3" w:sz="4"/>
@@ -19359,7 +19634,7 @@
         </w:trPr>
         <w:tc>
           <w:tcPr>
-            <w:tcW w:type="dxa" w:w="3523"/>
+            <w:tcW w:type="dxa" w:w="3168"/>
             <w:tcBorders>
               <w:top w:val="single" w:color="C9D3E3" w:sz="4"/>
               <w:left w:val="single" w:color="C9D3E3" w:sz="4"/>
@@ -19394,7 +19669,7 @@
         </w:tc>
         <w:tc>
           <w:tcPr>
-            <w:tcW w:type="dxa" w:w="1982"/>
+            <w:tcW w:type="dxa" w:w="2417"/>
             <w:tcBorders>
               <w:top w:val="single" w:color="C9D3E3" w:sz="4"/>
               <w:left w:val="single" w:color="C9D3E3" w:sz="4"/>
@@ -19429,7 +19704,7 @@
         </w:tc>
         <w:tc>
           <w:tcPr>
-            <w:tcW w:type="dxa" w:w="3801"/>
+            <w:tcW w:type="dxa" w:w="3721"/>
             <w:tcBorders>
               <w:top w:val="single" w:color="C9D3E3" w:sz="4"/>
               <w:left w:val="single" w:color="C9D3E3" w:sz="4"/>
@@ -19469,7 +19744,7 @@
         </w:trPr>
         <w:tc>
           <w:tcPr>
-            <w:tcW w:type="dxa" w:w="3523"/>
+            <w:tcW w:type="dxa" w:w="3168"/>
             <w:tcBorders>
               <w:top w:val="single" w:color="C9D3E3" w:sz="4"/>
               <w:left w:val="single" w:color="C9D3E3" w:sz="4"/>
@@ -19503,7 +19778,7 @@
         </w:tc>
         <w:tc>
           <w:tcPr>
-            <w:tcW w:type="dxa" w:w="1982"/>
+            <w:tcW w:type="dxa" w:w="2417"/>
             <w:tcBorders>
               <w:top w:val="single" w:color="C9D3E3" w:sz="4"/>
               <w:left w:val="single" w:color="C9D3E3" w:sz="4"/>
@@ -19537,35 +19812,35 @@
         </w:tc>
         <w:tc>
           <w:tcPr>
-            <w:tcW w:type="dxa" w:w="3801"/>
-            <w:tcBorders>
-              <w:top w:val="single" w:color="C9D3E3" w:sz="4"/>
-              <w:left w:val="single" w:color="C9D3E3" w:sz="4"/>
-              <w:bottom w:val="single" w:color="C9D3E3" w:sz="4"/>
-              <w:right w:val="single" w:color="C9D3E3" w:sz="4"/>
-            </w:tcBorders>
-            <w:tcMar>
-              <w:top w:type="dxa" w:w="50"/>
-              <w:left w:type="dxa" w:w="90"/>
-              <w:bottom w:type="dxa" w:w="50"/>
-              <w:right w:type="dxa" w:w="90"/>
-            </w:tcMar>
-            <w:vAlign w:val="center"/>
-          </w:tcPr>
-          <w:p>
-            <w:pPr>
-              <w:spacing w:after="0" w:before="0" w:line="252"/>
-            </w:pPr>
-            <w:r>
-              <w:rPr>
-                <w:rFonts w:ascii="Aptos" w:cs="Aptos" w:eastAsia="Aptos" w:hAnsi="Aptos"/>
-                <w:b w:val="false"/>
-                <w:bCs w:val="false"/>
-                <w:color w:val="111111"/>
-                <w:sz w:val="17"/>
-                <w:szCs w:val="17"/>
-              </w:rPr>
-              <w:t xml:space="preserve">Lost 1:1 minutes credited within 24 hours, and validity extended by the length of the outage</w:t>
+            <w:tcW w:type="dxa" w:w="3721"/>
+            <w:tcBorders>
+              <w:top w:val="single" w:color="C9D3E3" w:sz="4"/>
+              <w:left w:val="single" w:color="C9D3E3" w:sz="4"/>
+              <w:bottom w:val="single" w:color="C9D3E3" w:sz="4"/>
+              <w:right w:val="single" w:color="C9D3E3" w:sz="4"/>
+            </w:tcBorders>
+            <w:tcMar>
+              <w:top w:type="dxa" w:w="50"/>
+              <w:left w:type="dxa" w:w="90"/>
+              <w:bottom w:type="dxa" w:w="50"/>
+              <w:right w:type="dxa" w:w="90"/>
+            </w:tcMar>
+            <w:vAlign w:val="center"/>
+          </w:tcPr>
+          <w:p>
+            <w:pPr>
+              <w:spacing w:after="0" w:before="0" w:line="252"/>
+            </w:pPr>
+            <w:r>
+              <w:rPr>
+                <w:rFonts w:ascii="Aptos" w:cs="Aptos" w:eastAsia="Aptos" w:hAnsi="Aptos"/>
+                <w:b w:val="false"/>
+                <w:bCs w:val="false"/>
+                <w:color w:val="111111"/>
+                <w:sz w:val="17"/>
+                <w:szCs w:val="17"/>
+              </w:rPr>
+              <w:t xml:space="preserve">Lost 1:1 minutes added back to your course within 24 hours, and validity extended by the length of the outage</w:t>
             </w:r>
           </w:p>
         </w:tc>
@@ -19576,7 +19851,7 @@
         </w:trPr>
         <w:tc>
           <w:tcPr>
-            <w:tcW w:type="dxa" w:w="3523"/>
+            <w:tcW w:type="dxa" w:w="3168"/>
             <w:tcBorders>
               <w:top w:val="single" w:color="C9D3E3" w:sz="4"/>
               <w:left w:val="single" w:color="C9D3E3" w:sz="4"/>
@@ -19611,7 +19886,7 @@
         </w:tc>
         <w:tc>
           <w:tcPr>
-            <w:tcW w:type="dxa" w:w="1982"/>
+            <w:tcW w:type="dxa" w:w="2417"/>
             <w:tcBorders>
               <w:top w:val="single" w:color="C9D3E3" w:sz="4"/>
               <w:left w:val="single" w:color="C9D3E3" w:sz="4"/>
@@ -19646,7 +19921,7 @@
         </w:tc>
         <w:tc>
           <w:tcPr>
-            <w:tcW w:type="dxa" w:w="3801"/>
+            <w:tcW w:type="dxa" w:w="3721"/>
             <w:tcBorders>
               <w:top w:val="single" w:color="C9D3E3" w:sz="4"/>
               <w:left w:val="single" w:color="C9D3E3" w:sz="4"/>
@@ -19686,7 +19961,7 @@
         </w:trPr>
         <w:tc>
           <w:tcPr>
-            <w:tcW w:type="dxa" w:w="3523"/>
+            <w:tcW w:type="dxa" w:w="3168"/>
             <w:tcBorders>
               <w:top w:val="single" w:color="C9D3E3" w:sz="4"/>
               <w:left w:val="single" w:color="C9D3E3" w:sz="4"/>
@@ -19720,7 +19995,7 @@
         </w:tc>
         <w:tc>
           <w:tcPr>
-            <w:tcW w:type="dxa" w:w="1982"/>
+            <w:tcW w:type="dxa" w:w="2417"/>
             <w:tcBorders>
               <w:top w:val="single" w:color="C9D3E3" w:sz="4"/>
               <w:left w:val="single" w:color="C9D3E3" w:sz="4"/>
@@ -19754,7 +20029,7 @@
         </w:tc>
         <w:tc>
           <w:tcPr>
-            <w:tcW w:type="dxa" w:w="3801"/>
+            <w:tcW w:type="dxa" w:w="3721"/>
             <w:tcBorders>
               <w:top w:val="single" w:color="C9D3E3" w:sz="4"/>
               <w:left w:val="single" w:color="C9D3E3" w:sz="4"/>
@@ -19793,7 +20068,7 @@
         </w:trPr>
         <w:tc>
           <w:tcPr>
-            <w:tcW w:type="dxa" w:w="3523"/>
+            <w:tcW w:type="dxa" w:w="3168"/>
             <w:tcBorders>
               <w:top w:val="single" w:color="C9D3E3" w:sz="4"/>
               <w:left w:val="single" w:color="C9D3E3" w:sz="4"/>
@@ -19828,7 +20103,7 @@
         </w:tc>
         <w:tc>
           <w:tcPr>
-            <w:tcW w:type="dxa" w:w="1982"/>
+            <w:tcW w:type="dxa" w:w="2417"/>
             <w:tcBorders>
               <w:top w:val="single" w:color="C9D3E3" w:sz="4"/>
               <w:left w:val="single" w:color="C9D3E3" w:sz="4"/>
@@ -19863,7 +20138,7 @@
         </w:tc>
         <w:tc>
           <w:tcPr>
-            <w:tcW w:type="dxa" w:w="3801"/>
+            <w:tcW w:type="dxa" w:w="3721"/>
             <w:tcBorders>
               <w:top w:val="single" w:color="C9D3E3" w:sz="4"/>
               <w:left w:val="single" w:color="C9D3E3" w:sz="4"/>
@@ -19903,41 +20178,41 @@
         </w:trPr>
         <w:tc>
           <w:tcPr>
-            <w:tcW w:type="dxa" w:w="3523"/>
-            <w:tcBorders>
-              <w:top w:val="single" w:color="C9D3E3" w:sz="4"/>
-              <w:left w:val="single" w:color="C9D3E3" w:sz="4"/>
-              <w:bottom w:val="single" w:color="C9D3E3" w:sz="4"/>
-              <w:right w:val="single" w:color="C9D3E3" w:sz="4"/>
-            </w:tcBorders>
-            <w:tcMar>
-              <w:top w:type="dxa" w:w="50"/>
-              <w:left w:type="dxa" w:w="90"/>
-              <w:bottom w:type="dxa" w:w="50"/>
-              <w:right w:type="dxa" w:w="90"/>
-            </w:tcMar>
-            <w:vAlign w:val="center"/>
-          </w:tcPr>
-          <w:p>
-            <w:pPr>
-              <w:spacing w:after="0" w:before="0" w:line="252"/>
-            </w:pPr>
-            <w:r>
-              <w:rPr>
-                <w:rFonts w:ascii="Aptos" w:cs="Aptos" w:eastAsia="Aptos" w:hAnsi="Aptos"/>
-                <w:b w:val="false"/>
-                <w:bCs w:val="false"/>
-                <w:color w:val="111111"/>
-                <w:sz w:val="17"/>
-                <w:szCs w:val="17"/>
-              </w:rPr>
-              <w:t xml:space="preserve">Shikkha Salami gift card</w:t>
-            </w:r>
-          </w:p>
-        </w:tc>
-        <w:tc>
-          <w:tcPr>
-            <w:tcW w:type="dxa" w:w="1982"/>
+            <w:tcW w:type="dxa" w:w="3168"/>
+            <w:tcBorders>
+              <w:top w:val="single" w:color="C9D3E3" w:sz="4"/>
+              <w:left w:val="single" w:color="C9D3E3" w:sz="4"/>
+              <w:bottom w:val="single" w:color="C9D3E3" w:sz="4"/>
+              <w:right w:val="single" w:color="C9D3E3" w:sz="4"/>
+            </w:tcBorders>
+            <w:tcMar>
+              <w:top w:type="dxa" w:w="50"/>
+              <w:left w:type="dxa" w:w="90"/>
+              <w:bottom w:type="dxa" w:w="50"/>
+              <w:right w:type="dxa" w:w="90"/>
+            </w:tcMar>
+            <w:vAlign w:val="center"/>
+          </w:tcPr>
+          <w:p>
+            <w:pPr>
+              <w:spacing w:after="0" w:before="0" w:line="252"/>
+            </w:pPr>
+            <w:r>
+              <w:rPr>
+                <w:rFonts w:ascii="Aptos" w:cs="Aptos" w:eastAsia="Aptos" w:hAnsi="Aptos"/>
+                <w:b w:val="false"/>
+                <w:bCs w:val="false"/>
+                <w:color w:val="111111"/>
+                <w:sz w:val="17"/>
+                <w:szCs w:val="17"/>
+              </w:rPr>
+              <w:t xml:space="preserve">Shikkha Salami gift voucher</w:t>
+            </w:r>
+          </w:p>
+        </w:tc>
+        <w:tc>
+          <w:tcPr>
+            <w:tcW w:type="dxa" w:w="2417"/>
             <w:tcBorders>
               <w:top w:val="single" w:color="C9D3E3" w:sz="4"/>
               <w:left w:val="single" w:color="C9D3E3" w:sz="4"/>
@@ -19971,35 +20246,35 @@
         </w:tc>
         <w:tc>
           <w:tcPr>
-            <w:tcW w:type="dxa" w:w="3801"/>
-            <w:tcBorders>
-              <w:top w:val="single" w:color="C9D3E3" w:sz="4"/>
-              <w:left w:val="single" w:color="C9D3E3" w:sz="4"/>
-              <w:bottom w:val="single" w:color="C9D3E3" w:sz="4"/>
-              <w:right w:val="single" w:color="C9D3E3" w:sz="4"/>
-            </w:tcBorders>
-            <w:tcMar>
-              <w:top w:type="dxa" w:w="50"/>
-              <w:left w:type="dxa" w:w="90"/>
-              <w:bottom w:type="dxa" w:w="50"/>
-              <w:right w:type="dxa" w:w="90"/>
-            </w:tcMar>
-            <w:vAlign w:val="center"/>
-          </w:tcPr>
-          <w:p>
-            <w:pPr>
-              <w:spacing w:after="0" w:before="0" w:line="252"/>
-            </w:pPr>
-            <w:r>
-              <w:rPr>
-                <w:rFonts w:ascii="Aptos" w:cs="Aptos" w:eastAsia="Aptos" w:hAnsi="Aptos"/>
-                <w:b w:val="false"/>
-                <w:bCs w:val="false"/>
-                <w:color w:val="111111"/>
-                <w:sz w:val="17"/>
-                <w:szCs w:val="17"/>
-              </w:rPr>
-              <w:t xml:space="preserve">No cash refund. Valid 12 months and can be given to someone else</w:t>
+            <w:tcW w:type="dxa" w:w="3721"/>
+            <w:tcBorders>
+              <w:top w:val="single" w:color="C9D3E3" w:sz="4"/>
+              <w:left w:val="single" w:color="C9D3E3" w:sz="4"/>
+              <w:bottom w:val="single" w:color="C9D3E3" w:sz="4"/>
+              <w:right w:val="single" w:color="C9D3E3" w:sz="4"/>
+            </w:tcBorders>
+            <w:tcMar>
+              <w:top w:type="dxa" w:w="50"/>
+              <w:left w:type="dxa" w:w="90"/>
+              <w:bottom w:type="dxa" w:w="50"/>
+              <w:right w:type="dxa" w:w="90"/>
+            </w:tcMar>
+            <w:vAlign w:val="center"/>
+          </w:tcPr>
+          <w:p>
+            <w:pPr>
+              <w:spacing w:after="0" w:before="0" w:line="252"/>
+            </w:pPr>
+            <w:r>
+              <w:rPr>
+                <w:rFonts w:ascii="Aptos" w:cs="Aptos" w:eastAsia="Aptos" w:hAnsi="Aptos"/>
+                <w:b w:val="false"/>
+                <w:bCs w:val="false"/>
+                <w:color w:val="111111"/>
+                <w:sz w:val="17"/>
+                <w:szCs w:val="17"/>
+              </w:rPr>
+              <w:t xml:space="preserve">Gift voucher for a named plan or pass; not available until our lawyer confirms the rules</w:t>
             </w:r>
           </w:p>
         </w:tc>
@@ -20010,7 +20285,7 @@
         </w:trPr>
         <w:tc>
           <w:tcPr>
-            <w:tcW w:type="dxa" w:w="3523"/>
+            <w:tcW w:type="dxa" w:w="3168"/>
             <w:tcBorders>
               <w:top w:val="single" w:color="C9D3E3" w:sz="4"/>
               <w:left w:val="single" w:color="C9D3E3" w:sz="4"/>
@@ -20039,13 +20314,13 @@
                 <w:sz w:val="17"/>
                 <w:szCs w:val="17"/>
               </w:rPr>
-              <w:t xml:space="preserve">Teacher-marketplace item</w:t>
-            </w:r>
-          </w:p>
-        </w:tc>
-        <w:tc>
-          <w:tcPr>
-            <w:tcW w:type="dxa" w:w="1982"/>
+              <w:t xml:space="preserve">Marketplace item (from us or other sellers)</w:t>
+            </w:r>
+          </w:p>
+        </w:tc>
+        <w:tc>
+          <w:tcPr>
+            <w:tcW w:type="dxa" w:w="2417"/>
             <w:tcBorders>
               <w:top w:val="single" w:color="C9D3E3" w:sz="4"/>
               <w:left w:val="single" w:color="C9D3E3" w:sz="4"/>
@@ -20074,13 +20349,13 @@
                 <w:sz w:val="17"/>
                 <w:szCs w:val="17"/>
               </w:rPr>
-              <w:t xml:space="preserve">Within 7 days</w:t>
-            </w:r>
-          </w:p>
-        </w:tc>
-        <w:tc>
-          <w:tcPr>
-            <w:tcW w:type="dxa" w:w="3801"/>
+              <w:t xml:space="preserve">Within 7 days, or any time if not as described</w:t>
+            </w:r>
+          </w:p>
+        </w:tc>
+        <w:tc>
+          <w:tcPr>
+            <w:tcW w:type="dxa" w:w="3721"/>
             <w:tcBorders>
               <w:top w:val="single" w:color="C9D3E3" w:sz="4"/>
               <w:left w:val="single" w:color="C9D3E3" w:sz="4"/>
@@ -20109,7 +20384,7 @@
                 <w:sz w:val="17"/>
                 <w:szCs w:val="17"/>
               </w:rPr>
-              <w:t xml:space="preserve">Refunded if not opened</w:t>
+              <w:t xml:space="preserve">Refunded if not downloaded or opened; at any time if it does not work as described</w:t>
             </w:r>
           </w:p>
         </w:tc>
@@ -20222,13 +20497,13 @@
           <w:b/>
           <w:bCs/>
         </w:rPr>
-        <w:t xml:space="preserve">[Option A] Wallet.</w:t>
-      </w:r>
-      <w:r>
-        <w:rPr>
-          <w:rFonts w:ascii="Aptos" w:cs="Aptos" w:eastAsia="Aptos" w:hAnsi="Aptos"/>
-        </w:rPr>
-        <w:t xml:space="preserve"> The unused balance from top-ups made in the last 30 days can be refunded. Credits we added free (outage credits, guarantee credits, rewards, referral minutes) are not refunded as money.</w:t>
+        <w:t xml:space="preserve">Extra-minutes plans.</w:t>
+      </w:r>
+      <w:r>
+        <w:rPr>
+          <w:rFonts w:ascii="Aptos" w:cs="Aptos" w:eastAsia="Aptos" w:hAnsi="Aptos"/>
+        </w:rPr>
+        <w:t xml:space="preserve"> Unused minutes of an extra-minutes plan bought in the last 30 days are refunded at that plan's price per minute. Minutes we added free (for outages, the learning guarantee, rewards or referrals) are not refunded as money.</w:t>
       </w:r>
     </w:p>
     <w:p>
@@ -20247,13 +20522,24 @@
           <w:b/>
           <w:bCs/>
         </w:rPr>
-        <w:t xml:space="preserve">[Option B] Extra-minute packs.</w:t>
-      </w:r>
-      <w:r>
-        <w:rPr>
-          <w:rFonts w:ascii="Aptos" w:cs="Aptos" w:eastAsia="Aptos" w:hAnsi="Aptos"/>
-        </w:rPr>
-        <w:t xml:space="preserve"> Unused minutes of a pack bought in the last 30 days are refunded at the pack's price per minute. Minutes we added free are not refunded as money.</w:t>
+        <w:t xml:space="preserve">Free products.</w:t>
+      </w:r>
+      <w:r>
+        <w:rPr>
+          <w:rFonts w:ascii="Aptos" w:cs="Aptos" w:eastAsia="Aptos" w:hAnsi="Aptos"/>
+        </w:rPr>
+        <w:t xml:space="preserve"> The Free Beta, Free Trial and free tier are free, so there is nothing to refund.</w:t>
+      </w:r>
+    </w:p>
+    <w:p>
+      <w:pPr>
+        <w:pStyle w:val="Heading2"/>
+      </w:pPr>
+      <w:r>
+        <w:rPr>
+          <w:rFonts w:ascii="Aptos" w:cs="Aptos" w:eastAsia="Aptos" w:hAnsi="Aptos"/>
+        </w:rPr>
+        <w:t xml:space="preserve">4.4 Minutes added back for problems on our side</w:t>
       </w:r>
     </w:p>
     <w:p>
@@ -20264,32 +20550,7 @@
         <w:rPr>
           <w:rFonts w:ascii="Aptos" w:cs="Aptos" w:eastAsia="Aptos" w:hAnsi="Aptos"/>
         </w:rPr>
-        <w:t xml:space="preserve">4.3.6 </w:t>
-      </w:r>
-      <w:r>
-        <w:rPr>
-          <w:rFonts w:ascii="Aptos" w:cs="Aptos" w:eastAsia="Aptos" w:hAnsi="Aptos"/>
-          <w:b/>
-          <w:bCs/>
-        </w:rPr>
-        <w:t xml:space="preserve">Free products.</w:t>
-      </w:r>
-      <w:r>
-        <w:rPr>
-          <w:rFonts w:ascii="Aptos" w:cs="Aptos" w:eastAsia="Aptos" w:hAnsi="Aptos"/>
-        </w:rPr>
-        <w:t xml:space="preserve"> The Free Beta, Free Trial and free tier are free, so there is nothing to refund.</w:t>
-      </w:r>
-    </w:p>
-    <w:p>
-      <w:pPr>
-        <w:pStyle w:val="Heading2"/>
-      </w:pPr>
-      <w:r>
-        <w:rPr>
-          <w:rFonts w:ascii="Aptos" w:cs="Aptos" w:eastAsia="Aptos" w:hAnsi="Aptos"/>
-        </w:rPr>
-        <w:t xml:space="preserve">4.4 Automatic credits for problems on our side</w:t>
+        <w:t xml:space="preserve">4.4.1 If a platform outage, a failed session or a stopped Nexa Teacher class makes you lose 1:1 minutes, we add them back to your course as minutes automatically within 24 hours (no money value). The validity of your plan or minutes is extended by the length of the outage.</w:t>
       </w:r>
     </w:p>
     <w:p>
@@ -20300,7 +20561,7 @@
         <w:rPr>
           <w:rFonts w:ascii="Aptos" w:cs="Aptos" w:eastAsia="Aptos" w:hAnsi="Aptos"/>
         </w:rPr>
-        <w:t xml:space="preserve">4.4.1 If a platform outage, a failed session or a stopped Nexa Teacher class makes you lose 1:1 minutes, we credit them automatically within 24 hours, at your course's per-minute rate. Under Option A they go to your wallet; under Option B they are added as minutes to your course. The validity of your plan or credit is extended by the length of the outage.</w:t>
+        <w:t xml:space="preserve">4.4.2 If a timed test is interrupted by a verified NexaTute server outage, the lost time is added back to the test.</w:t>
       </w:r>
     </w:p>
     <w:p>
@@ -20311,18 +20572,7 @@
         <w:rPr>
           <w:rFonts w:ascii="Aptos" w:cs="Aptos" w:eastAsia="Aptos" w:hAnsi="Aptos"/>
         </w:rPr>
-        <w:t xml:space="preserve">4.4.2 If a timed test is interrupted by a verified NexaTute server outage, the lost time is added back to the test.</w:t>
-      </w:r>
-    </w:p>
-    <w:p>
-      <w:pPr>
-        <w:spacing w:after="140" w:before="0" w:line="288"/>
-      </w:pPr>
-      <w:r>
-        <w:rPr>
-          <w:rFonts w:ascii="Aptos" w:cs="Aptos" w:eastAsia="Aptos" w:hAnsi="Aptos"/>
-        </w:rPr>
-        <w:t xml:space="preserve">4.4.3 If you think we missed a credit, report it within 30 days (default, editable) and we will check the session log.</w:t>
+        <w:t xml:space="preserve">4.4.3 If you think we missed minutes owed to you, report it within 30 days (default, editable) and we will check the session log.</w:t>
       </w:r>
     </w:p>
     <w:p>
@@ -20644,7 +20894,7 @@
         <w:rPr>
           <w:rFonts w:ascii="Aptos" w:cs="Aptos" w:eastAsia="Aptos" w:hAnsi="Aptos"/>
         </w:rPr>
-        <w:t xml:space="preserve"> The 1:1 minutes used in those 4 weeks come back as credit, not cash. The credit is valid 6 months, and a learner can receive it at most once per course every 3 months (defaults, editable).</w:t>
+        <w:t xml:space="preserve"> The 1:1 minutes used in those 4 weeks come back as minutes added to your course (no money value). They are valid 6 months, and a learner can receive it at most once per course every 3 months (defaults, editable).</w:t>
       </w:r>
     </w:p>
     <w:p>
@@ -20821,6 +21071,31 @@
     </w:p>
     <w:p>
       <w:pPr>
+        <w:spacing w:after="140" w:before="0" w:line="288"/>
+      </w:pPr>
+      <w:r>
+        <w:rPr>
+          <w:rFonts w:ascii="Aptos" w:cs="Aptos" w:eastAsia="Aptos" w:hAnsi="Aptos"/>
+        </w:rPr>
+        <w:t xml:space="preserve">4.7.6 </w:t>
+      </w:r>
+      <w:r>
+        <w:rPr>
+          <w:rFonts w:ascii="Aptos" w:cs="Aptos" w:eastAsia="Aptos" w:hAnsi="Aptos"/>
+          <w:b/>
+          <w:bCs/>
+        </w:rPr>
+        <w:t xml:space="preserve">Consumers in the EU and the UK.</w:t>
+      </w:r>
+      <w:r>
+        <w:rPr>
+          <w:rFonts w:ascii="Aptos" w:cs="Aptos" w:eastAsia="Aptos" w:hAnsi="Aptos"/>
+        </w:rPr>
+        <w:t xml:space="preserve"> If you are a consumer in the EU or the UK, you may withdraw from a purchase within 14 days without giving a reason, using the form in Settings or by email to the Billing and refunds email on our Contact page [set in admin: Billing &amp; refunds email]. Because our service starts at once, at checkout we ask you to request immediate start and to confirm that you understand: if you withdraw, you pay for the part already provided (for example days of a plan or minutes already used) [international firm to confirm wording and the model withdrawal form].</w:t>
+      </w:r>
+    </w:p>
+    <w:p>
+      <w:pPr>
         <w:pStyle w:val="Heading2"/>
       </w:pPr>
       <w:r>
@@ -20838,7 +21113,7 @@
         <w:rPr>
           <w:rFonts w:ascii="Aptos" w:cs="Aptos" w:eastAsia="Aptos" w:hAnsi="Aptos"/>
         </w:rPr>
-        <w:t xml:space="preserve">4.8.1 Use "Report a problem", choose "Payment", or write to [to insert: support email]. Include the receipt number. For under-18 learners, the request must come from, or be confirmed by, the guardian.</w:t>
+        <w:t xml:space="preserve">4.8.1 Use "Report a problem" and choose "Payment": our AI support assistant answers at once and can correct payment errors straight away. If it does not solve the problem, or you ask for a person, write to the Billing and refunds email on our Contact page [set in admin: Billing &amp; refunds email] with the receipt number, and a member of staff decides. If you disagree with the decision, follow the dispute steps in Terms of Use 1.19 (Disputes email [set in admin: Disputes email]). For under-18 learners, the request must come from, or be confirmed by, the guardian.</w:t>
       </w:r>
     </w:p>
     <w:p>
@@ -20981,7 +21256,7 @@
         <w:rPr>
           <w:rFonts w:ascii="Aptos" w:cs="Aptos" w:eastAsia="Aptos" w:hAnsi="Aptos"/>
         </w:rPr>
-        <w:t xml:space="preserve">Support: [to insert: email and phone].</w:t>
+        <w:t xml:space="preserve">Support: the Support email on our Contact page [set in admin: Support email]. Billing and refunds: the Billing and refunds email on our Contact page [set in admin: Billing &amp; refunds email].</w:t>
       </w:r>
     </w:p>
     <w:p>
@@ -22141,7 +22416,7 @@
         <w:rPr>
           <w:rFonts w:ascii="Aptos" w:cs="Aptos" w:eastAsia="Aptos" w:hAnsi="Aptos"/>
         </w:rPr>
-        <w:t xml:space="preserve">Data Protection Officer: [to insert: name and email].</w:t>
+        <w:t xml:space="preserve">Data Protection Officer: [to insert: name]; the Privacy and data requests email on our Contact page [set in admin: Privacy &amp; data requests email].</w:t>
       </w:r>
     </w:p>
     <w:p>
@@ -24054,7 +24329,7 @@
         <w:rPr>
           <w:rFonts w:ascii="Aptos" w:cs="Aptos" w:eastAsia="Aptos" w:hAnsi="Aptos"/>
         </w:rPr>
-        <w:t xml:space="preserve">Use "Report a problem" and choose "Wrong answer" or "Idea", or write to [to insert: support email]. To ask a person to review any decision made by the AI, write to [to insert: email] or use the appeal button shown with the decision.</w:t>
+        <w:t xml:space="preserve">Use "Report a problem" and choose "Wrong answer" or "Idea", or write to the Support email on our Contact page [set in admin: Support email]. To ask a person to review any decision made by the AI, write to the Disputes email on our Contact page [set in admin: Disputes email] or use the appeal button shown with the decision.</w:t>
       </w:r>
     </w:p>
     <w:p>
@@ -26694,7 +26969,7 @@
         <w:rPr>
           <w:rFonts w:ascii="Aptos" w:cs="Aptos" w:eastAsia="Aptos" w:hAnsi="Aptos"/>
         </w:rPr>
-        <w:t xml:space="preserve">Data Protection Officer: [to insert: name and email]. See also the Privacy Policy.</w:t>
+        <w:t xml:space="preserve">Data Protection Officer: [to insert: name]; the Privacy and data requests email on our Contact page [set in admin: Privacy &amp; data requests email]. See also the Privacy Policy.</w:t>
       </w:r>
     </w:p>
     <w:p>
@@ -26849,7 +27124,7 @@
         <w:rPr>
           <w:rFonts w:ascii="Aptos" w:cs="Aptos" w:eastAsia="Aptos" w:hAnsi="Aptos"/>
         </w:rPr>
-        <w:t xml:space="preserve"> Turn off auto-renew, and ask for any refund within the refund window (see the Refund and Cancellation Policy). [Option A: an unused wallet balance is lost when the account is deleted, unless refunded under the Refund Policy.]</w:t>
+        <w:t xml:space="preserve"> Turn off auto-renew, and ask for any refund within the refund window (see the Refund and Cancellation Policy). There is no stored balance, so nothing is lost when you delete your account.</w:t>
       </w:r>
     </w:p>
     <w:p>
@@ -26893,7 +27168,7 @@
         <w:pStyle w:val="ListParagraph"/>
         <w:numPr>
           <w:ilvl w:val="0"/>
-          <w:numId w:val="5"/>
+          <w:numId w:val="6"/>
         </w:numPr>
         <w:spacing w:after="60" w:before="0"/>
       </w:pPr>
@@ -26909,7 +27184,7 @@
         <w:pStyle w:val="ListParagraph"/>
         <w:numPr>
           <w:ilvl w:val="0"/>
-          <w:numId w:val="5"/>
+          <w:numId w:val="6"/>
         </w:numPr>
         <w:spacing w:after="60" w:before="0"/>
       </w:pPr>
@@ -26925,7 +27200,7 @@
         <w:pStyle w:val="ListParagraph"/>
         <w:numPr>
           <w:ilvl w:val="0"/>
-          <w:numId w:val="5"/>
+          <w:numId w:val="6"/>
         </w:numPr>
         <w:spacing w:after="60" w:before="0"/>
       </w:pPr>
@@ -26941,7 +27216,7 @@
         <w:pStyle w:val="ListParagraph"/>
         <w:numPr>
           <w:ilvl w:val="0"/>
-          <w:numId w:val="5"/>
+          <w:numId w:val="6"/>
         </w:numPr>
         <w:spacing w:after="60" w:before="0"/>
       </w:pPr>
@@ -27511,7 +27786,7 @@
         <w:rPr>
           <w:rFonts w:ascii="Aptos" w:cs="Aptos" w:eastAsia="Aptos" w:hAnsi="Aptos"/>
         </w:rPr>
-        <w:t xml:space="preserve">If you cannot sign in, write to [to insert: DPO email] from the phone number or email on the account. Give the learner's name, and the guardian's name for a learner under 18. We confirm your identity before deleting anything and reply within 30 days.</w:t>
+        <w:t xml:space="preserve">If you cannot sign in, write to the Privacy and data requests email on our Contact page [set in admin: Privacy &amp; data requests email] from the phone number or email on the account. Give the learner's name, and the guardian's name for a learner under 18. We confirm your identity before deleting anything and reply within 30 days.</w:t>
       </w:r>
     </w:p>
     <w:p>
@@ -27583,9 +27858,9 @@
         <w:tblLayout w:type="fixed"/>
       </w:tblPr>
       <w:tblGrid>
-        <w:gridCol w:w="2869"/>
-        <w:gridCol w:w="2838"/>
-        <w:gridCol w:w="3599"/>
+        <w:gridCol w:w="2415"/>
+        <w:gridCol w:w="3860"/>
+        <w:gridCol w:w="3031"/>
       </w:tblGrid>
       <w:tr>
         <w:trPr>
@@ -27594,7 +27869,7 @@
         </w:trPr>
         <w:tc>
           <w:tcPr>
-            <w:tcW w:type="dxa" w:w="2869"/>
+            <w:tcW w:type="dxa" w:w="2415"/>
             <w:tcBorders>
               <w:top w:val="single" w:color="C9D3E3" w:sz="4"/>
               <w:left w:val="single" w:color="C9D3E3" w:sz="4"/>
@@ -27629,7 +27904,7 @@
         </w:tc>
         <w:tc>
           <w:tcPr>
-            <w:tcW w:type="dxa" w:w="2838"/>
+            <w:tcW w:type="dxa" w:w="3860"/>
             <w:tcBorders>
               <w:top w:val="single" w:color="C9D3E3" w:sz="4"/>
               <w:left w:val="single" w:color="C9D3E3" w:sz="4"/>
@@ -27664,7 +27939,7 @@
         </w:tc>
         <w:tc>
           <w:tcPr>
-            <w:tcW w:type="dxa" w:w="3599"/>
+            <w:tcW w:type="dxa" w:w="3031"/>
             <w:tcBorders>
               <w:top w:val="single" w:color="C9D3E3" w:sz="4"/>
               <w:left w:val="single" w:color="C9D3E3" w:sz="4"/>
@@ -27704,7 +27979,7 @@
         </w:trPr>
         <w:tc>
           <w:tcPr>
-            <w:tcW w:type="dxa" w:w="2869"/>
+            <w:tcW w:type="dxa" w:w="2415"/>
             <w:tcBorders>
               <w:top w:val="single" w:color="C9D3E3" w:sz="4"/>
               <w:left w:val="single" w:color="C9D3E3" w:sz="4"/>
@@ -27738,7 +28013,7 @@
         </w:tc>
         <w:tc>
           <w:tcPr>
-            <w:tcW w:type="dxa" w:w="2838"/>
+            <w:tcW w:type="dxa" w:w="3860"/>
             <w:tcBorders>
               <w:top w:val="single" w:color="C9D3E3" w:sz="4"/>
               <w:left w:val="single" w:color="C9D3E3" w:sz="4"/>
@@ -27772,7 +28047,7 @@
         </w:tc>
         <w:tc>
           <w:tcPr>
-            <w:tcW w:type="dxa" w:w="3599"/>
+            <w:tcW w:type="dxa" w:w="3031"/>
             <w:tcBorders>
               <w:top w:val="single" w:color="C9D3E3" w:sz="4"/>
               <w:left w:val="single" w:color="C9D3E3" w:sz="4"/>
@@ -27811,7 +28086,7 @@
         </w:trPr>
         <w:tc>
           <w:tcPr>
-            <w:tcW w:type="dxa" w:w="2869"/>
+            <w:tcW w:type="dxa" w:w="2415"/>
             <w:tcBorders>
               <w:top w:val="single" w:color="C9D3E3" w:sz="4"/>
               <w:left w:val="single" w:color="C9D3E3" w:sz="4"/>
@@ -27846,7 +28121,7 @@
         </w:tc>
         <w:tc>
           <w:tcPr>
-            <w:tcW w:type="dxa" w:w="2838"/>
+            <w:tcW w:type="dxa" w:w="3860"/>
             <w:tcBorders>
               <w:top w:val="single" w:color="C9D3E3" w:sz="4"/>
               <w:left w:val="single" w:color="C9D3E3" w:sz="4"/>
@@ -27881,7 +28156,7 @@
         </w:tc>
         <w:tc>
           <w:tcPr>
-            <w:tcW w:type="dxa" w:w="3599"/>
+            <w:tcW w:type="dxa" w:w="3031"/>
             <w:tcBorders>
               <w:top w:val="single" w:color="C9D3E3" w:sz="4"/>
               <w:left w:val="single" w:color="C9D3E3" w:sz="4"/>
@@ -27921,7 +28196,7 @@
         </w:trPr>
         <w:tc>
           <w:tcPr>
-            <w:tcW w:type="dxa" w:w="2869"/>
+            <w:tcW w:type="dxa" w:w="2415"/>
             <w:tcBorders>
               <w:top w:val="single" w:color="C9D3E3" w:sz="4"/>
               <w:left w:val="single" w:color="C9D3E3" w:sz="4"/>
@@ -27955,41 +28230,41 @@
         </w:tc>
         <w:tc>
           <w:tcPr>
-            <w:tcW w:type="dxa" w:w="2838"/>
-            <w:tcBorders>
-              <w:top w:val="single" w:color="C9D3E3" w:sz="4"/>
-              <w:left w:val="single" w:color="C9D3E3" w:sz="4"/>
-              <w:bottom w:val="single" w:color="C9D3E3" w:sz="4"/>
-              <w:right w:val="single" w:color="C9D3E3" w:sz="4"/>
-            </w:tcBorders>
-            <w:tcMar>
-              <w:top w:type="dxa" w:w="50"/>
-              <w:left w:type="dxa" w:w="90"/>
-              <w:bottom w:type="dxa" w:w="50"/>
-              <w:right w:type="dxa" w:w="90"/>
-            </w:tcMar>
-            <w:vAlign w:val="center"/>
-          </w:tcPr>
-          <w:p>
-            <w:pPr>
-              <w:spacing w:after="0" w:before="0" w:line="252"/>
-            </w:pPr>
-            <w:r>
-              <w:rPr>
-                <w:rFonts w:ascii="Aptos" w:cs="Aptos" w:eastAsia="Aptos" w:hAnsi="Aptos"/>
-                <w:b w:val="false"/>
-                <w:bCs w:val="false"/>
-                <w:color w:val="111111"/>
-                <w:sz w:val="17"/>
-                <w:szCs w:val="17"/>
-              </w:rPr>
-              <w:t xml:space="preserve">6 months after the case closes</w:t>
-            </w:r>
-          </w:p>
-        </w:tc>
-        <w:tc>
-          <w:tcPr>
-            <w:tcW w:type="dxa" w:w="3599"/>
+            <w:tcW w:type="dxa" w:w="3860"/>
+            <w:tcBorders>
+              <w:top w:val="single" w:color="C9D3E3" w:sz="4"/>
+              <w:left w:val="single" w:color="C9D3E3" w:sz="4"/>
+              <w:bottom w:val="single" w:color="C9D3E3" w:sz="4"/>
+              <w:right w:val="single" w:color="C9D3E3" w:sz="4"/>
+            </w:tcBorders>
+            <w:tcMar>
+              <w:top w:type="dxa" w:w="50"/>
+              <w:left w:type="dxa" w:w="90"/>
+              <w:bottom w:type="dxa" w:w="50"/>
+              <w:right w:type="dxa" w:w="90"/>
+            </w:tcMar>
+            <w:vAlign w:val="center"/>
+          </w:tcPr>
+          <w:p>
+            <w:pPr>
+              <w:spacing w:after="0" w:before="0" w:line="252"/>
+            </w:pPr>
+            <w:r>
+              <w:rPr>
+                <w:rFonts w:ascii="Aptos" w:cs="Aptos" w:eastAsia="Aptos" w:hAnsi="Aptos"/>
+                <w:b w:val="false"/>
+                <w:bCs w:val="false"/>
+                <w:color w:val="111111"/>
+                <w:sz w:val="17"/>
+                <w:szCs w:val="17"/>
+              </w:rPr>
+              <w:t xml:space="preserve">6 months after the case closes; child-safety and serious safety cases 3 years, or longer under a legal hold [lawyer to confirm]</w:t>
+            </w:r>
+          </w:p>
+        </w:tc>
+        <w:tc>
+          <w:tcPr>
+            <w:tcW w:type="dxa" w:w="3031"/>
             <w:tcBorders>
               <w:top w:val="single" w:color="C9D3E3" w:sz="4"/>
               <w:left w:val="single" w:color="C9D3E3" w:sz="4"/>
@@ -28028,7 +28303,7 @@
         </w:trPr>
         <w:tc>
           <w:tcPr>
-            <w:tcW w:type="dxa" w:w="2869"/>
+            <w:tcW w:type="dxa" w:w="2415"/>
             <w:tcBorders>
               <w:top w:val="single" w:color="C9D3E3" w:sz="4"/>
               <w:left w:val="single" w:color="C9D3E3" w:sz="4"/>
@@ -28063,7 +28338,7 @@
         </w:tc>
         <w:tc>
           <w:tcPr>
-            <w:tcW w:type="dxa" w:w="2838"/>
+            <w:tcW w:type="dxa" w:w="3860"/>
             <w:tcBorders>
               <w:top w:val="single" w:color="C9D3E3" w:sz="4"/>
               <w:left w:val="single" w:color="C9D3E3" w:sz="4"/>
@@ -28098,7 +28373,7 @@
         </w:tc>
         <w:tc>
           <w:tcPr>
-            <w:tcW w:type="dxa" w:w="3599"/>
+            <w:tcW w:type="dxa" w:w="3031"/>
             <w:tcBorders>
               <w:top w:val="single" w:color="C9D3E3" w:sz="4"/>
               <w:left w:val="single" w:color="C9D3E3" w:sz="4"/>
@@ -28138,7 +28413,7 @@
         </w:trPr>
         <w:tc>
           <w:tcPr>
-            <w:tcW w:type="dxa" w:w="2869"/>
+            <w:tcW w:type="dxa" w:w="2415"/>
             <w:tcBorders>
               <w:top w:val="single" w:color="C9D3E3" w:sz="4"/>
               <w:left w:val="single" w:color="C9D3E3" w:sz="4"/>
@@ -28172,7 +28447,7 @@
         </w:tc>
         <w:tc>
           <w:tcPr>
-            <w:tcW w:type="dxa" w:w="2838"/>
+            <w:tcW w:type="dxa" w:w="3860"/>
             <w:tcBorders>
               <w:top w:val="single" w:color="C9D3E3" w:sz="4"/>
               <w:left w:val="single" w:color="C9D3E3" w:sz="4"/>
@@ -28206,7 +28481,7 @@
         </w:tc>
         <w:tc>
           <w:tcPr>
-            <w:tcW w:type="dxa" w:w="3599"/>
+            <w:tcW w:type="dxa" w:w="3031"/>
             <w:tcBorders>
               <w:top w:val="single" w:color="C9D3E3" w:sz="4"/>
               <w:left w:val="single" w:color="C9D3E3" w:sz="4"/>
@@ -28245,7 +28520,7 @@
         </w:trPr>
         <w:tc>
           <w:tcPr>
-            <w:tcW w:type="dxa" w:w="2869"/>
+            <w:tcW w:type="dxa" w:w="2415"/>
             <w:tcBorders>
               <w:top w:val="single" w:color="C9D3E3" w:sz="4"/>
               <w:left w:val="single" w:color="C9D3E3" w:sz="4"/>
@@ -28280,7 +28555,7 @@
         </w:tc>
         <w:tc>
           <w:tcPr>
-            <w:tcW w:type="dxa" w:w="2838"/>
+            <w:tcW w:type="dxa" w:w="3860"/>
             <w:tcBorders>
               <w:top w:val="single" w:color="C9D3E3" w:sz="4"/>
               <w:left w:val="single" w:color="C9D3E3" w:sz="4"/>
@@ -28315,7 +28590,7 @@
         </w:tc>
         <w:tc>
           <w:tcPr>
-            <w:tcW w:type="dxa" w:w="3599"/>
+            <w:tcW w:type="dxa" w:w="3031"/>
             <w:tcBorders>
               <w:top w:val="single" w:color="C9D3E3" w:sz="4"/>
               <w:left w:val="single" w:color="C9D3E3" w:sz="4"/>
@@ -28509,7 +28784,7 @@
         <w:rPr>
           <w:rFonts w:ascii="Aptos" w:cs="Aptos" w:eastAsia="Aptos" w:hAnsi="Aptos"/>
         </w:rPr>
-        <w:t xml:space="preserve">Data Protection Officer: [to insert: name and email].</w:t>
+        <w:t xml:space="preserve">Data Protection Officer: [to insert: name]; the Privacy and data requests email on our Contact page [set in admin: Privacy &amp; data requests email].</w:t>
       </w:r>
     </w:p>
     <w:p>
@@ -28594,7 +28869,7 @@
         <w:sz w:val="15"/>
         <w:szCs w:val="15"/>
       </w:rPr>
-      <w:t xml:space="preserve">Draft for lawyer review — not legal advice  •  Edition Draft 1  •  Page </w:t>
+      <w:t xml:space="preserve">Draft for lawyer review — not legal advice  •  Edition Draft 2  •  Page </w:t>
     </w:r>
     <w:r>
       <w:rPr>
@@ -28857,6 +29132,12 @@
     </w:lvlOverride>
   </w:num>
   <w:num w:numId="5">
+    <w:abstractNumId w:val="3"/>
+    <w:lvlOverride w:ilvl="0">
+      <w:startOverride w:val="1"/>
+    </w:lvlOverride>
+  </w:num>
+  <w:num w:numId="6">
     <w:abstractNumId w:val="3"/>
     <w:lvlOverride w:ilvl="0">
       <w:startOverride w:val="1"/>
